--- a/07. Algoritmos y Estructuras de Datos/Trabajo Práctico N° 2 (R).docx
+++ b/07. Algoritmos y Estructuras de Datos/Trabajo Práctico N° 2 (R).docx
@@ -49,6 +49,14 @@
           <w:sz w:val="32"/>
         </w:rPr>
       </w:pPr>
+      <w:r>
+        <w:rPr>
+          <w:rFonts w:ascii="Times New Roman" w:hAnsi="Times New Roman" w:cs="Times New Roman"/>
+          <w:b/>
+          <w:sz w:val="32"/>
+        </w:rPr>
+        <w:t>Árboles Binarios</w:t>
+      </w:r>
       <w:r>
         <w:rPr>
           <w:rFonts w:ascii="Times New Roman" w:hAnsi="Times New Roman" w:cs="Times New Roman"/>

--- a/07. Algoritmos y Estructuras de Datos/Trabajo Práctico N° 2 (R).docx
+++ b/07. Algoritmos y Estructuras de Datos/Trabajo Práctico N° 2 (R).docx
@@ -108,13 +108,2753 @@
       <w:pPr>
         <w:rPr>
           <w:rFonts w:ascii="Times New Roman" w:eastAsiaTheme="minorEastAsia" w:hAnsi="Times New Roman" w:cs="Times New Roman"/>
-          <w:sz w:val="24"/>
-          <w:lang w:val="es-MX"/>
+          <w:i/>
+          <w:iCs/>
+          <w:sz w:val="24"/>
+        </w:rPr>
+      </w:pPr>
+      <w:r>
+        <w:rPr>
+          <w:rFonts w:ascii="Times New Roman" w:eastAsiaTheme="minorEastAsia" w:hAnsi="Times New Roman" w:cs="Times New Roman"/>
+          <w:i/>
+          <w:iCs/>
+          <w:sz w:val="24"/>
+        </w:rPr>
+        <w:t>Consider</w:t>
+      </w:r>
+      <w:r>
+        <w:rPr>
+          <w:rFonts w:ascii="Times New Roman" w:eastAsiaTheme="minorEastAsia" w:hAnsi="Times New Roman" w:cs="Times New Roman"/>
+          <w:i/>
+          <w:iCs/>
+          <w:sz w:val="24"/>
+        </w:rPr>
+        <w:t xml:space="preserve">ar </w:t>
+      </w:r>
+      <w:r>
+        <w:rPr>
+          <w:rFonts w:ascii="Times New Roman" w:eastAsiaTheme="minorEastAsia" w:hAnsi="Times New Roman" w:cs="Times New Roman"/>
+          <w:i/>
+          <w:iCs/>
+          <w:sz w:val="24"/>
+        </w:rPr>
+        <w:t>la siguiente especificación de la clase Java Bina</w:t>
+      </w:r>
+      <w:r>
+        <w:rPr>
+          <w:rFonts w:ascii="Times New Roman" w:eastAsiaTheme="minorEastAsia" w:hAnsi="Times New Roman" w:cs="Times New Roman"/>
+          <w:i/>
+          <w:iCs/>
+          <w:sz w:val="24"/>
+        </w:rPr>
+        <w:t>r</w:t>
+      </w:r>
+      <w:r>
+        <w:rPr>
+          <w:rFonts w:ascii="Times New Roman" w:eastAsiaTheme="minorEastAsia" w:hAnsi="Times New Roman" w:cs="Times New Roman"/>
+          <w:i/>
+          <w:iCs/>
+          <w:sz w:val="24"/>
+        </w:rPr>
+        <w:t>yTree</w:t>
+      </w:r>
+      <w:r>
+        <w:rPr>
+          <w:rFonts w:ascii="Times New Roman" w:eastAsiaTheme="minorEastAsia" w:hAnsi="Times New Roman" w:cs="Times New Roman"/>
+          <w:i/>
+          <w:iCs/>
+          <w:sz w:val="24"/>
+        </w:rPr>
+        <w:t xml:space="preserve"> </w:t>
+      </w:r>
+      <w:r>
+        <w:rPr>
+          <w:rFonts w:ascii="Times New Roman" w:eastAsiaTheme="minorEastAsia" w:hAnsi="Times New Roman" w:cs="Times New Roman"/>
+          <w:i/>
+          <w:iCs/>
+          <w:sz w:val="24"/>
+        </w:rPr>
+        <w:t>(con la representación hijo</w:t>
+      </w:r>
+      <w:r>
+        <w:rPr>
+          <w:rFonts w:ascii="Times New Roman" w:eastAsiaTheme="minorEastAsia" w:hAnsi="Times New Roman" w:cs="Times New Roman"/>
+          <w:i/>
+          <w:iCs/>
+          <w:sz w:val="24"/>
+        </w:rPr>
+        <w:t xml:space="preserve"> </w:t>
+      </w:r>
+      <w:r>
+        <w:rPr>
+          <w:rFonts w:ascii="Times New Roman" w:eastAsiaTheme="minorEastAsia" w:hAnsi="Times New Roman" w:cs="Times New Roman"/>
+          <w:i/>
+          <w:iCs/>
+          <w:sz w:val="24"/>
+        </w:rPr>
+        <w:t>izquierdo e hijo derecho)</w:t>
+      </w:r>
+      <w:r>
+        <w:rPr>
+          <w:rFonts w:ascii="Times New Roman" w:eastAsiaTheme="minorEastAsia" w:hAnsi="Times New Roman" w:cs="Times New Roman"/>
+          <w:i/>
+          <w:iCs/>
+          <w:sz w:val="24"/>
+        </w:rPr>
+        <w:t>:</w:t>
+      </w:r>
+    </w:p>
+    <w:p>
+      <w:pPr>
+        <w:rPr>
+          <w:rFonts w:ascii="Times New Roman" w:eastAsiaTheme="minorEastAsia" w:hAnsi="Times New Roman" w:cs="Times New Roman"/>
+          <w:sz w:val="24"/>
+        </w:rPr>
+      </w:pPr>
+    </w:p>
+    <w:p>
+      <w:pPr>
+        <w:jc w:val="center"/>
+        <w:rPr>
+          <w:rFonts w:ascii="Times New Roman" w:eastAsiaTheme="minorEastAsia" w:hAnsi="Times New Roman" w:cs="Times New Roman"/>
+          <w:sz w:val="24"/>
+        </w:rPr>
+      </w:pPr>
+      <w:r>
+        <w:rPr>
+          <w:rFonts w:ascii="Times New Roman" w:eastAsiaTheme="minorEastAsia" w:hAnsi="Times New Roman" w:cs="Times New Roman"/>
+          <w:sz w:val="24"/>
+        </w:rPr>
+        <w:drawing>
+          <wp:inline distT="0" distB="0" distL="0" distR="0" wp14:anchorId="533DCDF8" wp14:editId="05139404">
+            <wp:extent cx="2448267" cy="4629796"/>
+            <wp:effectExtent l="0" t="0" r="9525" b="0"/>
+            <wp:docPr id="180875945" name="Imagen 1"/>
+            <wp:cNvGraphicFramePr>
+              <a:graphicFrameLocks xmlns:a="http://schemas.openxmlformats.org/drawingml/2006/main" noChangeAspect="1"/>
+            </wp:cNvGraphicFramePr>
+            <a:graphic xmlns:a="http://schemas.openxmlformats.org/drawingml/2006/main">
+              <a:graphicData uri="http://schemas.openxmlformats.org/drawingml/2006/picture">
+                <pic:pic xmlns:pic="http://schemas.openxmlformats.org/drawingml/2006/picture">
+                  <pic:nvPicPr>
+                    <pic:cNvPr id="180875945" name=""/>
+                    <pic:cNvPicPr/>
+                  </pic:nvPicPr>
+                  <pic:blipFill>
+                    <a:blip r:embed="rId8"/>
+                    <a:stretch>
+                      <a:fillRect/>
+                    </a:stretch>
+                  </pic:blipFill>
+                  <pic:spPr>
+                    <a:xfrm>
+                      <a:off x="0" y="0"/>
+                      <a:ext cx="2448267" cy="4629796"/>
+                    </a:xfrm>
+                    <a:prstGeom prst="rect">
+                      <a:avLst/>
+                    </a:prstGeom>
+                  </pic:spPr>
+                </pic:pic>
+              </a:graphicData>
+            </a:graphic>
+          </wp:inline>
+        </w:drawing>
+      </w:r>
+    </w:p>
+    <w:p>
+      <w:pPr>
+        <w:rPr>
+          <w:rFonts w:ascii="Times New Roman" w:eastAsiaTheme="minorEastAsia" w:hAnsi="Times New Roman" w:cs="Times New Roman"/>
+          <w:sz w:val="24"/>
+        </w:rPr>
+      </w:pPr>
+    </w:p>
+    <w:p>
+      <w:pPr>
+        <w:pStyle w:val="Prrafodelista"/>
+        <w:numPr>
+          <w:ilvl w:val="0"/>
+          <w:numId w:val="5"/>
+        </w:numPr>
+        <w:rPr>
+          <w:rFonts w:ascii="Times New Roman" w:eastAsiaTheme="minorEastAsia" w:hAnsi="Times New Roman" w:cs="Times New Roman"/>
+          <w:i/>
+          <w:iCs/>
+          <w:sz w:val="24"/>
+        </w:rPr>
+      </w:pPr>
+      <w:r>
+        <w:rPr>
+          <w:rFonts w:ascii="Times New Roman" w:eastAsiaTheme="minorEastAsia" w:hAnsi="Times New Roman" w:cs="Times New Roman"/>
+          <w:i/>
+          <w:iCs/>
+          <w:sz w:val="24"/>
+        </w:rPr>
+        <w:t>El constructor BinaryTree(T data) inicializa un árbol con el dato pasado como parámetro y</w:t>
+      </w:r>
+      <w:r>
+        <w:rPr>
+          <w:rFonts w:ascii="Times New Roman" w:eastAsiaTheme="minorEastAsia" w:hAnsi="Times New Roman" w:cs="Times New Roman"/>
+          <w:i/>
+          <w:iCs/>
+          <w:sz w:val="24"/>
+        </w:rPr>
+        <w:t xml:space="preserve"> </w:t>
+      </w:r>
+      <w:r>
+        <w:rPr>
+          <w:rFonts w:ascii="Times New Roman" w:eastAsiaTheme="minorEastAsia" w:hAnsi="Times New Roman" w:cs="Times New Roman"/>
+          <w:i/>
+          <w:iCs/>
+          <w:sz w:val="24"/>
+        </w:rPr>
+        <w:t>ambos hijos nulos.</w:t>
+      </w:r>
+    </w:p>
+    <w:p>
+      <w:pPr>
+        <w:pStyle w:val="Prrafodelista"/>
+        <w:numPr>
+          <w:ilvl w:val="0"/>
+          <w:numId w:val="5"/>
+        </w:numPr>
+        <w:rPr>
+          <w:rFonts w:ascii="Times New Roman" w:eastAsiaTheme="minorEastAsia" w:hAnsi="Times New Roman" w:cs="Times New Roman"/>
+          <w:i/>
+          <w:iCs/>
+          <w:sz w:val="24"/>
+        </w:rPr>
+      </w:pPr>
+      <w:r>
+        <w:rPr>
+          <w:rFonts w:ascii="Times New Roman" w:eastAsiaTheme="minorEastAsia" w:hAnsi="Times New Roman" w:cs="Times New Roman"/>
+          <w:i/>
+          <w:iCs/>
+          <w:sz w:val="24"/>
+        </w:rPr>
+        <w:t>Los métodos getLeftChild():BinaryTree&lt;T&gt; y getRightChild():BinaryTree&lt;T&gt; retornan</w:t>
+      </w:r>
+    </w:p>
+    <w:p>
+      <w:pPr>
+        <w:pStyle w:val="Prrafodelista"/>
+        <w:numPr>
+          <w:ilvl w:val="0"/>
+          <w:numId w:val="5"/>
+        </w:numPr>
+        <w:rPr>
+          <w:rFonts w:ascii="Times New Roman" w:eastAsiaTheme="minorEastAsia" w:hAnsi="Times New Roman" w:cs="Times New Roman"/>
+          <w:i/>
+          <w:iCs/>
+          <w:sz w:val="24"/>
+        </w:rPr>
+      </w:pPr>
+      <w:r>
+        <w:rPr>
+          <w:rFonts w:ascii="Times New Roman" w:eastAsiaTheme="minorEastAsia" w:hAnsi="Times New Roman" w:cs="Times New Roman"/>
+          <w:i/>
+          <w:iCs/>
+          <w:sz w:val="24"/>
+        </w:rPr>
+        <w:t>los hijos izquierdo y derecho</w:t>
+      </w:r>
+      <w:r>
+        <w:rPr>
+          <w:rFonts w:ascii="Times New Roman" w:eastAsiaTheme="minorEastAsia" w:hAnsi="Times New Roman" w:cs="Times New Roman"/>
+          <w:i/>
+          <w:iCs/>
+          <w:sz w:val="24"/>
+        </w:rPr>
+        <w:t>,</w:t>
+      </w:r>
+      <w:r>
+        <w:rPr>
+          <w:rFonts w:ascii="Times New Roman" w:eastAsiaTheme="minorEastAsia" w:hAnsi="Times New Roman" w:cs="Times New Roman"/>
+          <w:i/>
+          <w:iCs/>
+          <w:sz w:val="24"/>
+        </w:rPr>
+        <w:t xml:space="preserve"> respectivamente</w:t>
+      </w:r>
+      <w:r>
+        <w:rPr>
+          <w:rFonts w:ascii="Times New Roman" w:eastAsiaTheme="minorEastAsia" w:hAnsi="Times New Roman" w:cs="Times New Roman"/>
+          <w:i/>
+          <w:iCs/>
+          <w:sz w:val="24"/>
+        </w:rPr>
+        <w:t>,</w:t>
+      </w:r>
+      <w:r>
+        <w:rPr>
+          <w:rFonts w:ascii="Times New Roman" w:eastAsiaTheme="minorEastAsia" w:hAnsi="Times New Roman" w:cs="Times New Roman"/>
+          <w:i/>
+          <w:iCs/>
+          <w:sz w:val="24"/>
+        </w:rPr>
+        <w:t xml:space="preserve"> del árbol. Si no tiene el hijo</w:t>
+      </w:r>
+      <w:r>
+        <w:rPr>
+          <w:rFonts w:ascii="Times New Roman" w:eastAsiaTheme="minorEastAsia" w:hAnsi="Times New Roman" w:cs="Times New Roman"/>
+          <w:i/>
+          <w:iCs/>
+          <w:sz w:val="24"/>
+        </w:rPr>
+        <w:t>,</w:t>
+      </w:r>
+      <w:r>
+        <w:rPr>
+          <w:rFonts w:ascii="Times New Roman" w:eastAsiaTheme="minorEastAsia" w:hAnsi="Times New Roman" w:cs="Times New Roman"/>
+          <w:i/>
+          <w:iCs/>
+          <w:sz w:val="24"/>
+        </w:rPr>
+        <w:t xml:space="preserve"> tira error.</w:t>
+      </w:r>
+    </w:p>
+    <w:p>
+      <w:pPr>
+        <w:pStyle w:val="Prrafodelista"/>
+        <w:numPr>
+          <w:ilvl w:val="0"/>
+          <w:numId w:val="5"/>
+        </w:numPr>
+        <w:rPr>
+          <w:rFonts w:ascii="Times New Roman" w:eastAsiaTheme="minorEastAsia" w:hAnsi="Times New Roman" w:cs="Times New Roman"/>
+          <w:i/>
+          <w:iCs/>
+          <w:sz w:val="24"/>
+        </w:rPr>
+      </w:pPr>
+      <w:r>
+        <w:rPr>
+          <w:rFonts w:ascii="Times New Roman" w:eastAsiaTheme="minorEastAsia" w:hAnsi="Times New Roman" w:cs="Times New Roman"/>
+          <w:i/>
+          <w:iCs/>
+          <w:sz w:val="24"/>
+        </w:rPr>
+        <w:t>El método addLeftChild(BinaryTree&lt;T&gt; child) y addRightChild(BinaryTree&lt;T&gt; child)</w:t>
+      </w:r>
+    </w:p>
+    <w:p>
+      <w:pPr>
+        <w:pStyle w:val="Prrafodelista"/>
+        <w:numPr>
+          <w:ilvl w:val="0"/>
+          <w:numId w:val="5"/>
+        </w:numPr>
+        <w:rPr>
+          <w:rFonts w:ascii="Times New Roman" w:eastAsiaTheme="minorEastAsia" w:hAnsi="Times New Roman" w:cs="Times New Roman"/>
+          <w:i/>
+          <w:iCs/>
+          <w:sz w:val="24"/>
+        </w:rPr>
+      </w:pPr>
+      <w:r>
+        <w:rPr>
+          <w:rFonts w:ascii="Times New Roman" w:eastAsiaTheme="minorEastAsia" w:hAnsi="Times New Roman" w:cs="Times New Roman"/>
+          <w:i/>
+          <w:iCs/>
+          <w:sz w:val="24"/>
+        </w:rPr>
+        <w:t>agrega un hijo como hijo izquierdo o derecho del árbol.</w:t>
+      </w:r>
+    </w:p>
+    <w:p>
+      <w:pPr>
+        <w:pStyle w:val="Prrafodelista"/>
+        <w:numPr>
+          <w:ilvl w:val="0"/>
+          <w:numId w:val="5"/>
+        </w:numPr>
+        <w:rPr>
+          <w:rFonts w:ascii="Times New Roman" w:eastAsiaTheme="minorEastAsia" w:hAnsi="Times New Roman" w:cs="Times New Roman"/>
+          <w:i/>
+          <w:iCs/>
+          <w:sz w:val="24"/>
+        </w:rPr>
+      </w:pPr>
+      <w:r>
+        <w:rPr>
+          <w:rFonts w:ascii="Times New Roman" w:eastAsiaTheme="minorEastAsia" w:hAnsi="Times New Roman" w:cs="Times New Roman"/>
+          <w:i/>
+          <w:iCs/>
+          <w:sz w:val="24"/>
+        </w:rPr>
+        <w:t>El método removeLeftChild() y removeRightChild() eliminan el hijo correspondiente.</w:t>
+      </w:r>
+    </w:p>
+    <w:p>
+      <w:pPr>
+        <w:pStyle w:val="Prrafodelista"/>
+        <w:numPr>
+          <w:ilvl w:val="0"/>
+          <w:numId w:val="5"/>
+        </w:numPr>
+        <w:rPr>
+          <w:rFonts w:ascii="Times New Roman" w:eastAsiaTheme="minorEastAsia" w:hAnsi="Times New Roman" w:cs="Times New Roman"/>
+          <w:i/>
+          <w:iCs/>
+          <w:sz w:val="24"/>
+        </w:rPr>
+      </w:pPr>
+      <w:r>
+        <w:rPr>
+          <w:rFonts w:ascii="Times New Roman" w:eastAsiaTheme="minorEastAsia" w:hAnsi="Times New Roman" w:cs="Times New Roman"/>
+          <w:i/>
+          <w:iCs/>
+          <w:sz w:val="24"/>
+        </w:rPr>
+        <w:t>El método isEmpty() indica si el árbol está vacío y el método isLeaf() indica si no tiene</w:t>
+      </w:r>
+    </w:p>
+    <w:p>
+      <w:pPr>
+        <w:pStyle w:val="Prrafodelista"/>
+        <w:numPr>
+          <w:ilvl w:val="0"/>
+          <w:numId w:val="5"/>
+        </w:numPr>
+        <w:rPr>
+          <w:rFonts w:ascii="Times New Roman" w:eastAsiaTheme="minorEastAsia" w:hAnsi="Times New Roman" w:cs="Times New Roman"/>
+          <w:i/>
+          <w:iCs/>
+          <w:sz w:val="24"/>
+        </w:rPr>
+      </w:pPr>
+      <w:r>
+        <w:rPr>
+          <w:rFonts w:ascii="Times New Roman" w:eastAsiaTheme="minorEastAsia" w:hAnsi="Times New Roman" w:cs="Times New Roman"/>
+          <w:i/>
+          <w:iCs/>
+          <w:sz w:val="24"/>
+        </w:rPr>
+        <w:lastRenderedPageBreak/>
+        <w:t>hijos.</w:t>
+      </w:r>
+    </w:p>
+    <w:p>
+      <w:pPr>
+        <w:pStyle w:val="Prrafodelista"/>
+        <w:numPr>
+          <w:ilvl w:val="0"/>
+          <w:numId w:val="5"/>
+        </w:numPr>
+        <w:rPr>
+          <w:rFonts w:ascii="Times New Roman" w:eastAsiaTheme="minorEastAsia" w:hAnsi="Times New Roman" w:cs="Times New Roman"/>
+          <w:i/>
+          <w:iCs/>
+          <w:sz w:val="24"/>
+        </w:rPr>
+      </w:pPr>
+      <w:r>
+        <w:rPr>
+          <w:rFonts w:ascii="Times New Roman" w:eastAsiaTheme="minorEastAsia" w:hAnsi="Times New Roman" w:cs="Times New Roman"/>
+          <w:i/>
+          <w:iCs/>
+          <w:sz w:val="24"/>
+        </w:rPr>
+        <w:t>El método hasLeftChild() y hasRightChild() devuelve un booleano indicando si tiene</w:t>
+      </w:r>
+    </w:p>
+    <w:p>
+      <w:pPr>
+        <w:pStyle w:val="Prrafodelista"/>
+        <w:numPr>
+          <w:ilvl w:val="0"/>
+          <w:numId w:val="5"/>
+        </w:numPr>
+        <w:rPr>
+          <w:rFonts w:ascii="Times New Roman" w:eastAsiaTheme="minorEastAsia" w:hAnsi="Times New Roman" w:cs="Times New Roman"/>
+          <w:i/>
+          <w:iCs/>
+          <w:sz w:val="24"/>
+        </w:rPr>
+      </w:pPr>
+      <w:r>
+        <w:rPr>
+          <w:rFonts w:ascii="Times New Roman" w:eastAsiaTheme="minorEastAsia" w:hAnsi="Times New Roman" w:cs="Times New Roman"/>
+          <w:i/>
+          <w:iCs/>
+          <w:sz w:val="24"/>
+        </w:rPr>
+        <w:t>dicho hijo el árbol receptor del mensaje.</w:t>
+      </w:r>
+    </w:p>
+    <w:p>
+      <w:pPr>
+        <w:rPr>
+          <w:rFonts w:ascii="Times New Roman" w:eastAsiaTheme="minorEastAsia" w:hAnsi="Times New Roman" w:cs="Times New Roman"/>
+          <w:sz w:val="24"/>
+        </w:rPr>
+      </w:pPr>
+    </w:p>
+    <w:p>
+      <w:pPr>
+        <w:rPr>
+          <w:rFonts w:ascii="Times New Roman" w:eastAsiaTheme="minorEastAsia" w:hAnsi="Times New Roman" w:cs="Times New Roman"/>
+          <w:i/>
+          <w:iCs/>
+          <w:sz w:val="24"/>
+        </w:rPr>
+      </w:pPr>
+      <w:r>
+        <w:rPr>
+          <w:rFonts w:ascii="Times New Roman" w:eastAsiaTheme="minorEastAsia" w:hAnsi="Times New Roman" w:cs="Times New Roman"/>
+          <w:i/>
+          <w:iCs/>
+          <w:sz w:val="24"/>
+        </w:rPr>
+        <w:t>Anali</w:t>
+      </w:r>
+      <w:r>
+        <w:rPr>
+          <w:rFonts w:ascii="Times New Roman" w:eastAsiaTheme="minorEastAsia" w:hAnsi="Times New Roman" w:cs="Times New Roman"/>
+          <w:i/>
+          <w:iCs/>
+          <w:sz w:val="24"/>
+        </w:rPr>
+        <w:t>zar</w:t>
+      </w:r>
+      <w:r>
+        <w:rPr>
+          <w:rFonts w:ascii="Times New Roman" w:eastAsiaTheme="minorEastAsia" w:hAnsi="Times New Roman" w:cs="Times New Roman"/>
+          <w:i/>
+          <w:iCs/>
+          <w:sz w:val="24"/>
+        </w:rPr>
+        <w:t xml:space="preserve"> la implementación en JAVA de la clase BinaryTree brindada por la cátedra.</w:t>
+      </w:r>
+    </w:p>
+    <w:p>
+      <w:pPr>
+        <w:rPr>
+          <w:rFonts w:ascii="Times New Roman" w:eastAsiaTheme="minorEastAsia" w:hAnsi="Times New Roman" w:cs="Times New Roman"/>
+          <w:sz w:val="24"/>
+        </w:rPr>
+      </w:pPr>
+    </w:p>
+    <w:p>
+      <w:pPr>
+        <w:rPr>
+          <w:rFonts w:ascii="Times New Roman" w:eastAsiaTheme="minorEastAsia" w:hAnsi="Times New Roman" w:cs="Times New Roman"/>
+          <w:sz w:val="24"/>
+        </w:rPr>
+      </w:pPr>
+    </w:p>
+    <w:p>
+      <w:pPr>
+        <w:rPr>
+          <w:rFonts w:ascii="Times New Roman" w:eastAsiaTheme="minorEastAsia" w:hAnsi="Times New Roman" w:cs="Times New Roman"/>
+          <w:sz w:val="24"/>
+        </w:rPr>
+      </w:pPr>
+      <w:r>
+        <w:rPr>
+          <w:rFonts w:ascii="Times New Roman" w:eastAsiaTheme="minorEastAsia" w:hAnsi="Times New Roman" w:cs="Times New Roman"/>
+          <w:sz w:val="24"/>
+        </w:rPr>
+        <w:br w:type="page"/>
+      </w:r>
+    </w:p>
+    <w:p>
+      <w:pPr>
+        <w:rPr>
+          <w:rFonts w:ascii="Times New Roman" w:eastAsiaTheme="minorEastAsia" w:hAnsi="Times New Roman" w:cs="Times New Roman"/>
+          <w:sz w:val="28"/>
+          <w:szCs w:val="24"/>
+        </w:rPr>
+      </w:pPr>
+      <w:r>
+        <w:rPr>
+          <w:rFonts w:ascii="Times New Roman" w:eastAsiaTheme="minorEastAsia" w:hAnsi="Times New Roman" w:cs="Times New Roman"/>
+          <w:b/>
+          <w:bCs/>
+          <w:sz w:val="28"/>
+          <w:szCs w:val="24"/>
+          <w:u w:val="single"/>
+        </w:rPr>
+        <w:lastRenderedPageBreak/>
+        <w:t>Ejercicio 2.</w:t>
+      </w:r>
+    </w:p>
+    <w:p>
+      <w:pPr>
+        <w:rPr>
+          <w:rFonts w:ascii="Times New Roman" w:eastAsiaTheme="minorEastAsia" w:hAnsi="Times New Roman" w:cs="Times New Roman"/>
+          <w:sz w:val="24"/>
+        </w:rPr>
+      </w:pPr>
+    </w:p>
+    <w:p>
+      <w:pPr>
+        <w:rPr>
+          <w:rFonts w:ascii="Times New Roman" w:eastAsiaTheme="minorEastAsia" w:hAnsi="Times New Roman" w:cs="Times New Roman"/>
+          <w:i/>
+          <w:iCs/>
+          <w:sz w:val="24"/>
+        </w:rPr>
+      </w:pPr>
+      <w:r>
+        <w:rPr>
+          <w:rFonts w:ascii="Times New Roman" w:eastAsiaTheme="minorEastAsia" w:hAnsi="Times New Roman" w:cs="Times New Roman"/>
+          <w:i/>
+          <w:iCs/>
+          <w:sz w:val="24"/>
+        </w:rPr>
+        <w:t>Agreg</w:t>
+      </w:r>
+      <w:r>
+        <w:rPr>
+          <w:rFonts w:ascii="Times New Roman" w:eastAsiaTheme="minorEastAsia" w:hAnsi="Times New Roman" w:cs="Times New Roman"/>
+          <w:i/>
+          <w:iCs/>
+          <w:sz w:val="24"/>
+        </w:rPr>
+        <w:t>ar</w:t>
+      </w:r>
+      <w:r>
+        <w:rPr>
+          <w:rFonts w:ascii="Times New Roman" w:eastAsiaTheme="minorEastAsia" w:hAnsi="Times New Roman" w:cs="Times New Roman"/>
+          <w:i/>
+          <w:iCs/>
+          <w:sz w:val="24"/>
+        </w:rPr>
+        <w:t xml:space="preserve"> a la clase BinaryTree los siguientes métodos:</w:t>
+      </w:r>
+    </w:p>
+    <w:p>
+      <w:pPr>
+        <w:rPr>
+          <w:rFonts w:ascii="Times New Roman" w:eastAsiaTheme="minorEastAsia" w:hAnsi="Times New Roman" w:cs="Times New Roman"/>
+          <w:sz w:val="24"/>
+        </w:rPr>
+      </w:pPr>
+    </w:p>
+    <w:p>
+      <w:pPr>
+        <w:rPr>
+          <w:rFonts w:ascii="Times New Roman" w:eastAsiaTheme="minorEastAsia" w:hAnsi="Times New Roman" w:cs="Times New Roman"/>
+          <w:i/>
+          <w:iCs/>
+          <w:sz w:val="24"/>
+        </w:rPr>
+      </w:pPr>
+      <w:r>
+        <w:rPr>
+          <w:rFonts w:ascii="Times New Roman" w:eastAsiaTheme="minorEastAsia" w:hAnsi="Times New Roman" w:cs="Times New Roman"/>
+          <w:b/>
+          <w:bCs/>
+          <w:sz w:val="24"/>
+        </w:rPr>
+        <w:t>(a)</w:t>
+      </w:r>
+      <w:r>
+        <w:rPr>
+          <w:rFonts w:ascii="Times New Roman" w:eastAsiaTheme="minorEastAsia" w:hAnsi="Times New Roman" w:cs="Times New Roman"/>
+          <w:sz w:val="24"/>
+        </w:rPr>
+        <w:t xml:space="preserve"> </w:t>
+      </w:r>
+      <w:r>
+        <w:rPr>
+          <w:rFonts w:ascii="Times New Roman" w:eastAsiaTheme="minorEastAsia" w:hAnsi="Times New Roman" w:cs="Times New Roman"/>
+          <w:i/>
+          <w:iCs/>
+          <w:sz w:val="24"/>
+        </w:rPr>
+        <w:t>contarHojas():</w:t>
+      </w:r>
+      <w:r>
+        <w:rPr>
+          <w:rFonts w:ascii="Times New Roman" w:eastAsiaTheme="minorEastAsia" w:hAnsi="Times New Roman" w:cs="Times New Roman"/>
+          <w:i/>
+          <w:iCs/>
+          <w:sz w:val="24"/>
+        </w:rPr>
+        <w:t xml:space="preserve"> </w:t>
+      </w:r>
+      <w:r>
+        <w:rPr>
+          <w:rFonts w:ascii="Times New Roman" w:eastAsiaTheme="minorEastAsia" w:hAnsi="Times New Roman" w:cs="Times New Roman"/>
+          <w:i/>
+          <w:iCs/>
+          <w:sz w:val="24"/>
+        </w:rPr>
+        <w:t>int Devuelve la cantidad de árbol/subárbol hojas del árbol receptor.</w:t>
+      </w:r>
+    </w:p>
+    <w:p>
+      <w:pPr>
+        <w:rPr>
+          <w:rFonts w:ascii="Times New Roman" w:eastAsiaTheme="minorEastAsia" w:hAnsi="Times New Roman" w:cs="Times New Roman"/>
+          <w:sz w:val="24"/>
+        </w:rPr>
+      </w:pPr>
+    </w:p>
+    <w:p>
+      <w:pPr>
+        <w:rPr>
+          <w:rFonts w:ascii="Times New Roman" w:eastAsiaTheme="minorEastAsia" w:hAnsi="Times New Roman" w:cs="Times New Roman"/>
+          <w:i/>
+          <w:iCs/>
+          <w:sz w:val="24"/>
+        </w:rPr>
+      </w:pPr>
+      <w:r>
+        <w:rPr>
+          <w:rFonts w:ascii="Times New Roman" w:eastAsiaTheme="minorEastAsia" w:hAnsi="Times New Roman" w:cs="Times New Roman"/>
+          <w:b/>
+          <w:bCs/>
+          <w:sz w:val="24"/>
+        </w:rPr>
+        <w:t>(b)</w:t>
+      </w:r>
+      <w:r>
+        <w:rPr>
+          <w:rFonts w:ascii="Times New Roman" w:eastAsiaTheme="minorEastAsia" w:hAnsi="Times New Roman" w:cs="Times New Roman"/>
+          <w:sz w:val="24"/>
+        </w:rPr>
+        <w:t xml:space="preserve"> </w:t>
+      </w:r>
+      <w:r>
+        <w:rPr>
+          <w:rFonts w:ascii="Times New Roman" w:eastAsiaTheme="minorEastAsia" w:hAnsi="Times New Roman" w:cs="Times New Roman"/>
+          <w:i/>
+          <w:iCs/>
+          <w:sz w:val="24"/>
+        </w:rPr>
+        <w:t>espejo(): BinaryTree&lt;T&gt; Devuelve el árbol binario espejo del árbol receptor.</w:t>
+      </w:r>
+    </w:p>
+    <w:p>
+      <w:pPr>
+        <w:rPr>
+          <w:rFonts w:ascii="Times New Roman" w:eastAsiaTheme="minorEastAsia" w:hAnsi="Times New Roman" w:cs="Times New Roman"/>
+          <w:sz w:val="24"/>
+        </w:rPr>
+      </w:pPr>
+    </w:p>
+    <w:p>
+      <w:pPr>
+        <w:rPr>
+          <w:rFonts w:ascii="Times New Roman" w:eastAsiaTheme="minorEastAsia" w:hAnsi="Times New Roman" w:cs="Times New Roman"/>
+          <w:i/>
+          <w:iCs/>
+          <w:sz w:val="24"/>
+        </w:rPr>
+      </w:pPr>
+      <w:r>
+        <w:rPr>
+          <w:rFonts w:ascii="Times New Roman" w:eastAsiaTheme="minorEastAsia" w:hAnsi="Times New Roman" w:cs="Times New Roman"/>
+          <w:b/>
+          <w:bCs/>
+          <w:sz w:val="24"/>
+        </w:rPr>
+        <w:t>(c)</w:t>
+      </w:r>
+      <w:r>
+        <w:rPr>
+          <w:rFonts w:ascii="Times New Roman" w:eastAsiaTheme="minorEastAsia" w:hAnsi="Times New Roman" w:cs="Times New Roman"/>
+          <w:sz w:val="24"/>
+        </w:rPr>
+        <w:t xml:space="preserve"> </w:t>
+      </w:r>
+      <w:r>
+        <w:rPr>
+          <w:rFonts w:ascii="Times New Roman" w:eastAsiaTheme="minorEastAsia" w:hAnsi="Times New Roman" w:cs="Times New Roman"/>
+          <w:i/>
+          <w:iCs/>
+          <w:sz w:val="24"/>
+        </w:rPr>
+        <w:t>entreNiveles(int n, m) Imprime el recorrido por niveles de los elementos del árbol</w:t>
+      </w:r>
+      <w:r>
+        <w:rPr>
+          <w:rFonts w:ascii="Times New Roman" w:eastAsiaTheme="minorEastAsia" w:hAnsi="Times New Roman" w:cs="Times New Roman"/>
+          <w:i/>
+          <w:iCs/>
+          <w:sz w:val="24"/>
+        </w:rPr>
+        <w:t xml:space="preserve"> </w:t>
+      </w:r>
+      <w:r>
+        <w:rPr>
+          <w:rFonts w:ascii="Times New Roman" w:eastAsiaTheme="minorEastAsia" w:hAnsi="Times New Roman" w:cs="Times New Roman"/>
+          <w:i/>
+          <w:iCs/>
+          <w:sz w:val="24"/>
+        </w:rPr>
+        <w:t>receptor entre los niveles n y m (ambos inclusive). (</w:t>
+      </w:r>
+      <w:r>
+        <w:rPr>
+          <w:rFonts w:ascii="Times New Roman" w:eastAsiaTheme="minorEastAsia" w:hAnsi="Times New Roman" w:cs="Times New Roman"/>
+          <w:i/>
+          <w:iCs/>
+          <w:sz w:val="24"/>
+        </w:rPr>
+        <w:t xml:space="preserve">0 </w:t>
+      </w:r>
+      <m:oMath>
+        <m:r>
+          <w:rPr>
+            <w:rFonts w:ascii="Cambria Math" w:eastAsiaTheme="minorEastAsia" w:hAnsi="Cambria Math" w:cs="Times New Roman"/>
+            <w:sz w:val="24"/>
+          </w:rPr>
+          <m:t>≤</m:t>
+        </m:r>
+      </m:oMath>
+      <w:r>
+        <w:rPr>
+          <w:rFonts w:ascii="Times New Roman" w:eastAsiaTheme="minorEastAsia" w:hAnsi="Times New Roman" w:cs="Times New Roman"/>
+          <w:i/>
+          <w:iCs/>
+          <w:sz w:val="24"/>
+        </w:rPr>
+        <w:t xml:space="preserve"> n </w:t>
+      </w:r>
+      <m:oMath>
+        <m:r>
+          <w:rPr>
+            <w:rFonts w:ascii="Cambria Math" w:eastAsiaTheme="minorEastAsia" w:hAnsi="Cambria Math" w:cs="Times New Roman"/>
+            <w:sz w:val="24"/>
+          </w:rPr>
+          <m:t>&lt;</m:t>
+        </m:r>
+      </m:oMath>
+      <w:r>
+        <w:rPr>
+          <w:rFonts w:ascii="Times New Roman" w:eastAsiaTheme="minorEastAsia" w:hAnsi="Times New Roman" w:cs="Times New Roman"/>
+          <w:i/>
+          <w:iCs/>
+          <w:sz w:val="24"/>
+        </w:rPr>
+        <w:t xml:space="preserve"> </w:t>
+      </w:r>
+      <w:r>
+        <w:rPr>
+          <w:rFonts w:ascii="Times New Roman" w:eastAsiaTheme="minorEastAsia" w:hAnsi="Times New Roman" w:cs="Times New Roman"/>
+          <w:i/>
+          <w:iCs/>
+          <w:sz w:val="24"/>
+        </w:rPr>
+        <w:t>m</w:t>
+      </w:r>
+      <w:r>
+        <w:rPr>
+          <w:rFonts w:ascii="Times New Roman" w:eastAsiaTheme="minorEastAsia" w:hAnsi="Times New Roman" w:cs="Times New Roman"/>
+          <w:i/>
+          <w:iCs/>
+          <w:sz w:val="24"/>
+        </w:rPr>
+        <w:t xml:space="preserve"> </w:t>
+      </w:r>
+      <m:oMath>
+        <m:r>
+          <w:rPr>
+            <w:rFonts w:ascii="Cambria Math" w:eastAsiaTheme="minorEastAsia" w:hAnsi="Cambria Math" w:cs="Times New Roman"/>
+            <w:sz w:val="24"/>
+          </w:rPr>
+          <m:t>≤</m:t>
+        </m:r>
+      </m:oMath>
+      <w:r>
+        <w:rPr>
+          <w:rFonts w:ascii="Times New Roman" w:eastAsiaTheme="minorEastAsia" w:hAnsi="Times New Roman" w:cs="Times New Roman"/>
+          <w:i/>
+          <w:iCs/>
+          <w:sz w:val="24"/>
+        </w:rPr>
+        <w:t xml:space="preserve"> </w:t>
+      </w:r>
+      <w:r>
+        <w:rPr>
+          <w:rFonts w:ascii="Times New Roman" w:eastAsiaTheme="minorEastAsia" w:hAnsi="Times New Roman" w:cs="Times New Roman"/>
+          <w:i/>
+          <w:iCs/>
+          <w:sz w:val="24"/>
+        </w:rPr>
+        <w:t>altura del árbol)</w:t>
+      </w:r>
+      <w:r>
+        <w:rPr>
+          <w:rFonts w:ascii="Times New Roman" w:eastAsiaTheme="minorEastAsia" w:hAnsi="Times New Roman" w:cs="Times New Roman"/>
+          <w:i/>
+          <w:iCs/>
+          <w:sz w:val="24"/>
+        </w:rPr>
+        <w:t>.</w:t>
+      </w:r>
+    </w:p>
+    <w:p>
+      <w:pPr>
+        <w:rPr>
+          <w:rFonts w:ascii="Times New Roman" w:eastAsiaTheme="minorEastAsia" w:hAnsi="Times New Roman" w:cs="Times New Roman"/>
+          <w:sz w:val="24"/>
+        </w:rPr>
+      </w:pPr>
+    </w:p>
+    <w:p>
+      <w:pPr>
+        <w:rPr>
+          <w:rFonts w:ascii="Times New Roman" w:eastAsiaTheme="minorEastAsia" w:hAnsi="Times New Roman" w:cs="Times New Roman"/>
+          <w:sz w:val="24"/>
+        </w:rPr>
+      </w:pPr>
+    </w:p>
+    <w:p>
+      <w:pPr>
+        <w:rPr>
+          <w:rFonts w:ascii="Times New Roman" w:eastAsiaTheme="minorEastAsia" w:hAnsi="Times New Roman" w:cs="Times New Roman"/>
+          <w:sz w:val="24"/>
+        </w:rPr>
+      </w:pPr>
+      <w:r>
+        <w:rPr>
+          <w:rFonts w:ascii="Times New Roman" w:eastAsiaTheme="minorEastAsia" w:hAnsi="Times New Roman" w:cs="Times New Roman"/>
+          <w:sz w:val="24"/>
+        </w:rPr>
+        <w:br w:type="page"/>
+      </w:r>
+    </w:p>
+    <w:p>
+      <w:pPr>
+        <w:rPr>
+          <w:rFonts w:ascii="Times New Roman" w:eastAsiaTheme="minorEastAsia" w:hAnsi="Times New Roman" w:cs="Times New Roman"/>
+          <w:sz w:val="28"/>
+          <w:szCs w:val="24"/>
+        </w:rPr>
+      </w:pPr>
+      <w:r>
+        <w:rPr>
+          <w:rFonts w:ascii="Times New Roman" w:eastAsiaTheme="minorEastAsia" w:hAnsi="Times New Roman" w:cs="Times New Roman"/>
+          <w:b/>
+          <w:bCs/>
+          <w:sz w:val="28"/>
+          <w:szCs w:val="24"/>
+          <w:u w:val="single"/>
+        </w:rPr>
+        <w:lastRenderedPageBreak/>
+        <w:t>Ejercicio 3.</w:t>
+      </w:r>
+    </w:p>
+    <w:p>
+      <w:pPr>
+        <w:rPr>
+          <w:rFonts w:ascii="Times New Roman" w:eastAsiaTheme="minorEastAsia" w:hAnsi="Times New Roman" w:cs="Times New Roman"/>
+          <w:sz w:val="24"/>
+        </w:rPr>
+      </w:pPr>
+    </w:p>
+    <w:p>
+      <w:pPr>
+        <w:rPr>
+          <w:rFonts w:ascii="Times New Roman" w:eastAsiaTheme="minorEastAsia" w:hAnsi="Times New Roman" w:cs="Times New Roman"/>
+          <w:i/>
+          <w:iCs/>
+          <w:sz w:val="24"/>
+        </w:rPr>
+      </w:pPr>
+      <w:r>
+        <w:rPr>
+          <w:rFonts w:ascii="Times New Roman" w:eastAsiaTheme="minorEastAsia" w:hAnsi="Times New Roman" w:cs="Times New Roman"/>
+          <w:i/>
+          <w:iCs/>
+          <w:sz w:val="24"/>
+        </w:rPr>
+        <w:t>Defin</w:t>
+      </w:r>
+      <w:r>
+        <w:rPr>
+          <w:rFonts w:ascii="Times New Roman" w:eastAsiaTheme="minorEastAsia" w:hAnsi="Times New Roman" w:cs="Times New Roman"/>
+          <w:i/>
+          <w:iCs/>
+          <w:sz w:val="24"/>
+        </w:rPr>
+        <w:t>ir</w:t>
+      </w:r>
+      <w:r>
+        <w:rPr>
+          <w:rFonts w:ascii="Times New Roman" w:eastAsiaTheme="minorEastAsia" w:hAnsi="Times New Roman" w:cs="Times New Roman"/>
+          <w:i/>
+          <w:iCs/>
+          <w:sz w:val="24"/>
+        </w:rPr>
+        <w:t xml:space="preserve"> una clase Java denominada ContadorArbol cuya función principal es proveer métodos de</w:t>
+      </w:r>
+      <w:r>
+        <w:rPr>
+          <w:rFonts w:ascii="Times New Roman" w:eastAsiaTheme="minorEastAsia" w:hAnsi="Times New Roman" w:cs="Times New Roman"/>
+          <w:i/>
+          <w:iCs/>
+          <w:sz w:val="24"/>
+        </w:rPr>
+        <w:t xml:space="preserve"> </w:t>
+      </w:r>
+      <w:r>
+        <w:rPr>
+          <w:rFonts w:ascii="Times New Roman" w:eastAsiaTheme="minorEastAsia" w:hAnsi="Times New Roman" w:cs="Times New Roman"/>
+          <w:i/>
+          <w:iCs/>
+          <w:sz w:val="24"/>
+        </w:rPr>
+        <w:t>validación sobre árboles binarios de enteros. Para ello</w:t>
+      </w:r>
+      <w:r>
+        <w:rPr>
+          <w:rFonts w:ascii="Times New Roman" w:eastAsiaTheme="minorEastAsia" w:hAnsi="Times New Roman" w:cs="Times New Roman"/>
+          <w:i/>
+          <w:iCs/>
+          <w:sz w:val="24"/>
+        </w:rPr>
+        <w:t>,</w:t>
+      </w:r>
+      <w:r>
+        <w:rPr>
+          <w:rFonts w:ascii="Times New Roman" w:eastAsiaTheme="minorEastAsia" w:hAnsi="Times New Roman" w:cs="Times New Roman"/>
+          <w:i/>
+          <w:iCs/>
+          <w:sz w:val="24"/>
+        </w:rPr>
+        <w:t xml:space="preserve"> la clase tiene como variable de instancia un</w:t>
+      </w:r>
+      <w:r>
+        <w:rPr>
+          <w:rFonts w:ascii="Times New Roman" w:eastAsiaTheme="minorEastAsia" w:hAnsi="Times New Roman" w:cs="Times New Roman"/>
+          <w:i/>
+          <w:iCs/>
+          <w:sz w:val="24"/>
+        </w:rPr>
+        <w:t xml:space="preserve"> </w:t>
+      </w:r>
+      <w:r>
+        <w:rPr>
+          <w:rFonts w:ascii="Times New Roman" w:eastAsiaTheme="minorEastAsia" w:hAnsi="Times New Roman" w:cs="Times New Roman"/>
+          <w:i/>
+          <w:iCs/>
+          <w:sz w:val="24"/>
+        </w:rPr>
+        <w:t>BinaryTree&lt;Integer</w:t>
+      </w:r>
+      <w:r>
+        <w:rPr>
+          <w:rFonts w:ascii="Times New Roman" w:eastAsiaTheme="minorEastAsia" w:hAnsi="Times New Roman" w:cs="Times New Roman"/>
+          <w:i/>
+          <w:iCs/>
+          <w:sz w:val="24"/>
+        </w:rPr>
+        <w:t>&gt;</w:t>
+      </w:r>
+      <w:r>
+        <w:rPr>
+          <w:rFonts w:ascii="Times New Roman" w:eastAsiaTheme="minorEastAsia" w:hAnsi="Times New Roman" w:cs="Times New Roman"/>
+          <w:i/>
+          <w:iCs/>
+          <w:sz w:val="24"/>
+        </w:rPr>
+        <w:t>. Implement</w:t>
+      </w:r>
+      <w:r>
+        <w:rPr>
+          <w:rFonts w:ascii="Times New Roman" w:eastAsiaTheme="minorEastAsia" w:hAnsi="Times New Roman" w:cs="Times New Roman"/>
+          <w:i/>
+          <w:iCs/>
+          <w:sz w:val="24"/>
+        </w:rPr>
+        <w:t>ar</w:t>
+      </w:r>
+      <w:r>
+        <w:rPr>
+          <w:rFonts w:ascii="Times New Roman" w:eastAsiaTheme="minorEastAsia" w:hAnsi="Times New Roman" w:cs="Times New Roman"/>
+          <w:i/>
+          <w:iCs/>
+          <w:sz w:val="24"/>
+        </w:rPr>
+        <w:t>,</w:t>
+      </w:r>
+      <w:r>
+        <w:rPr>
+          <w:rFonts w:ascii="Times New Roman" w:eastAsiaTheme="minorEastAsia" w:hAnsi="Times New Roman" w:cs="Times New Roman"/>
+          <w:i/>
+          <w:iCs/>
+          <w:sz w:val="24"/>
+        </w:rPr>
+        <w:t xml:space="preserve"> en dicha clase</w:t>
+      </w:r>
+      <w:r>
+        <w:rPr>
+          <w:rFonts w:ascii="Times New Roman" w:eastAsiaTheme="minorEastAsia" w:hAnsi="Times New Roman" w:cs="Times New Roman"/>
+          <w:i/>
+          <w:iCs/>
+          <w:sz w:val="24"/>
+        </w:rPr>
+        <w:t>,</w:t>
+      </w:r>
+      <w:r>
+        <w:rPr>
+          <w:rFonts w:ascii="Times New Roman" w:eastAsiaTheme="minorEastAsia" w:hAnsi="Times New Roman" w:cs="Times New Roman"/>
+          <w:i/>
+          <w:iCs/>
+          <w:sz w:val="24"/>
+        </w:rPr>
+        <w:t xml:space="preserve"> un método denominado numerosPares() que</w:t>
+      </w:r>
+      <w:r>
+        <w:rPr>
+          <w:rFonts w:ascii="Times New Roman" w:eastAsiaTheme="minorEastAsia" w:hAnsi="Times New Roman" w:cs="Times New Roman"/>
+          <w:i/>
+          <w:iCs/>
+          <w:sz w:val="24"/>
+        </w:rPr>
+        <w:t xml:space="preserve"> </w:t>
+      </w:r>
+      <w:r>
+        <w:rPr>
+          <w:rFonts w:ascii="Times New Roman" w:eastAsiaTheme="minorEastAsia" w:hAnsi="Times New Roman" w:cs="Times New Roman"/>
+          <w:i/>
+          <w:iCs/>
+          <w:sz w:val="24"/>
+        </w:rPr>
+        <w:t>devuelve</w:t>
+      </w:r>
+      <w:r>
+        <w:rPr>
+          <w:rFonts w:ascii="Times New Roman" w:eastAsiaTheme="minorEastAsia" w:hAnsi="Times New Roman" w:cs="Times New Roman"/>
+          <w:i/>
+          <w:iCs/>
+          <w:sz w:val="24"/>
+        </w:rPr>
+        <w:t>,</w:t>
+      </w:r>
+      <w:r>
+        <w:rPr>
+          <w:rFonts w:ascii="Times New Roman" w:eastAsiaTheme="minorEastAsia" w:hAnsi="Times New Roman" w:cs="Times New Roman"/>
+          <w:i/>
+          <w:iCs/>
+          <w:sz w:val="24"/>
+        </w:rPr>
+        <w:t xml:space="preserve"> en una estructura adecuada (sin ningún criterio de orden)</w:t>
+      </w:r>
+      <w:r>
+        <w:rPr>
+          <w:rFonts w:ascii="Times New Roman" w:eastAsiaTheme="minorEastAsia" w:hAnsi="Times New Roman" w:cs="Times New Roman"/>
+          <w:i/>
+          <w:iCs/>
+          <w:sz w:val="24"/>
+        </w:rPr>
+        <w:t>,</w:t>
+      </w:r>
+      <w:r>
+        <w:rPr>
+          <w:rFonts w:ascii="Times New Roman" w:eastAsiaTheme="minorEastAsia" w:hAnsi="Times New Roman" w:cs="Times New Roman"/>
+          <w:i/>
+          <w:iCs/>
+          <w:sz w:val="24"/>
+        </w:rPr>
+        <w:t xml:space="preserve"> todos los elementos pares del</w:t>
+      </w:r>
+      <w:r>
+        <w:rPr>
+          <w:rFonts w:ascii="Times New Roman" w:eastAsiaTheme="minorEastAsia" w:hAnsi="Times New Roman" w:cs="Times New Roman"/>
+          <w:i/>
+          <w:iCs/>
+          <w:sz w:val="24"/>
+        </w:rPr>
+        <w:t xml:space="preserve"> </w:t>
+      </w:r>
+      <w:r>
+        <w:rPr>
+          <w:rFonts w:ascii="Times New Roman" w:eastAsiaTheme="minorEastAsia" w:hAnsi="Times New Roman" w:cs="Times New Roman"/>
+          <w:i/>
+          <w:iCs/>
+          <w:sz w:val="24"/>
+        </w:rPr>
+        <w:t>árbol (divisibles por 2).</w:t>
+      </w:r>
+    </w:p>
+    <w:p>
+      <w:pPr>
+        <w:rPr>
+          <w:rFonts w:ascii="Times New Roman" w:eastAsiaTheme="minorEastAsia" w:hAnsi="Times New Roman" w:cs="Times New Roman"/>
+          <w:sz w:val="24"/>
+        </w:rPr>
+      </w:pPr>
+    </w:p>
+    <w:p>
+      <w:pPr>
+        <w:rPr>
+          <w:rFonts w:ascii="Times New Roman" w:eastAsiaTheme="minorEastAsia" w:hAnsi="Times New Roman" w:cs="Times New Roman"/>
+          <w:i/>
+          <w:iCs/>
+          <w:sz w:val="24"/>
+        </w:rPr>
+      </w:pPr>
+      <w:r>
+        <w:rPr>
+          <w:rFonts w:ascii="Times New Roman" w:eastAsiaTheme="minorEastAsia" w:hAnsi="Times New Roman" w:cs="Times New Roman"/>
+          <w:b/>
+          <w:bCs/>
+          <w:sz w:val="24"/>
+        </w:rPr>
+        <w:t>(</w:t>
+      </w:r>
+      <w:r>
+        <w:rPr>
+          <w:rFonts w:ascii="Times New Roman" w:eastAsiaTheme="minorEastAsia" w:hAnsi="Times New Roman" w:cs="Times New Roman"/>
+          <w:b/>
+          <w:bCs/>
+          <w:sz w:val="24"/>
+        </w:rPr>
+        <w:t>a)</w:t>
+      </w:r>
+      <w:r>
+        <w:rPr>
+          <w:rFonts w:ascii="Times New Roman" w:eastAsiaTheme="minorEastAsia" w:hAnsi="Times New Roman" w:cs="Times New Roman"/>
+          <w:sz w:val="24"/>
+        </w:rPr>
+        <w:t xml:space="preserve"> </w:t>
+      </w:r>
+      <w:r>
+        <w:rPr>
+          <w:rFonts w:ascii="Times New Roman" w:eastAsiaTheme="minorEastAsia" w:hAnsi="Times New Roman" w:cs="Times New Roman"/>
+          <w:i/>
+          <w:iCs/>
+          <w:sz w:val="24"/>
+        </w:rPr>
+        <w:t>Implement</w:t>
+      </w:r>
+      <w:r>
+        <w:rPr>
+          <w:rFonts w:ascii="Times New Roman" w:eastAsiaTheme="minorEastAsia" w:hAnsi="Times New Roman" w:cs="Times New Roman"/>
+          <w:i/>
+          <w:iCs/>
+          <w:sz w:val="24"/>
+        </w:rPr>
+        <w:t>ar</w:t>
+      </w:r>
+      <w:r>
+        <w:rPr>
+          <w:rFonts w:ascii="Times New Roman" w:eastAsiaTheme="minorEastAsia" w:hAnsi="Times New Roman" w:cs="Times New Roman"/>
+          <w:i/>
+          <w:iCs/>
+          <w:sz w:val="24"/>
+        </w:rPr>
+        <w:t xml:space="preserve"> el método realizando un recorrido InOrden.</w:t>
+      </w:r>
+    </w:p>
+    <w:p>
+      <w:pPr>
+        <w:rPr>
+          <w:rFonts w:ascii="Times New Roman" w:eastAsiaTheme="minorEastAsia" w:hAnsi="Times New Roman" w:cs="Times New Roman"/>
+          <w:sz w:val="24"/>
+        </w:rPr>
+      </w:pPr>
+    </w:p>
+    <w:p>
+      <w:pPr>
+        <w:rPr>
+          <w:rFonts w:ascii="Times New Roman" w:eastAsiaTheme="minorEastAsia" w:hAnsi="Times New Roman" w:cs="Times New Roman"/>
+          <w:i/>
+          <w:iCs/>
+          <w:sz w:val="24"/>
+        </w:rPr>
+      </w:pPr>
+      <w:r>
+        <w:rPr>
+          <w:rFonts w:ascii="Times New Roman" w:eastAsiaTheme="minorEastAsia" w:hAnsi="Times New Roman" w:cs="Times New Roman"/>
+          <w:b/>
+          <w:bCs/>
+          <w:sz w:val="24"/>
+        </w:rPr>
+        <w:t>(</w:t>
+      </w:r>
+      <w:r>
+        <w:rPr>
+          <w:rFonts w:ascii="Times New Roman" w:eastAsiaTheme="minorEastAsia" w:hAnsi="Times New Roman" w:cs="Times New Roman"/>
+          <w:b/>
+          <w:bCs/>
+          <w:sz w:val="24"/>
+        </w:rPr>
+        <w:t>b)</w:t>
+      </w:r>
+      <w:r>
+        <w:rPr>
+          <w:rFonts w:ascii="Times New Roman" w:eastAsiaTheme="minorEastAsia" w:hAnsi="Times New Roman" w:cs="Times New Roman"/>
+          <w:sz w:val="24"/>
+        </w:rPr>
+        <w:t xml:space="preserve"> </w:t>
+      </w:r>
+      <w:r>
+        <w:rPr>
+          <w:rFonts w:ascii="Times New Roman" w:eastAsiaTheme="minorEastAsia" w:hAnsi="Times New Roman" w:cs="Times New Roman"/>
+          <w:i/>
+          <w:iCs/>
+          <w:sz w:val="24"/>
+        </w:rPr>
+        <w:t>Implement</w:t>
+      </w:r>
+      <w:r>
+        <w:rPr>
+          <w:rFonts w:ascii="Times New Roman" w:eastAsiaTheme="minorEastAsia" w:hAnsi="Times New Roman" w:cs="Times New Roman"/>
+          <w:i/>
+          <w:iCs/>
+          <w:sz w:val="24"/>
+        </w:rPr>
+        <w:t>ar</w:t>
+      </w:r>
+      <w:r>
+        <w:rPr>
+          <w:rFonts w:ascii="Times New Roman" w:eastAsiaTheme="minorEastAsia" w:hAnsi="Times New Roman" w:cs="Times New Roman"/>
+          <w:i/>
+          <w:iCs/>
+          <w:sz w:val="24"/>
+        </w:rPr>
+        <w:t xml:space="preserve"> el método realizando un recorrido PostOrden.</w:t>
+      </w:r>
+    </w:p>
+    <w:p>
+      <w:pPr>
+        <w:rPr>
+          <w:rFonts w:ascii="Times New Roman" w:eastAsiaTheme="minorEastAsia" w:hAnsi="Times New Roman" w:cs="Times New Roman"/>
+          <w:sz w:val="24"/>
+        </w:rPr>
+      </w:pPr>
+    </w:p>
+    <w:p>
+      <w:pPr>
+        <w:rPr>
+          <w:rFonts w:ascii="Times New Roman" w:eastAsiaTheme="minorEastAsia" w:hAnsi="Times New Roman" w:cs="Times New Roman"/>
+          <w:sz w:val="24"/>
+        </w:rPr>
+      </w:pPr>
+    </w:p>
+    <w:p>
+      <w:pPr>
+        <w:rPr>
+          <w:rFonts w:ascii="Times New Roman" w:eastAsiaTheme="minorEastAsia" w:hAnsi="Times New Roman" w:cs="Times New Roman"/>
+          <w:sz w:val="24"/>
+        </w:rPr>
+      </w:pPr>
+      <w:r>
+        <w:rPr>
+          <w:rFonts w:ascii="Times New Roman" w:eastAsiaTheme="minorEastAsia" w:hAnsi="Times New Roman" w:cs="Times New Roman"/>
+          <w:sz w:val="24"/>
+        </w:rPr>
+        <w:br w:type="page"/>
+      </w:r>
+    </w:p>
+    <w:p>
+      <w:pPr>
+        <w:rPr>
+          <w:rFonts w:ascii="Times New Roman" w:eastAsiaTheme="minorEastAsia" w:hAnsi="Times New Roman" w:cs="Times New Roman"/>
+          <w:sz w:val="28"/>
+          <w:szCs w:val="24"/>
+        </w:rPr>
+      </w:pPr>
+      <w:r>
+        <w:rPr>
+          <w:rFonts w:ascii="Times New Roman" w:eastAsiaTheme="minorEastAsia" w:hAnsi="Times New Roman" w:cs="Times New Roman"/>
+          <w:b/>
+          <w:bCs/>
+          <w:sz w:val="28"/>
+          <w:szCs w:val="24"/>
+          <w:u w:val="single"/>
+        </w:rPr>
+        <w:lastRenderedPageBreak/>
+        <w:t>Ejercicio 4.</w:t>
+      </w:r>
+    </w:p>
+    <w:p>
+      <w:pPr>
+        <w:rPr>
+          <w:rFonts w:ascii="Times New Roman" w:eastAsiaTheme="minorEastAsia" w:hAnsi="Times New Roman" w:cs="Times New Roman"/>
+          <w:sz w:val="24"/>
+        </w:rPr>
+      </w:pPr>
+    </w:p>
+    <w:p>
+      <w:pPr>
+        <w:rPr>
+          <w:rFonts w:ascii="Times New Roman" w:eastAsiaTheme="minorEastAsia" w:hAnsi="Times New Roman" w:cs="Times New Roman"/>
+          <w:i/>
+          <w:iCs/>
+          <w:sz w:val="24"/>
+        </w:rPr>
+      </w:pPr>
+      <w:r>
+        <w:rPr>
+          <w:rFonts w:ascii="Times New Roman" w:eastAsiaTheme="minorEastAsia" w:hAnsi="Times New Roman" w:cs="Times New Roman"/>
+          <w:i/>
+          <w:iCs/>
+          <w:sz w:val="24"/>
+        </w:rPr>
+        <w:t>Una red binaria es una red que posee una topología de árbol binario lleno. Por ejemplo:</w:t>
+      </w:r>
+    </w:p>
+    <w:p>
+      <w:pPr>
+        <w:rPr>
+          <w:rFonts w:ascii="Times New Roman" w:eastAsiaTheme="minorEastAsia" w:hAnsi="Times New Roman" w:cs="Times New Roman"/>
+          <w:sz w:val="24"/>
+        </w:rPr>
+      </w:pPr>
+    </w:p>
+    <w:p>
+      <w:pPr>
+        <w:jc w:val="center"/>
+        <w:rPr>
+          <w:rFonts w:ascii="Times New Roman" w:eastAsiaTheme="minorEastAsia" w:hAnsi="Times New Roman" w:cs="Times New Roman"/>
+          <w:sz w:val="24"/>
+        </w:rPr>
+      </w:pPr>
+      <w:r>
+        <w:rPr>
+          <w:rFonts w:ascii="Times New Roman" w:eastAsiaTheme="minorEastAsia" w:hAnsi="Times New Roman" w:cs="Times New Roman"/>
+          <w:sz w:val="24"/>
+        </w:rPr>
+        <w:drawing>
+          <wp:inline distT="0" distB="0" distL="0" distR="0" wp14:anchorId="251C046A" wp14:editId="3EE20E08">
+            <wp:extent cx="4734586" cy="2191056"/>
+            <wp:effectExtent l="0" t="0" r="8890" b="0"/>
+            <wp:docPr id="1908006731" name="Imagen 1"/>
+            <wp:cNvGraphicFramePr>
+              <a:graphicFrameLocks xmlns:a="http://schemas.openxmlformats.org/drawingml/2006/main" noChangeAspect="1"/>
+            </wp:cNvGraphicFramePr>
+            <a:graphic xmlns:a="http://schemas.openxmlformats.org/drawingml/2006/main">
+              <a:graphicData uri="http://schemas.openxmlformats.org/drawingml/2006/picture">
+                <pic:pic xmlns:pic="http://schemas.openxmlformats.org/drawingml/2006/picture">
+                  <pic:nvPicPr>
+                    <pic:cNvPr id="1908006731" name=""/>
+                    <pic:cNvPicPr/>
+                  </pic:nvPicPr>
+                  <pic:blipFill>
+                    <a:blip r:embed="rId9"/>
+                    <a:stretch>
+                      <a:fillRect/>
+                    </a:stretch>
+                  </pic:blipFill>
+                  <pic:spPr>
+                    <a:xfrm>
+                      <a:off x="0" y="0"/>
+                      <a:ext cx="4734586" cy="2191056"/>
+                    </a:xfrm>
+                    <a:prstGeom prst="rect">
+                      <a:avLst/>
+                    </a:prstGeom>
+                  </pic:spPr>
+                </pic:pic>
+              </a:graphicData>
+            </a:graphic>
+          </wp:inline>
+        </w:drawing>
+      </w:r>
+    </w:p>
+    <w:p>
+      <w:pPr>
+        <w:rPr>
+          <w:rFonts w:ascii="Times New Roman" w:eastAsiaTheme="minorEastAsia" w:hAnsi="Times New Roman" w:cs="Times New Roman"/>
+          <w:sz w:val="24"/>
+        </w:rPr>
+      </w:pPr>
+    </w:p>
+    <w:p>
+      <w:pPr>
+        <w:rPr>
+          <w:rFonts w:ascii="Times New Roman" w:eastAsiaTheme="minorEastAsia" w:hAnsi="Times New Roman" w:cs="Times New Roman"/>
+          <w:i/>
+          <w:iCs/>
+          <w:sz w:val="24"/>
+        </w:rPr>
+      </w:pPr>
+      <w:r>
+        <w:rPr>
+          <w:rFonts w:ascii="Times New Roman" w:eastAsiaTheme="minorEastAsia" w:hAnsi="Times New Roman" w:cs="Times New Roman"/>
+          <w:i/>
+          <w:iCs/>
+          <w:sz w:val="24"/>
+        </w:rPr>
+        <w:t>Los nodos que conforman una red binaria llena tiene</w:t>
+      </w:r>
+      <w:r>
+        <w:rPr>
+          <w:rFonts w:ascii="Times New Roman" w:eastAsiaTheme="minorEastAsia" w:hAnsi="Times New Roman" w:cs="Times New Roman"/>
+          <w:i/>
+          <w:iCs/>
+          <w:sz w:val="24"/>
+        </w:rPr>
+        <w:t>n</w:t>
+      </w:r>
+      <w:r>
+        <w:rPr>
+          <w:rFonts w:ascii="Times New Roman" w:eastAsiaTheme="minorEastAsia" w:hAnsi="Times New Roman" w:cs="Times New Roman"/>
+          <w:i/>
+          <w:iCs/>
+          <w:sz w:val="24"/>
+        </w:rPr>
+        <w:t xml:space="preserve"> la particularidad de que todos ellos conocen</w:t>
+      </w:r>
+      <w:r>
+        <w:rPr>
+          <w:rFonts w:ascii="Times New Roman" w:eastAsiaTheme="minorEastAsia" w:hAnsi="Times New Roman" w:cs="Times New Roman"/>
+          <w:i/>
+          <w:iCs/>
+          <w:sz w:val="24"/>
+        </w:rPr>
+        <w:t xml:space="preserve"> </w:t>
+      </w:r>
+      <w:r>
+        <w:rPr>
+          <w:rFonts w:ascii="Times New Roman" w:eastAsiaTheme="minorEastAsia" w:hAnsi="Times New Roman" w:cs="Times New Roman"/>
+          <w:i/>
+          <w:iCs/>
+          <w:sz w:val="24"/>
+        </w:rPr>
+        <w:t>cuál es su retardo de reenvío. El retardo de reenvío se define como el período comprendido entre</w:t>
+      </w:r>
+      <w:r>
+        <w:rPr>
+          <w:rFonts w:ascii="Times New Roman" w:eastAsiaTheme="minorEastAsia" w:hAnsi="Times New Roman" w:cs="Times New Roman"/>
+          <w:i/>
+          <w:iCs/>
+          <w:sz w:val="24"/>
+        </w:rPr>
+        <w:t xml:space="preserve"> </w:t>
+      </w:r>
+      <w:r>
+        <w:rPr>
+          <w:rFonts w:ascii="Times New Roman" w:eastAsiaTheme="minorEastAsia" w:hAnsi="Times New Roman" w:cs="Times New Roman"/>
+          <w:i/>
+          <w:iCs/>
+          <w:sz w:val="24"/>
+        </w:rPr>
+        <w:t>que un nodo recibe un mensaje y lo reenvía a sus dos hijos.</w:t>
+      </w:r>
+    </w:p>
+    <w:p>
+      <w:pPr>
+        <w:rPr>
+          <w:rFonts w:ascii="Times New Roman" w:eastAsiaTheme="minorEastAsia" w:hAnsi="Times New Roman" w:cs="Times New Roman"/>
+          <w:sz w:val="24"/>
+        </w:rPr>
+      </w:pPr>
+    </w:p>
+    <w:p>
+      <w:pPr>
+        <w:rPr>
+          <w:rFonts w:ascii="Times New Roman" w:eastAsiaTheme="minorEastAsia" w:hAnsi="Times New Roman" w:cs="Times New Roman"/>
+          <w:i/>
+          <w:iCs/>
+          <w:sz w:val="24"/>
+        </w:rPr>
+      </w:pPr>
+      <w:r>
+        <w:rPr>
+          <w:rFonts w:ascii="Times New Roman" w:eastAsiaTheme="minorEastAsia" w:hAnsi="Times New Roman" w:cs="Times New Roman"/>
+          <w:i/>
+          <w:iCs/>
+          <w:sz w:val="24"/>
+        </w:rPr>
+        <w:t>La</w:t>
+      </w:r>
+      <w:r>
+        <w:rPr>
+          <w:rFonts w:ascii="Times New Roman" w:eastAsiaTheme="minorEastAsia" w:hAnsi="Times New Roman" w:cs="Times New Roman"/>
+          <w:i/>
+          <w:iCs/>
+          <w:sz w:val="24"/>
+        </w:rPr>
+        <w:t xml:space="preserve"> tarea es calcular el mayor retardo posible, en el camino que realiza un mensaje desde la raíz</w:t>
+      </w:r>
+      <w:r>
+        <w:rPr>
+          <w:rFonts w:ascii="Times New Roman" w:eastAsiaTheme="minorEastAsia" w:hAnsi="Times New Roman" w:cs="Times New Roman"/>
+          <w:i/>
+          <w:iCs/>
+          <w:sz w:val="24"/>
+        </w:rPr>
+        <w:t xml:space="preserve"> </w:t>
+      </w:r>
+      <w:r>
+        <w:rPr>
+          <w:rFonts w:ascii="Times New Roman" w:eastAsiaTheme="minorEastAsia" w:hAnsi="Times New Roman" w:cs="Times New Roman"/>
+          <w:i/>
+          <w:iCs/>
+          <w:sz w:val="24"/>
+        </w:rPr>
+        <w:t xml:space="preserve">hasta llegar a las hojas en una red binaria llena. En el ejemplo, </w:t>
+      </w:r>
+      <w:r>
+        <w:rPr>
+          <w:rFonts w:ascii="Times New Roman" w:eastAsiaTheme="minorEastAsia" w:hAnsi="Times New Roman" w:cs="Times New Roman"/>
+          <w:i/>
+          <w:iCs/>
+          <w:sz w:val="24"/>
+        </w:rPr>
+        <w:t xml:space="preserve">se </w:t>
+      </w:r>
+      <w:r>
+        <w:rPr>
+          <w:rFonts w:ascii="Times New Roman" w:eastAsiaTheme="minorEastAsia" w:hAnsi="Times New Roman" w:cs="Times New Roman"/>
+          <w:i/>
+          <w:iCs/>
+          <w:sz w:val="24"/>
+        </w:rPr>
+        <w:t>debería retornar 10</w:t>
+      </w:r>
+      <w:r>
+        <w:rPr>
+          <w:rFonts w:ascii="Times New Roman" w:eastAsiaTheme="minorEastAsia" w:hAnsi="Times New Roman" w:cs="Times New Roman"/>
+          <w:i/>
+          <w:iCs/>
+          <w:sz w:val="24"/>
+        </w:rPr>
+        <w:t xml:space="preserve"> </w:t>
+      </w:r>
+      <w:r>
+        <w:rPr>
+          <w:rFonts w:ascii="Times New Roman" w:eastAsiaTheme="minorEastAsia" w:hAnsi="Times New Roman" w:cs="Times New Roman"/>
+          <w:i/>
+          <w:iCs/>
+          <w:sz w:val="24"/>
+        </w:rPr>
+        <w:t>+</w:t>
+      </w:r>
+      <w:r>
+        <w:rPr>
+          <w:rFonts w:ascii="Times New Roman" w:eastAsiaTheme="minorEastAsia" w:hAnsi="Times New Roman" w:cs="Times New Roman"/>
+          <w:i/>
+          <w:iCs/>
+          <w:sz w:val="24"/>
+        </w:rPr>
+        <w:t xml:space="preserve"> </w:t>
+      </w:r>
+      <w:r>
+        <w:rPr>
+          <w:rFonts w:ascii="Times New Roman" w:eastAsiaTheme="minorEastAsia" w:hAnsi="Times New Roman" w:cs="Times New Roman"/>
+          <w:i/>
+          <w:iCs/>
+          <w:sz w:val="24"/>
+        </w:rPr>
+        <w:t>3</w:t>
+      </w:r>
+      <w:r>
+        <w:rPr>
+          <w:rFonts w:ascii="Times New Roman" w:eastAsiaTheme="minorEastAsia" w:hAnsi="Times New Roman" w:cs="Times New Roman"/>
+          <w:i/>
+          <w:iCs/>
+          <w:sz w:val="24"/>
+        </w:rPr>
+        <w:t xml:space="preserve"> </w:t>
+      </w:r>
+      <w:r>
+        <w:rPr>
+          <w:rFonts w:ascii="Times New Roman" w:eastAsiaTheme="minorEastAsia" w:hAnsi="Times New Roman" w:cs="Times New Roman"/>
+          <w:i/>
+          <w:iCs/>
+          <w:sz w:val="24"/>
+        </w:rPr>
+        <w:t>+</w:t>
+      </w:r>
+      <w:r>
+        <w:rPr>
+          <w:rFonts w:ascii="Times New Roman" w:eastAsiaTheme="minorEastAsia" w:hAnsi="Times New Roman" w:cs="Times New Roman"/>
+          <w:i/>
+          <w:iCs/>
+          <w:sz w:val="24"/>
+        </w:rPr>
+        <w:t xml:space="preserve"> </w:t>
+      </w:r>
+      <w:r>
+        <w:rPr>
+          <w:rFonts w:ascii="Times New Roman" w:eastAsiaTheme="minorEastAsia" w:hAnsi="Times New Roman" w:cs="Times New Roman"/>
+          <w:i/>
+          <w:iCs/>
+          <w:sz w:val="24"/>
+        </w:rPr>
+        <w:t>9</w:t>
+      </w:r>
+      <w:r>
+        <w:rPr>
+          <w:rFonts w:ascii="Times New Roman" w:eastAsiaTheme="minorEastAsia" w:hAnsi="Times New Roman" w:cs="Times New Roman"/>
+          <w:i/>
+          <w:iCs/>
+          <w:sz w:val="24"/>
+        </w:rPr>
+        <w:t xml:space="preserve"> </w:t>
+      </w:r>
+      <w:r>
+        <w:rPr>
+          <w:rFonts w:ascii="Times New Roman" w:eastAsiaTheme="minorEastAsia" w:hAnsi="Times New Roman" w:cs="Times New Roman"/>
+          <w:i/>
+          <w:iCs/>
+          <w:sz w:val="24"/>
+        </w:rPr>
+        <w:t>+</w:t>
+      </w:r>
+      <w:r>
+        <w:rPr>
+          <w:rFonts w:ascii="Times New Roman" w:eastAsiaTheme="minorEastAsia" w:hAnsi="Times New Roman" w:cs="Times New Roman"/>
+          <w:i/>
+          <w:iCs/>
+          <w:sz w:val="24"/>
+        </w:rPr>
+        <w:t xml:space="preserve"> </w:t>
+      </w:r>
+      <w:r>
+        <w:rPr>
+          <w:rFonts w:ascii="Times New Roman" w:eastAsiaTheme="minorEastAsia" w:hAnsi="Times New Roman" w:cs="Times New Roman"/>
+          <w:i/>
+          <w:iCs/>
+          <w:sz w:val="24"/>
+        </w:rPr>
+        <w:t>12=</w:t>
+      </w:r>
+      <w:r>
+        <w:rPr>
+          <w:rFonts w:ascii="Times New Roman" w:eastAsiaTheme="minorEastAsia" w:hAnsi="Times New Roman" w:cs="Times New Roman"/>
+          <w:i/>
+          <w:iCs/>
+          <w:sz w:val="24"/>
+        </w:rPr>
+        <w:t xml:space="preserve"> </w:t>
+      </w:r>
+      <w:r>
+        <w:rPr>
+          <w:rFonts w:ascii="Times New Roman" w:eastAsiaTheme="minorEastAsia" w:hAnsi="Times New Roman" w:cs="Times New Roman"/>
+          <w:i/>
+          <w:iCs/>
+          <w:sz w:val="24"/>
+        </w:rPr>
+        <w:t>34</w:t>
+      </w:r>
+      <w:r>
+        <w:rPr>
+          <w:rFonts w:ascii="Times New Roman" w:eastAsiaTheme="minorEastAsia" w:hAnsi="Times New Roman" w:cs="Times New Roman"/>
+          <w:i/>
+          <w:iCs/>
+          <w:sz w:val="24"/>
+        </w:rPr>
+        <w:t xml:space="preserve"> </w:t>
+      </w:r>
+      <w:r>
+        <w:rPr>
+          <w:rFonts w:ascii="Times New Roman" w:eastAsiaTheme="minorEastAsia" w:hAnsi="Times New Roman" w:cs="Times New Roman"/>
+          <w:i/>
+          <w:iCs/>
+          <w:sz w:val="24"/>
+        </w:rPr>
+        <w:t>(</w:t>
+      </w:r>
+      <w:r>
+        <w:rPr>
+          <w:rFonts w:ascii="Times New Roman" w:eastAsiaTheme="minorEastAsia" w:hAnsi="Times New Roman" w:cs="Times New Roman"/>
+          <w:i/>
+          <w:iCs/>
+          <w:sz w:val="24"/>
+        </w:rPr>
+        <w:t>s</w:t>
+      </w:r>
+      <w:r>
+        <w:rPr>
+          <w:rFonts w:ascii="Times New Roman" w:eastAsiaTheme="minorEastAsia" w:hAnsi="Times New Roman" w:cs="Times New Roman"/>
+          <w:i/>
+          <w:iCs/>
+          <w:sz w:val="24"/>
+        </w:rPr>
+        <w:t>i hay más de un máximo</w:t>
+      </w:r>
+      <w:r>
+        <w:rPr>
+          <w:rFonts w:ascii="Times New Roman" w:eastAsiaTheme="minorEastAsia" w:hAnsi="Times New Roman" w:cs="Times New Roman"/>
+          <w:i/>
+          <w:iCs/>
+          <w:sz w:val="24"/>
+        </w:rPr>
+        <w:t>,</w:t>
+      </w:r>
+      <w:r>
+        <w:rPr>
+          <w:rFonts w:ascii="Times New Roman" w:eastAsiaTheme="minorEastAsia" w:hAnsi="Times New Roman" w:cs="Times New Roman"/>
+          <w:i/>
+          <w:iCs/>
+          <w:sz w:val="24"/>
+        </w:rPr>
+        <w:t xml:space="preserve"> retorn</w:t>
+      </w:r>
+      <w:r>
+        <w:rPr>
+          <w:rFonts w:ascii="Times New Roman" w:eastAsiaTheme="minorEastAsia" w:hAnsi="Times New Roman" w:cs="Times New Roman"/>
+          <w:i/>
+          <w:iCs/>
+          <w:sz w:val="24"/>
+        </w:rPr>
+        <w:t>ar</w:t>
+      </w:r>
+      <w:r>
+        <w:rPr>
+          <w:rFonts w:ascii="Times New Roman" w:eastAsiaTheme="minorEastAsia" w:hAnsi="Times New Roman" w:cs="Times New Roman"/>
+          <w:i/>
+          <w:iCs/>
+          <w:sz w:val="24"/>
+        </w:rPr>
+        <w:t xml:space="preserve"> el último valor hallado).</w:t>
+      </w:r>
+    </w:p>
+    <w:p>
+      <w:pPr>
+        <w:rPr>
+          <w:rFonts w:ascii="Times New Roman" w:eastAsiaTheme="minorEastAsia" w:hAnsi="Times New Roman" w:cs="Times New Roman"/>
+          <w:sz w:val="24"/>
+        </w:rPr>
+      </w:pPr>
+    </w:p>
+    <w:p>
+      <w:pPr>
+        <w:rPr>
+          <w:rFonts w:ascii="Times New Roman" w:eastAsiaTheme="minorEastAsia" w:hAnsi="Times New Roman" w:cs="Times New Roman"/>
+          <w:i/>
+          <w:iCs/>
+          <w:sz w:val="24"/>
+        </w:rPr>
+      </w:pPr>
+      <w:r>
+        <w:rPr>
+          <w:rFonts w:ascii="Times New Roman" w:eastAsiaTheme="minorEastAsia" w:hAnsi="Times New Roman" w:cs="Times New Roman"/>
+          <w:i/>
+          <w:iCs/>
+          <w:sz w:val="24"/>
+        </w:rPr>
+        <w:t xml:space="preserve">Nota: </w:t>
+      </w:r>
+      <w:r>
+        <w:rPr>
+          <w:rFonts w:ascii="Times New Roman" w:eastAsiaTheme="minorEastAsia" w:hAnsi="Times New Roman" w:cs="Times New Roman"/>
+          <w:i/>
+          <w:iCs/>
+          <w:sz w:val="24"/>
+        </w:rPr>
+        <w:t>A</w:t>
+      </w:r>
+      <w:r>
+        <w:rPr>
+          <w:rFonts w:ascii="Times New Roman" w:eastAsiaTheme="minorEastAsia" w:hAnsi="Times New Roman" w:cs="Times New Roman"/>
+          <w:i/>
+          <w:iCs/>
+          <w:sz w:val="24"/>
+        </w:rPr>
+        <w:t>sum</w:t>
+      </w:r>
+      <w:r>
+        <w:rPr>
+          <w:rFonts w:ascii="Times New Roman" w:eastAsiaTheme="minorEastAsia" w:hAnsi="Times New Roman" w:cs="Times New Roman"/>
+          <w:i/>
+          <w:iCs/>
+          <w:sz w:val="24"/>
+        </w:rPr>
+        <w:t>ir</w:t>
+      </w:r>
+      <w:r>
+        <w:rPr>
+          <w:rFonts w:ascii="Times New Roman" w:eastAsiaTheme="minorEastAsia" w:hAnsi="Times New Roman" w:cs="Times New Roman"/>
+          <w:i/>
+          <w:iCs/>
+          <w:sz w:val="24"/>
+        </w:rPr>
+        <w:t xml:space="preserve"> que cada nodo tiene el dato de retardo de reenvío expresado en cantidad de</w:t>
+      </w:r>
+      <w:r>
+        <w:rPr>
+          <w:rFonts w:ascii="Times New Roman" w:eastAsiaTheme="minorEastAsia" w:hAnsi="Times New Roman" w:cs="Times New Roman"/>
+          <w:i/>
+          <w:iCs/>
+          <w:sz w:val="24"/>
+        </w:rPr>
+        <w:t xml:space="preserve"> </w:t>
+      </w:r>
+      <w:r>
+        <w:rPr>
+          <w:rFonts w:ascii="Times New Roman" w:eastAsiaTheme="minorEastAsia" w:hAnsi="Times New Roman" w:cs="Times New Roman"/>
+          <w:i/>
+          <w:iCs/>
+          <w:sz w:val="24"/>
+        </w:rPr>
+        <w:t>segundos.</w:t>
+      </w:r>
+    </w:p>
+    <w:p>
+      <w:pPr>
+        <w:rPr>
+          <w:rFonts w:ascii="Times New Roman" w:eastAsiaTheme="minorEastAsia" w:hAnsi="Times New Roman" w:cs="Times New Roman"/>
+          <w:sz w:val="24"/>
+        </w:rPr>
+      </w:pPr>
+    </w:p>
+    <w:p>
+      <w:pPr>
+        <w:rPr>
+          <w:rFonts w:ascii="Times New Roman" w:eastAsiaTheme="minorEastAsia" w:hAnsi="Times New Roman" w:cs="Times New Roman"/>
+          <w:i/>
+          <w:iCs/>
+          <w:sz w:val="24"/>
+        </w:rPr>
+      </w:pPr>
+      <w:r>
+        <w:rPr>
+          <w:rFonts w:ascii="Times New Roman" w:eastAsiaTheme="minorEastAsia" w:hAnsi="Times New Roman" w:cs="Times New Roman"/>
+          <w:b/>
+          <w:bCs/>
+          <w:sz w:val="24"/>
+        </w:rPr>
+        <w:t>(</w:t>
+      </w:r>
+      <w:r>
+        <w:rPr>
+          <w:rFonts w:ascii="Times New Roman" w:eastAsiaTheme="minorEastAsia" w:hAnsi="Times New Roman" w:cs="Times New Roman"/>
+          <w:b/>
+          <w:bCs/>
+          <w:sz w:val="24"/>
+        </w:rPr>
+        <w:t>a)</w:t>
+      </w:r>
+      <w:r>
+        <w:rPr>
+          <w:rFonts w:ascii="Times New Roman" w:eastAsiaTheme="minorEastAsia" w:hAnsi="Times New Roman" w:cs="Times New Roman"/>
+          <w:sz w:val="24"/>
+        </w:rPr>
+        <w:t xml:space="preserve"> </w:t>
+      </w:r>
+      <w:r>
+        <w:rPr>
+          <w:rFonts w:ascii="Times New Roman" w:eastAsiaTheme="minorEastAsia" w:hAnsi="Times New Roman" w:cs="Times New Roman"/>
+          <w:i/>
+          <w:iCs/>
+          <w:sz w:val="24"/>
+        </w:rPr>
+        <w:t>Indi</w:t>
+      </w:r>
+      <w:r>
+        <w:rPr>
+          <w:rFonts w:ascii="Times New Roman" w:eastAsiaTheme="minorEastAsia" w:hAnsi="Times New Roman" w:cs="Times New Roman"/>
+          <w:i/>
+          <w:iCs/>
+          <w:sz w:val="24"/>
+        </w:rPr>
+        <w:t>car</w:t>
+      </w:r>
+      <w:r>
+        <w:rPr>
+          <w:rFonts w:ascii="Times New Roman" w:eastAsiaTheme="minorEastAsia" w:hAnsi="Times New Roman" w:cs="Times New Roman"/>
+          <w:i/>
+          <w:iCs/>
+          <w:sz w:val="24"/>
+        </w:rPr>
+        <w:t xml:space="preserve"> qué estrategia (recorrido en profundidad o por niveles) </w:t>
+      </w:r>
+      <w:r>
+        <w:rPr>
+          <w:rFonts w:ascii="Times New Roman" w:eastAsiaTheme="minorEastAsia" w:hAnsi="Times New Roman" w:cs="Times New Roman"/>
+          <w:i/>
+          <w:iCs/>
+          <w:sz w:val="24"/>
+        </w:rPr>
+        <w:t xml:space="preserve">se </w:t>
+      </w:r>
+      <w:r>
+        <w:rPr>
+          <w:rFonts w:ascii="Times New Roman" w:eastAsiaTheme="minorEastAsia" w:hAnsi="Times New Roman" w:cs="Times New Roman"/>
+          <w:i/>
+          <w:iCs/>
+          <w:sz w:val="24"/>
+        </w:rPr>
+        <w:t>utilizará para resolver el</w:t>
+      </w:r>
+      <w:r>
+        <w:rPr>
+          <w:rFonts w:ascii="Times New Roman" w:eastAsiaTheme="minorEastAsia" w:hAnsi="Times New Roman" w:cs="Times New Roman"/>
+          <w:i/>
+          <w:iCs/>
+          <w:sz w:val="24"/>
+        </w:rPr>
+        <w:t xml:space="preserve"> </w:t>
+      </w:r>
+      <w:r>
+        <w:rPr>
+          <w:rFonts w:ascii="Times New Roman" w:eastAsiaTheme="minorEastAsia" w:hAnsi="Times New Roman" w:cs="Times New Roman"/>
+          <w:i/>
+          <w:iCs/>
+          <w:sz w:val="24"/>
+        </w:rPr>
+        <w:t>problema.</w:t>
+      </w:r>
+    </w:p>
+    <w:p>
+      <w:pPr>
+        <w:rPr>
+          <w:rFonts w:ascii="Times New Roman" w:eastAsiaTheme="minorEastAsia" w:hAnsi="Times New Roman" w:cs="Times New Roman"/>
+          <w:sz w:val="24"/>
+        </w:rPr>
+      </w:pPr>
+    </w:p>
+    <w:p>
+      <w:pPr>
+        <w:rPr>
+          <w:rFonts w:ascii="Times New Roman" w:eastAsiaTheme="minorEastAsia" w:hAnsi="Times New Roman" w:cs="Times New Roman"/>
+          <w:sz w:val="24"/>
+        </w:rPr>
+      </w:pPr>
+    </w:p>
+    <w:p>
+      <w:pPr>
+        <w:rPr>
+          <w:rFonts w:ascii="Times New Roman" w:eastAsiaTheme="minorEastAsia" w:hAnsi="Times New Roman" w:cs="Times New Roman"/>
+          <w:sz w:val="24"/>
+        </w:rPr>
+      </w:pPr>
+      <w:r>
+        <w:rPr>
+          <w:rFonts w:ascii="Times New Roman" w:eastAsiaTheme="minorEastAsia" w:hAnsi="Times New Roman" w:cs="Times New Roman"/>
+          <w:sz w:val="24"/>
+        </w:rPr>
+        <w:t>Para resolver el problema, se utilizará un recorrido en profundidad.</w:t>
+      </w:r>
+    </w:p>
+    <w:p>
+      <w:pPr>
+        <w:rPr>
+          <w:rFonts w:ascii="Times New Roman" w:eastAsiaTheme="minorEastAsia" w:hAnsi="Times New Roman" w:cs="Times New Roman"/>
+          <w:sz w:val="24"/>
+        </w:rPr>
+      </w:pPr>
+    </w:p>
+    <w:p>
+      <w:pPr>
+        <w:rPr>
+          <w:rFonts w:ascii="Times New Roman" w:eastAsiaTheme="minorEastAsia" w:hAnsi="Times New Roman" w:cs="Times New Roman"/>
+          <w:sz w:val="24"/>
+        </w:rPr>
+      </w:pPr>
+    </w:p>
+    <w:p>
+      <w:pPr>
+        <w:rPr>
+          <w:rFonts w:ascii="Times New Roman" w:eastAsiaTheme="minorEastAsia" w:hAnsi="Times New Roman" w:cs="Times New Roman"/>
+          <w:i/>
+          <w:iCs/>
+          <w:sz w:val="24"/>
+        </w:rPr>
+      </w:pPr>
+      <w:r>
+        <w:rPr>
+          <w:rFonts w:ascii="Times New Roman" w:eastAsiaTheme="minorEastAsia" w:hAnsi="Times New Roman" w:cs="Times New Roman"/>
+          <w:b/>
+          <w:bCs/>
+          <w:sz w:val="24"/>
+        </w:rPr>
+        <w:t>(</w:t>
+      </w:r>
+      <w:r>
+        <w:rPr>
+          <w:rFonts w:ascii="Times New Roman" w:eastAsiaTheme="minorEastAsia" w:hAnsi="Times New Roman" w:cs="Times New Roman"/>
+          <w:b/>
+          <w:bCs/>
+          <w:sz w:val="24"/>
+        </w:rPr>
+        <w:t>b)</w:t>
+      </w:r>
+      <w:r>
+        <w:rPr>
+          <w:rFonts w:ascii="Times New Roman" w:eastAsiaTheme="minorEastAsia" w:hAnsi="Times New Roman" w:cs="Times New Roman"/>
+          <w:sz w:val="24"/>
+        </w:rPr>
+        <w:t xml:space="preserve"> </w:t>
+      </w:r>
+      <w:r>
+        <w:rPr>
+          <w:rFonts w:ascii="Times New Roman" w:eastAsiaTheme="minorEastAsia" w:hAnsi="Times New Roman" w:cs="Times New Roman"/>
+          <w:i/>
+          <w:iCs/>
+          <w:sz w:val="24"/>
+        </w:rPr>
+        <w:t>Cre</w:t>
+      </w:r>
+      <w:r>
+        <w:rPr>
+          <w:rFonts w:ascii="Times New Roman" w:eastAsiaTheme="minorEastAsia" w:hAnsi="Times New Roman" w:cs="Times New Roman"/>
+          <w:i/>
+          <w:iCs/>
+          <w:sz w:val="24"/>
+        </w:rPr>
+        <w:t>ar</w:t>
+      </w:r>
+      <w:r>
+        <w:rPr>
+          <w:rFonts w:ascii="Times New Roman" w:eastAsiaTheme="minorEastAsia" w:hAnsi="Times New Roman" w:cs="Times New Roman"/>
+          <w:i/>
+          <w:iCs/>
+          <w:sz w:val="24"/>
+        </w:rPr>
+        <w:t xml:space="preserve"> una clase Java llamada RedBinariaLlena donde</w:t>
+      </w:r>
+      <w:r>
+        <w:rPr>
+          <w:rFonts w:ascii="Times New Roman" w:eastAsiaTheme="minorEastAsia" w:hAnsi="Times New Roman" w:cs="Times New Roman"/>
+          <w:i/>
+          <w:iCs/>
+          <w:sz w:val="24"/>
+        </w:rPr>
+        <w:t xml:space="preserve"> se</w:t>
+      </w:r>
+      <w:r>
+        <w:rPr>
+          <w:rFonts w:ascii="Times New Roman" w:eastAsiaTheme="minorEastAsia" w:hAnsi="Times New Roman" w:cs="Times New Roman"/>
+          <w:i/>
+          <w:iCs/>
+          <w:sz w:val="24"/>
+        </w:rPr>
+        <w:t xml:space="preserve"> implementará lo solicitado en el</w:t>
+      </w:r>
+      <w:r>
+        <w:rPr>
+          <w:rFonts w:ascii="Times New Roman" w:eastAsiaTheme="minorEastAsia" w:hAnsi="Times New Roman" w:cs="Times New Roman"/>
+          <w:i/>
+          <w:iCs/>
+          <w:sz w:val="24"/>
+        </w:rPr>
+        <w:t xml:space="preserve"> </w:t>
+      </w:r>
+      <w:r>
+        <w:rPr>
+          <w:rFonts w:ascii="Times New Roman" w:eastAsiaTheme="minorEastAsia" w:hAnsi="Times New Roman" w:cs="Times New Roman"/>
+          <w:i/>
+          <w:iCs/>
+          <w:sz w:val="24"/>
+        </w:rPr>
+        <w:t>método retardoReenvio():</w:t>
+      </w:r>
+      <w:r>
+        <w:rPr>
+          <w:rFonts w:ascii="Times New Roman" w:eastAsiaTheme="minorEastAsia" w:hAnsi="Times New Roman" w:cs="Times New Roman"/>
+          <w:i/>
+          <w:iCs/>
+          <w:sz w:val="24"/>
+        </w:rPr>
+        <w:t xml:space="preserve"> </w:t>
+      </w:r>
+      <w:r>
+        <w:rPr>
+          <w:rFonts w:ascii="Times New Roman" w:eastAsiaTheme="minorEastAsia" w:hAnsi="Times New Roman" w:cs="Times New Roman"/>
+          <w:i/>
+          <w:iCs/>
+          <w:sz w:val="24"/>
+        </w:rPr>
+        <w:t>int</w:t>
+      </w:r>
+      <w:r>
+        <w:rPr>
+          <w:rFonts w:ascii="Times New Roman" w:eastAsiaTheme="minorEastAsia" w:hAnsi="Times New Roman" w:cs="Times New Roman"/>
+          <w:i/>
+          <w:iCs/>
+          <w:sz w:val="24"/>
+        </w:rPr>
+        <w:t>.</w:t>
+      </w:r>
+    </w:p>
+    <w:p>
+      <w:pPr>
+        <w:rPr>
+          <w:rFonts w:ascii="Times New Roman" w:eastAsiaTheme="minorEastAsia" w:hAnsi="Times New Roman" w:cs="Times New Roman"/>
+          <w:sz w:val="24"/>
+        </w:rPr>
+      </w:pPr>
+    </w:p>
+    <w:p>
+      <w:pPr>
+        <w:rPr>
+          <w:rFonts w:ascii="Times New Roman" w:eastAsiaTheme="minorEastAsia" w:hAnsi="Times New Roman" w:cs="Times New Roman"/>
+          <w:sz w:val="24"/>
+        </w:rPr>
+      </w:pPr>
+    </w:p>
+    <w:p>
+      <w:pPr>
+        <w:rPr>
+          <w:rFonts w:ascii="Times New Roman" w:eastAsiaTheme="minorEastAsia" w:hAnsi="Times New Roman" w:cs="Times New Roman"/>
+          <w:sz w:val="24"/>
+        </w:rPr>
+      </w:pPr>
+      <w:r>
+        <w:rPr>
+          <w:rFonts w:ascii="Times New Roman" w:eastAsiaTheme="minorEastAsia" w:hAnsi="Times New Roman" w:cs="Times New Roman"/>
+          <w:sz w:val="24"/>
+        </w:rPr>
+        <w:br w:type="page"/>
+      </w:r>
+    </w:p>
+    <w:p>
+      <w:pPr>
+        <w:rPr>
+          <w:rFonts w:ascii="Times New Roman" w:eastAsiaTheme="minorEastAsia" w:hAnsi="Times New Roman" w:cs="Times New Roman"/>
+          <w:sz w:val="28"/>
+          <w:szCs w:val="24"/>
+        </w:rPr>
+      </w:pPr>
+      <w:r>
+        <w:rPr>
+          <w:rFonts w:ascii="Times New Roman" w:eastAsiaTheme="minorEastAsia" w:hAnsi="Times New Roman" w:cs="Times New Roman"/>
+          <w:b/>
+          <w:bCs/>
+          <w:sz w:val="28"/>
+          <w:szCs w:val="24"/>
+          <w:u w:val="single"/>
+        </w:rPr>
+        <w:lastRenderedPageBreak/>
+        <w:t>Ejercicio 5.</w:t>
+      </w:r>
+    </w:p>
+    <w:p>
+      <w:pPr>
+        <w:rPr>
+          <w:rFonts w:ascii="Times New Roman" w:eastAsiaTheme="minorEastAsia" w:hAnsi="Times New Roman" w:cs="Times New Roman"/>
+          <w:sz w:val="24"/>
+        </w:rPr>
+      </w:pPr>
+    </w:p>
+    <w:p>
+      <w:pPr>
+        <w:rPr>
+          <w:rFonts w:ascii="Times New Roman" w:eastAsiaTheme="minorEastAsia" w:hAnsi="Times New Roman" w:cs="Times New Roman"/>
+          <w:i/>
+          <w:iCs/>
+          <w:sz w:val="24"/>
+        </w:rPr>
+      </w:pPr>
+      <w:r>
+        <w:rPr>
+          <w:rFonts w:ascii="Times New Roman" w:eastAsiaTheme="minorEastAsia" w:hAnsi="Times New Roman" w:cs="Times New Roman"/>
+          <w:i/>
+          <w:iCs/>
+          <w:sz w:val="24"/>
+        </w:rPr>
+        <w:t>Implement</w:t>
+      </w:r>
+      <w:r>
+        <w:rPr>
+          <w:rFonts w:ascii="Times New Roman" w:eastAsiaTheme="minorEastAsia" w:hAnsi="Times New Roman" w:cs="Times New Roman"/>
+          <w:i/>
+          <w:iCs/>
+          <w:sz w:val="24"/>
+        </w:rPr>
+        <w:t xml:space="preserve">ar </w:t>
+      </w:r>
+      <w:r>
+        <w:rPr>
+          <w:rFonts w:ascii="Times New Roman" w:eastAsiaTheme="minorEastAsia" w:hAnsi="Times New Roman" w:cs="Times New Roman"/>
+          <w:i/>
+          <w:iCs/>
+          <w:sz w:val="24"/>
+        </w:rPr>
+        <w:t>una clase Java llamada ProfundidadDeArbolBinario que tiene</w:t>
+      </w:r>
+      <w:r>
+        <w:rPr>
+          <w:rFonts w:ascii="Times New Roman" w:eastAsiaTheme="minorEastAsia" w:hAnsi="Times New Roman" w:cs="Times New Roman"/>
+          <w:i/>
+          <w:iCs/>
+          <w:sz w:val="24"/>
+        </w:rPr>
+        <w:t>,</w:t>
+      </w:r>
+      <w:r>
+        <w:rPr>
+          <w:rFonts w:ascii="Times New Roman" w:eastAsiaTheme="minorEastAsia" w:hAnsi="Times New Roman" w:cs="Times New Roman"/>
+          <w:i/>
+          <w:iCs/>
+          <w:sz w:val="24"/>
+        </w:rPr>
+        <w:t xml:space="preserve"> como variable de</w:t>
+      </w:r>
+      <w:r>
+        <w:rPr>
+          <w:rFonts w:ascii="Times New Roman" w:eastAsiaTheme="minorEastAsia" w:hAnsi="Times New Roman" w:cs="Times New Roman"/>
+          <w:i/>
+          <w:iCs/>
+          <w:sz w:val="24"/>
+        </w:rPr>
+        <w:t xml:space="preserve"> </w:t>
+      </w:r>
+      <w:r>
+        <w:rPr>
+          <w:rFonts w:ascii="Times New Roman" w:eastAsiaTheme="minorEastAsia" w:hAnsi="Times New Roman" w:cs="Times New Roman"/>
+          <w:i/>
+          <w:iCs/>
+          <w:sz w:val="24"/>
+        </w:rPr>
+        <w:t>instancia</w:t>
+      </w:r>
+      <w:r>
+        <w:rPr>
+          <w:rFonts w:ascii="Times New Roman" w:eastAsiaTheme="minorEastAsia" w:hAnsi="Times New Roman" w:cs="Times New Roman"/>
+          <w:i/>
+          <w:iCs/>
+          <w:sz w:val="24"/>
+        </w:rPr>
+        <w:t>,</w:t>
+      </w:r>
+      <w:r>
+        <w:rPr>
+          <w:rFonts w:ascii="Times New Roman" w:eastAsiaTheme="minorEastAsia" w:hAnsi="Times New Roman" w:cs="Times New Roman"/>
+          <w:i/>
+          <w:iCs/>
+          <w:sz w:val="24"/>
+        </w:rPr>
+        <w:t xml:space="preserve"> un árbol binario de números enteros y un método de instancia</w:t>
+      </w:r>
+      <w:r>
+        <w:rPr>
+          <w:rFonts w:ascii="Times New Roman" w:eastAsiaTheme="minorEastAsia" w:hAnsi="Times New Roman" w:cs="Times New Roman"/>
+          <w:i/>
+          <w:iCs/>
+          <w:sz w:val="24"/>
+        </w:rPr>
+        <w:t xml:space="preserve"> </w:t>
+      </w:r>
+      <w:r>
+        <w:rPr>
+          <w:rFonts w:ascii="Times New Roman" w:eastAsiaTheme="minorEastAsia" w:hAnsi="Times New Roman" w:cs="Times New Roman"/>
+          <w:i/>
+          <w:iCs/>
+          <w:sz w:val="24"/>
+        </w:rPr>
+        <w:t>sumaElementosProfundidad(int p):</w:t>
+      </w:r>
+      <w:r>
+        <w:rPr>
+          <w:rFonts w:ascii="Times New Roman" w:eastAsiaTheme="minorEastAsia" w:hAnsi="Times New Roman" w:cs="Times New Roman"/>
+          <w:i/>
+          <w:iCs/>
+          <w:sz w:val="24"/>
+        </w:rPr>
+        <w:t xml:space="preserve"> </w:t>
+      </w:r>
+      <w:r>
+        <w:rPr>
+          <w:rFonts w:ascii="Times New Roman" w:eastAsiaTheme="minorEastAsia" w:hAnsi="Times New Roman" w:cs="Times New Roman"/>
+          <w:i/>
+          <w:iCs/>
+          <w:sz w:val="24"/>
+        </w:rPr>
+        <w:t>int</w:t>
+      </w:r>
+      <w:r>
+        <w:rPr>
+          <w:rFonts w:ascii="Times New Roman" w:eastAsiaTheme="minorEastAsia" w:hAnsi="Times New Roman" w:cs="Times New Roman"/>
+          <w:i/>
+          <w:iCs/>
+          <w:sz w:val="24"/>
+        </w:rPr>
+        <w:t>,</w:t>
+      </w:r>
+      <w:r>
+        <w:rPr>
+          <w:rFonts w:ascii="Times New Roman" w:eastAsiaTheme="minorEastAsia" w:hAnsi="Times New Roman" w:cs="Times New Roman"/>
+          <w:i/>
+          <w:iCs/>
+          <w:sz w:val="24"/>
+        </w:rPr>
+        <w:t xml:space="preserve"> el cuál devuelve la suma de todos los nodos del árbol</w:t>
+      </w:r>
+      <w:r>
+        <w:rPr>
+          <w:rFonts w:ascii="Times New Roman" w:eastAsiaTheme="minorEastAsia" w:hAnsi="Times New Roman" w:cs="Times New Roman"/>
+          <w:i/>
+          <w:iCs/>
+          <w:sz w:val="24"/>
+        </w:rPr>
+        <w:t xml:space="preserve"> </w:t>
+      </w:r>
+      <w:r>
+        <w:rPr>
+          <w:rFonts w:ascii="Times New Roman" w:eastAsiaTheme="minorEastAsia" w:hAnsi="Times New Roman" w:cs="Times New Roman"/>
+          <w:i/>
+          <w:iCs/>
+          <w:sz w:val="24"/>
+        </w:rPr>
+        <w:t>que se encuentren a la profundidad pasada como argumento.</w:t>
+      </w:r>
+    </w:p>
+    <w:p>
+      <w:pPr>
+        <w:rPr>
+          <w:rFonts w:ascii="Times New Roman" w:eastAsiaTheme="minorEastAsia" w:hAnsi="Times New Roman" w:cs="Times New Roman"/>
+          <w:sz w:val="24"/>
+        </w:rPr>
+      </w:pPr>
+    </w:p>
+    <w:p>
+      <w:pPr>
+        <w:rPr>
+          <w:rFonts w:ascii="Times New Roman" w:eastAsiaTheme="minorEastAsia" w:hAnsi="Times New Roman" w:cs="Times New Roman"/>
+          <w:sz w:val="24"/>
+        </w:rPr>
+      </w:pPr>
+    </w:p>
+    <w:p>
+      <w:pPr>
+        <w:rPr>
+          <w:rFonts w:ascii="Times New Roman" w:eastAsiaTheme="minorEastAsia" w:hAnsi="Times New Roman" w:cs="Times New Roman"/>
+          <w:sz w:val="24"/>
+        </w:rPr>
+      </w:pPr>
+      <w:r>
+        <w:rPr>
+          <w:rFonts w:ascii="Times New Roman" w:eastAsiaTheme="minorEastAsia" w:hAnsi="Times New Roman" w:cs="Times New Roman"/>
+          <w:sz w:val="24"/>
+        </w:rPr>
+        <w:br w:type="page"/>
+      </w:r>
+    </w:p>
+    <w:p>
+      <w:pPr>
+        <w:rPr>
+          <w:rFonts w:ascii="Times New Roman" w:eastAsiaTheme="minorEastAsia" w:hAnsi="Times New Roman" w:cs="Times New Roman"/>
+          <w:sz w:val="28"/>
+          <w:szCs w:val="24"/>
+        </w:rPr>
+      </w:pPr>
+      <w:r>
+        <w:rPr>
+          <w:rFonts w:ascii="Times New Roman" w:eastAsiaTheme="minorEastAsia" w:hAnsi="Times New Roman" w:cs="Times New Roman"/>
+          <w:b/>
+          <w:bCs/>
+          <w:sz w:val="28"/>
+          <w:szCs w:val="24"/>
+          <w:u w:val="single"/>
+        </w:rPr>
+        <w:lastRenderedPageBreak/>
+        <w:t>Ejercicio 6.</w:t>
+      </w:r>
+    </w:p>
+    <w:p>
+      <w:pPr>
+        <w:rPr>
+          <w:rFonts w:ascii="Times New Roman" w:eastAsiaTheme="minorEastAsia" w:hAnsi="Times New Roman" w:cs="Times New Roman"/>
+          <w:sz w:val="24"/>
+        </w:rPr>
+      </w:pPr>
+    </w:p>
+    <w:p>
+      <w:pPr>
+        <w:rPr>
+          <w:rFonts w:ascii="Times New Roman" w:eastAsiaTheme="minorEastAsia" w:hAnsi="Times New Roman" w:cs="Times New Roman"/>
+          <w:i/>
+          <w:iCs/>
+          <w:sz w:val="24"/>
+        </w:rPr>
+      </w:pPr>
+      <w:r>
+        <w:rPr>
+          <w:rFonts w:ascii="Times New Roman" w:eastAsiaTheme="minorEastAsia" w:hAnsi="Times New Roman" w:cs="Times New Roman"/>
+          <w:i/>
+          <w:iCs/>
+          <w:sz w:val="24"/>
+        </w:rPr>
+        <w:t>Cre</w:t>
+      </w:r>
+      <w:r>
+        <w:rPr>
+          <w:rFonts w:ascii="Times New Roman" w:eastAsiaTheme="minorEastAsia" w:hAnsi="Times New Roman" w:cs="Times New Roman"/>
+          <w:i/>
+          <w:iCs/>
+          <w:sz w:val="24"/>
+        </w:rPr>
+        <w:t>ar</w:t>
+      </w:r>
+      <w:r>
+        <w:rPr>
+          <w:rFonts w:ascii="Times New Roman" w:eastAsiaTheme="minorEastAsia" w:hAnsi="Times New Roman" w:cs="Times New Roman"/>
+          <w:i/>
+          <w:iCs/>
+          <w:sz w:val="24"/>
+        </w:rPr>
+        <w:t xml:space="preserve"> una clase Java llamada Transformacion que tenga como variable de instancia un árbol</w:t>
+      </w:r>
+      <w:r>
+        <w:rPr>
+          <w:rFonts w:ascii="Times New Roman" w:eastAsiaTheme="minorEastAsia" w:hAnsi="Times New Roman" w:cs="Times New Roman"/>
+          <w:i/>
+          <w:iCs/>
+          <w:sz w:val="24"/>
+        </w:rPr>
+        <w:t xml:space="preserve"> </w:t>
+      </w:r>
+      <w:r>
+        <w:rPr>
+          <w:rFonts w:ascii="Times New Roman" w:eastAsiaTheme="minorEastAsia" w:hAnsi="Times New Roman" w:cs="Times New Roman"/>
+          <w:i/>
+          <w:iCs/>
+          <w:sz w:val="24"/>
+        </w:rPr>
+        <w:t>binario de números enteros y un método de instancia suma (): BinaryTree&lt;Integer&gt;</w:t>
+      </w:r>
+      <w:r>
+        <w:rPr>
+          <w:rFonts w:ascii="Times New Roman" w:eastAsiaTheme="minorEastAsia" w:hAnsi="Times New Roman" w:cs="Times New Roman"/>
+          <w:i/>
+          <w:iCs/>
+          <w:sz w:val="24"/>
+        </w:rPr>
+        <w:t xml:space="preserve">, </w:t>
+      </w:r>
+      <w:r>
+        <w:rPr>
+          <w:rFonts w:ascii="Times New Roman" w:eastAsiaTheme="minorEastAsia" w:hAnsi="Times New Roman" w:cs="Times New Roman"/>
+          <w:i/>
+          <w:iCs/>
+          <w:sz w:val="24"/>
+        </w:rPr>
+        <w:t>el cu</w:t>
+      </w:r>
+      <w:r>
+        <w:rPr>
+          <w:rFonts w:ascii="Times New Roman" w:eastAsiaTheme="minorEastAsia" w:hAnsi="Times New Roman" w:cs="Times New Roman"/>
+          <w:i/>
+          <w:iCs/>
+          <w:sz w:val="24"/>
+        </w:rPr>
+        <w:t xml:space="preserve">al </w:t>
+      </w:r>
+      <w:r>
+        <w:rPr>
+          <w:rFonts w:ascii="Times New Roman" w:eastAsiaTheme="minorEastAsia" w:hAnsi="Times New Roman" w:cs="Times New Roman"/>
+          <w:i/>
+          <w:iCs/>
+          <w:sz w:val="24"/>
+        </w:rPr>
+        <w:t>devuelve el árbol en el que se reemplazó el valor de cada nodo por la suma de todos los</w:t>
+      </w:r>
+      <w:r>
+        <w:rPr>
+          <w:rFonts w:ascii="Times New Roman" w:eastAsiaTheme="minorEastAsia" w:hAnsi="Times New Roman" w:cs="Times New Roman"/>
+          <w:i/>
+          <w:iCs/>
+          <w:sz w:val="24"/>
+        </w:rPr>
+        <w:t xml:space="preserve"> </w:t>
+      </w:r>
+      <w:r>
+        <w:rPr>
+          <w:rFonts w:ascii="Times New Roman" w:eastAsiaTheme="minorEastAsia" w:hAnsi="Times New Roman" w:cs="Times New Roman"/>
+          <w:i/>
+          <w:iCs/>
+          <w:sz w:val="24"/>
+        </w:rPr>
+        <w:t>elementos presentes en su subárbol izquierdo y derecho. Asum</w:t>
+      </w:r>
+      <w:r>
+        <w:rPr>
+          <w:rFonts w:ascii="Times New Roman" w:eastAsiaTheme="minorEastAsia" w:hAnsi="Times New Roman" w:cs="Times New Roman"/>
+          <w:i/>
+          <w:iCs/>
+          <w:sz w:val="24"/>
+        </w:rPr>
+        <w:t>ir</w:t>
+      </w:r>
+      <w:r>
+        <w:rPr>
+          <w:rFonts w:ascii="Times New Roman" w:eastAsiaTheme="minorEastAsia" w:hAnsi="Times New Roman" w:cs="Times New Roman"/>
+          <w:i/>
+          <w:iCs/>
+          <w:sz w:val="24"/>
+        </w:rPr>
+        <w:t xml:space="preserve"> que los valores de los subárboles</w:t>
+      </w:r>
+      <w:r>
+        <w:rPr>
+          <w:rFonts w:ascii="Times New Roman" w:eastAsiaTheme="minorEastAsia" w:hAnsi="Times New Roman" w:cs="Times New Roman"/>
+          <w:i/>
+          <w:iCs/>
+          <w:sz w:val="24"/>
+        </w:rPr>
+        <w:t xml:space="preserve"> </w:t>
+      </w:r>
+      <w:r>
+        <w:rPr>
+          <w:rFonts w:ascii="Times New Roman" w:eastAsiaTheme="minorEastAsia" w:hAnsi="Times New Roman" w:cs="Times New Roman"/>
+          <w:i/>
+          <w:iCs/>
+          <w:sz w:val="24"/>
+        </w:rPr>
+        <w:t>vacíos son ceros. Por ejemplo:</w:t>
+      </w:r>
+    </w:p>
+    <w:p>
+      <w:pPr>
+        <w:rPr>
+          <w:rFonts w:ascii="Times New Roman" w:eastAsiaTheme="minorEastAsia" w:hAnsi="Times New Roman" w:cs="Times New Roman"/>
+          <w:sz w:val="24"/>
+        </w:rPr>
+      </w:pPr>
+    </w:p>
+    <w:p>
+      <w:pPr>
+        <w:jc w:val="center"/>
+        <w:rPr>
+          <w:rFonts w:ascii="Times New Roman" w:eastAsiaTheme="minorEastAsia" w:hAnsi="Times New Roman" w:cs="Times New Roman"/>
+          <w:sz w:val="24"/>
+        </w:rPr>
+      </w:pPr>
+      <w:r>
+        <w:rPr>
+          <w:rFonts w:ascii="Times New Roman" w:eastAsiaTheme="minorEastAsia" w:hAnsi="Times New Roman" w:cs="Times New Roman"/>
+          <w:sz w:val="24"/>
+        </w:rPr>
+        <w:drawing>
+          <wp:inline distT="0" distB="0" distL="0" distR="0" wp14:anchorId="6215A6D5" wp14:editId="05F57381">
+            <wp:extent cx="5400040" cy="2399665"/>
+            <wp:effectExtent l="0" t="0" r="0" b="635"/>
+            <wp:docPr id="1558830103" name="Imagen 1"/>
+            <wp:cNvGraphicFramePr>
+              <a:graphicFrameLocks xmlns:a="http://schemas.openxmlformats.org/drawingml/2006/main" noChangeAspect="1"/>
+            </wp:cNvGraphicFramePr>
+            <a:graphic xmlns:a="http://schemas.openxmlformats.org/drawingml/2006/main">
+              <a:graphicData uri="http://schemas.openxmlformats.org/drawingml/2006/picture">
+                <pic:pic xmlns:pic="http://schemas.openxmlformats.org/drawingml/2006/picture">
+                  <pic:nvPicPr>
+                    <pic:cNvPr id="1558830103" name=""/>
+                    <pic:cNvPicPr/>
+                  </pic:nvPicPr>
+                  <pic:blipFill>
+                    <a:blip r:embed="rId10"/>
+                    <a:stretch>
+                      <a:fillRect/>
+                    </a:stretch>
+                  </pic:blipFill>
+                  <pic:spPr>
+                    <a:xfrm>
+                      <a:off x="0" y="0"/>
+                      <a:ext cx="5400040" cy="2399665"/>
+                    </a:xfrm>
+                    <a:prstGeom prst="rect">
+                      <a:avLst/>
+                    </a:prstGeom>
+                  </pic:spPr>
+                </pic:pic>
+              </a:graphicData>
+            </a:graphic>
+          </wp:inline>
+        </w:drawing>
+      </w:r>
+    </w:p>
+    <w:p>
+      <w:pPr>
+        <w:rPr>
+          <w:rFonts w:ascii="Times New Roman" w:eastAsiaTheme="minorEastAsia" w:hAnsi="Times New Roman" w:cs="Times New Roman"/>
+          <w:sz w:val="24"/>
+        </w:rPr>
+      </w:pPr>
+    </w:p>
+    <w:p>
+      <w:pPr>
+        <w:rPr>
+          <w:rFonts w:ascii="Times New Roman" w:eastAsiaTheme="minorEastAsia" w:hAnsi="Times New Roman" w:cs="Times New Roman"/>
+          <w:i/>
+          <w:iCs/>
+          <w:sz w:val="24"/>
+        </w:rPr>
+      </w:pPr>
+      <w:r>
+        <w:rPr>
+          <w:rFonts w:ascii="Times New Roman" w:eastAsiaTheme="minorEastAsia" w:hAnsi="Times New Roman" w:cs="Times New Roman"/>
+          <w:i/>
+          <w:iCs/>
+          <w:sz w:val="24"/>
+        </w:rPr>
+        <w:t>¿</w:t>
+      </w:r>
+      <w:r>
+        <w:rPr>
+          <w:rFonts w:ascii="Times New Roman" w:eastAsiaTheme="minorEastAsia" w:hAnsi="Times New Roman" w:cs="Times New Roman"/>
+          <w:i/>
+          <w:iCs/>
+          <w:sz w:val="24"/>
+        </w:rPr>
+        <w:t>La</w:t>
+      </w:r>
+      <w:r>
+        <w:rPr>
+          <w:rFonts w:ascii="Times New Roman" w:eastAsiaTheme="minorEastAsia" w:hAnsi="Times New Roman" w:cs="Times New Roman"/>
+          <w:i/>
+          <w:iCs/>
+          <w:sz w:val="24"/>
+        </w:rPr>
+        <w:t xml:space="preserve"> solución recorre una única vez cada subárbol? En el caso que no, ¿</w:t>
+      </w:r>
+      <w:r>
+        <w:rPr>
+          <w:rFonts w:ascii="Times New Roman" w:eastAsiaTheme="minorEastAsia" w:hAnsi="Times New Roman" w:cs="Times New Roman"/>
+          <w:i/>
+          <w:iCs/>
+          <w:sz w:val="24"/>
+        </w:rPr>
+        <w:t>se p</w:t>
+      </w:r>
+      <w:r>
+        <w:rPr>
+          <w:rFonts w:ascii="Times New Roman" w:eastAsiaTheme="minorEastAsia" w:hAnsi="Times New Roman" w:cs="Times New Roman"/>
+          <w:i/>
+          <w:iCs/>
+          <w:sz w:val="24"/>
+        </w:rPr>
+        <w:t>uede mejorar para que</w:t>
+      </w:r>
+      <w:r>
+        <w:rPr>
+          <w:rFonts w:ascii="Times New Roman" w:eastAsiaTheme="minorEastAsia" w:hAnsi="Times New Roman" w:cs="Times New Roman"/>
+          <w:i/>
+          <w:iCs/>
+          <w:sz w:val="24"/>
+        </w:rPr>
+        <w:t xml:space="preserve"> </w:t>
+      </w:r>
+      <w:r>
+        <w:rPr>
+          <w:rFonts w:ascii="Times New Roman" w:eastAsiaTheme="minorEastAsia" w:hAnsi="Times New Roman" w:cs="Times New Roman"/>
+          <w:i/>
+          <w:iCs/>
+          <w:sz w:val="24"/>
+        </w:rPr>
+        <w:t>sí lo haga?</w:t>
+      </w:r>
+    </w:p>
+    <w:p>
+      <w:pPr>
+        <w:rPr>
+          <w:rFonts w:ascii="Times New Roman" w:eastAsiaTheme="minorEastAsia" w:hAnsi="Times New Roman" w:cs="Times New Roman"/>
+          <w:sz w:val="24"/>
+        </w:rPr>
+      </w:pPr>
+    </w:p>
+    <w:p>
+      <w:pPr>
+        <w:rPr>
+          <w:rFonts w:ascii="Times New Roman" w:eastAsiaTheme="minorEastAsia" w:hAnsi="Times New Roman" w:cs="Times New Roman"/>
+          <w:sz w:val="24"/>
+        </w:rPr>
+      </w:pPr>
+    </w:p>
+    <w:p>
+      <w:pPr>
+        <w:rPr>
+          <w:rFonts w:ascii="Times New Roman" w:eastAsiaTheme="minorEastAsia" w:hAnsi="Times New Roman" w:cs="Times New Roman"/>
+          <w:sz w:val="24"/>
         </w:rPr>
       </w:pPr>
     </w:p>
     <w:sectPr>
-      <w:headerReference w:type="default" r:id="rId8"/>
+      <w:headerReference w:type="default" r:id="rId11"/>
       <w:pgSz w:w="11906" w:h="16838"/>
       <w:pgMar w:top="1417" w:right="1701" w:bottom="1417" w:left="1701" w:header="708" w:footer="708" w:gutter="0"/>
       <w:cols w:space="708"/>
@@ -671,6 +3411,119 @@
     </w:lvl>
   </w:abstractNum>
   <w:abstractNum w:abstractNumId="3" w15:restartNumberingAfterBreak="0">
+    <w:nsid w:val="427013A1"/>
+    <w:multiLevelType w:val="hybridMultilevel"/>
+    <w:tmpl w:val="96E20A5A"/>
+    <w:lvl w:ilvl="0" w:tplc="080A0001">
+      <w:start w:val="1"/>
+      <w:numFmt w:val="bullet"/>
+      <w:lvlText w:val=""/>
+      <w:lvlJc w:val="left"/>
+      <w:pPr>
+        <w:ind w:left="720" w:hanging="360"/>
+      </w:pPr>
+      <w:rPr>
+        <w:rFonts w:ascii="Symbol" w:hAnsi="Symbol" w:hint="default"/>
+      </w:rPr>
+    </w:lvl>
+    <w:lvl w:ilvl="1" w:tplc="080A0003" w:tentative="1">
+      <w:start w:val="1"/>
+      <w:numFmt w:val="bullet"/>
+      <w:lvlText w:val="o"/>
+      <w:lvlJc w:val="left"/>
+      <w:pPr>
+        <w:ind w:left="1440" w:hanging="360"/>
+      </w:pPr>
+      <w:rPr>
+        <w:rFonts w:ascii="Courier New" w:hAnsi="Courier New" w:cs="Courier New" w:hint="default"/>
+      </w:rPr>
+    </w:lvl>
+    <w:lvl w:ilvl="2" w:tplc="080A0005" w:tentative="1">
+      <w:start w:val="1"/>
+      <w:numFmt w:val="bullet"/>
+      <w:lvlText w:val=""/>
+      <w:lvlJc w:val="left"/>
+      <w:pPr>
+        <w:ind w:left="2160" w:hanging="360"/>
+      </w:pPr>
+      <w:rPr>
+        <w:rFonts w:ascii="Wingdings" w:hAnsi="Wingdings" w:hint="default"/>
+      </w:rPr>
+    </w:lvl>
+    <w:lvl w:ilvl="3" w:tplc="080A0001" w:tentative="1">
+      <w:start w:val="1"/>
+      <w:numFmt w:val="bullet"/>
+      <w:lvlText w:val=""/>
+      <w:lvlJc w:val="left"/>
+      <w:pPr>
+        <w:ind w:left="2880" w:hanging="360"/>
+      </w:pPr>
+      <w:rPr>
+        <w:rFonts w:ascii="Symbol" w:hAnsi="Symbol" w:hint="default"/>
+      </w:rPr>
+    </w:lvl>
+    <w:lvl w:ilvl="4" w:tplc="080A0003" w:tentative="1">
+      <w:start w:val="1"/>
+      <w:numFmt w:val="bullet"/>
+      <w:lvlText w:val="o"/>
+      <w:lvlJc w:val="left"/>
+      <w:pPr>
+        <w:ind w:left="3600" w:hanging="360"/>
+      </w:pPr>
+      <w:rPr>
+        <w:rFonts w:ascii="Courier New" w:hAnsi="Courier New" w:cs="Courier New" w:hint="default"/>
+      </w:rPr>
+    </w:lvl>
+    <w:lvl w:ilvl="5" w:tplc="080A0005" w:tentative="1">
+      <w:start w:val="1"/>
+      <w:numFmt w:val="bullet"/>
+      <w:lvlText w:val=""/>
+      <w:lvlJc w:val="left"/>
+      <w:pPr>
+        <w:ind w:left="4320" w:hanging="360"/>
+      </w:pPr>
+      <w:rPr>
+        <w:rFonts w:ascii="Wingdings" w:hAnsi="Wingdings" w:hint="default"/>
+      </w:rPr>
+    </w:lvl>
+    <w:lvl w:ilvl="6" w:tplc="080A0001" w:tentative="1">
+      <w:start w:val="1"/>
+      <w:numFmt w:val="bullet"/>
+      <w:lvlText w:val=""/>
+      <w:lvlJc w:val="left"/>
+      <w:pPr>
+        <w:ind w:left="5040" w:hanging="360"/>
+      </w:pPr>
+      <w:rPr>
+        <w:rFonts w:ascii="Symbol" w:hAnsi="Symbol" w:hint="default"/>
+      </w:rPr>
+    </w:lvl>
+    <w:lvl w:ilvl="7" w:tplc="080A0003" w:tentative="1">
+      <w:start w:val="1"/>
+      <w:numFmt w:val="bullet"/>
+      <w:lvlText w:val="o"/>
+      <w:lvlJc w:val="left"/>
+      <w:pPr>
+        <w:ind w:left="5760" w:hanging="360"/>
+      </w:pPr>
+      <w:rPr>
+        <w:rFonts w:ascii="Courier New" w:hAnsi="Courier New" w:cs="Courier New" w:hint="default"/>
+      </w:rPr>
+    </w:lvl>
+    <w:lvl w:ilvl="8" w:tplc="080A0005" w:tentative="1">
+      <w:start w:val="1"/>
+      <w:numFmt w:val="bullet"/>
+      <w:lvlText w:val=""/>
+      <w:lvlJc w:val="left"/>
+      <w:pPr>
+        <w:ind w:left="6480" w:hanging="360"/>
+      </w:pPr>
+      <w:rPr>
+        <w:rFonts w:ascii="Wingdings" w:hAnsi="Wingdings" w:hint="default"/>
+      </w:rPr>
+    </w:lvl>
+  </w:abstractNum>
+  <w:abstractNum w:abstractNumId="4" w15:restartNumberingAfterBreak="0">
     <w:nsid w:val="436D6731"/>
     <w:multiLevelType w:val="hybridMultilevel"/>
     <w:tmpl w:val="3F563EAA"/>
@@ -757,7 +3610,7 @@
     </w:lvl>
   </w:abstractNum>
   <w:num w:numId="1" w16cid:durableId="2046521231">
-    <w:abstractNumId w:val="3"/>
+    <w:abstractNumId w:val="4"/>
   </w:num>
   <w:num w:numId="2" w16cid:durableId="1033728626">
     <w:abstractNumId w:val="0"/>
@@ -767,6 +3620,9 @@
   </w:num>
   <w:num w:numId="4" w16cid:durableId="1449085590">
     <w:abstractNumId w:val="2"/>
+  </w:num>
+  <w:num w:numId="5" w16cid:durableId="899172191">
+    <w:abstractNumId w:val="3"/>
   </w:num>
 </w:numbering>
 </file>
@@ -1176,7 +4032,6 @@
   <w:style w:type="character" w:default="1" w:styleId="Fuentedeprrafopredeter">
     <w:name w:val="Default Paragraph Font"/>
     <w:uiPriority w:val="1"/>
-    <w:semiHidden/>
     <w:unhideWhenUsed/>
   </w:style>
   <w:style w:type="table" w:default="1" w:styleId="Tablanormal">

--- a/07. Algoritmos y Estructuras de Datos/Trabajo Práctico N° 2 (R).docx
+++ b/07. Algoritmos y Estructuras de Datos/Trabajo Práctico N° 2 (R).docx
@@ -120,25 +120,7 @@
           <w:iCs/>
           <w:sz w:val="24"/>
         </w:rPr>
-        <w:t>Consider</w:t>
-      </w:r>
-      <w:r>
-        <w:rPr>
-          <w:rFonts w:ascii="Times New Roman" w:eastAsiaTheme="minorEastAsia" w:hAnsi="Times New Roman" w:cs="Times New Roman"/>
-          <w:i/>
-          <w:iCs/>
-          <w:sz w:val="24"/>
-        </w:rPr>
-        <w:t xml:space="preserve">ar </w:t>
-      </w:r>
-      <w:r>
-        <w:rPr>
-          <w:rFonts w:ascii="Times New Roman" w:eastAsiaTheme="minorEastAsia" w:hAnsi="Times New Roman" w:cs="Times New Roman"/>
-          <w:i/>
-          <w:iCs/>
-          <w:sz w:val="24"/>
-        </w:rPr>
-        <w:t>la siguiente especificación de la clase Java Bina</w:t>
+        <w:t>Considerar la siguiente especificación de la clase Java Bina</w:t>
       </w:r>
       <w:r>
         <w:rPr>
@@ -156,43 +138,7 @@
           <w:iCs/>
           <w:sz w:val="24"/>
         </w:rPr>
-        <w:t>yTree</w:t>
-      </w:r>
-      <w:r>
-        <w:rPr>
-          <w:rFonts w:ascii="Times New Roman" w:eastAsiaTheme="minorEastAsia" w:hAnsi="Times New Roman" w:cs="Times New Roman"/>
-          <w:i/>
-          <w:iCs/>
-          <w:sz w:val="24"/>
-        </w:rPr>
-        <w:t xml:space="preserve"> </w:t>
-      </w:r>
-      <w:r>
-        <w:rPr>
-          <w:rFonts w:ascii="Times New Roman" w:eastAsiaTheme="minorEastAsia" w:hAnsi="Times New Roman" w:cs="Times New Roman"/>
-          <w:i/>
-          <w:iCs/>
-          <w:sz w:val="24"/>
-        </w:rPr>
-        <w:t>(con la representación hijo</w:t>
-      </w:r>
-      <w:r>
-        <w:rPr>
-          <w:rFonts w:ascii="Times New Roman" w:eastAsiaTheme="minorEastAsia" w:hAnsi="Times New Roman" w:cs="Times New Roman"/>
-          <w:i/>
-          <w:iCs/>
-          <w:sz w:val="24"/>
-        </w:rPr>
-        <w:t xml:space="preserve"> </w:t>
-      </w:r>
-      <w:r>
-        <w:rPr>
-          <w:rFonts w:ascii="Times New Roman" w:eastAsiaTheme="minorEastAsia" w:hAnsi="Times New Roman" w:cs="Times New Roman"/>
-          <w:i/>
-          <w:iCs/>
-          <w:sz w:val="24"/>
-        </w:rPr>
-        <w:t>izquierdo e hijo derecho)</w:t>
+        <w:t>yTree (con la representación hijo izquierdo e hijo derecho)</w:t>
       </w:r>
       <w:r>
         <w:rPr>
@@ -223,6 +169,7 @@
       <w:r>
         <w:rPr>
           <w:rFonts w:ascii="Times New Roman" w:eastAsiaTheme="minorEastAsia" w:hAnsi="Times New Roman" w:cs="Times New Roman"/>
+          <w:noProof/>
           <w:sz w:val="24"/>
         </w:rPr>
         <w:drawing>
@@ -291,25 +238,7 @@
           <w:iCs/>
           <w:sz w:val="24"/>
         </w:rPr>
-        <w:t>El constructor BinaryTree(T data) inicializa un árbol con el dato pasado como parámetro y</w:t>
-      </w:r>
-      <w:r>
-        <w:rPr>
-          <w:rFonts w:ascii="Times New Roman" w:eastAsiaTheme="minorEastAsia" w:hAnsi="Times New Roman" w:cs="Times New Roman"/>
-          <w:i/>
-          <w:iCs/>
-          <w:sz w:val="24"/>
-        </w:rPr>
-        <w:t xml:space="preserve"> </w:t>
-      </w:r>
-      <w:r>
-        <w:rPr>
-          <w:rFonts w:ascii="Times New Roman" w:eastAsiaTheme="minorEastAsia" w:hAnsi="Times New Roman" w:cs="Times New Roman"/>
-          <w:i/>
-          <w:iCs/>
-          <w:sz w:val="24"/>
-        </w:rPr>
-        <w:t>ambos hijos nulos.</w:t>
+        <w:t>El constructor BinaryTree(T data) inicializa un árbol con el dato pasado como parámetro y ambos hijos nulos.</w:t>
       </w:r>
     </w:p>
     <w:p>
@@ -357,61 +286,7 @@
           <w:iCs/>
           <w:sz w:val="24"/>
         </w:rPr>
-        <w:t>los hijos izquierdo y derecho</w:t>
-      </w:r>
-      <w:r>
-        <w:rPr>
-          <w:rFonts w:ascii="Times New Roman" w:eastAsiaTheme="minorEastAsia" w:hAnsi="Times New Roman" w:cs="Times New Roman"/>
-          <w:i/>
-          <w:iCs/>
-          <w:sz w:val="24"/>
-        </w:rPr>
-        <w:t>,</w:t>
-      </w:r>
-      <w:r>
-        <w:rPr>
-          <w:rFonts w:ascii="Times New Roman" w:eastAsiaTheme="minorEastAsia" w:hAnsi="Times New Roman" w:cs="Times New Roman"/>
-          <w:i/>
-          <w:iCs/>
-          <w:sz w:val="24"/>
-        </w:rPr>
-        <w:t xml:space="preserve"> respectivamente</w:t>
-      </w:r>
-      <w:r>
-        <w:rPr>
-          <w:rFonts w:ascii="Times New Roman" w:eastAsiaTheme="minorEastAsia" w:hAnsi="Times New Roman" w:cs="Times New Roman"/>
-          <w:i/>
-          <w:iCs/>
-          <w:sz w:val="24"/>
-        </w:rPr>
-        <w:t>,</w:t>
-      </w:r>
-      <w:r>
-        <w:rPr>
-          <w:rFonts w:ascii="Times New Roman" w:eastAsiaTheme="minorEastAsia" w:hAnsi="Times New Roman" w:cs="Times New Roman"/>
-          <w:i/>
-          <w:iCs/>
-          <w:sz w:val="24"/>
-        </w:rPr>
-        <w:t xml:space="preserve"> del árbol. Si no tiene el hijo</w:t>
-      </w:r>
-      <w:r>
-        <w:rPr>
-          <w:rFonts w:ascii="Times New Roman" w:eastAsiaTheme="minorEastAsia" w:hAnsi="Times New Roman" w:cs="Times New Roman"/>
-          <w:i/>
-          <w:iCs/>
-          <w:sz w:val="24"/>
-        </w:rPr>
-        <w:t>,</w:t>
-      </w:r>
-      <w:r>
-        <w:rPr>
-          <w:rFonts w:ascii="Times New Roman" w:eastAsiaTheme="minorEastAsia" w:hAnsi="Times New Roman" w:cs="Times New Roman"/>
-          <w:i/>
-          <w:iCs/>
-          <w:sz w:val="24"/>
-        </w:rPr>
-        <w:t xml:space="preserve"> tira error.</w:t>
+        <w:t>los hijos izquierdo y derecho, respectivamente, del árbol. Si no tiene el hijo, tira error.</w:t>
       </w:r>
     </w:p>
     <w:p>
@@ -607,25 +482,7 @@
           <w:iCs/>
           <w:sz w:val="24"/>
         </w:rPr>
-        <w:t>Anali</w:t>
-      </w:r>
-      <w:r>
-        <w:rPr>
-          <w:rFonts w:ascii="Times New Roman" w:eastAsiaTheme="minorEastAsia" w:hAnsi="Times New Roman" w:cs="Times New Roman"/>
-          <w:i/>
-          <w:iCs/>
-          <w:sz w:val="24"/>
-        </w:rPr>
-        <w:t>zar</w:t>
-      </w:r>
-      <w:r>
-        <w:rPr>
-          <w:rFonts w:ascii="Times New Roman" w:eastAsiaTheme="minorEastAsia" w:hAnsi="Times New Roman" w:cs="Times New Roman"/>
-          <w:i/>
-          <w:iCs/>
-          <w:sz w:val="24"/>
-        </w:rPr>
-        <w:t xml:space="preserve"> la implementación en JAVA de la clase BinaryTree brindada por la cátedra.</w:t>
+        <w:t>Analizar la implementación en JAVA de la clase BinaryTree brindada por la cátedra.</w:t>
       </w:r>
     </w:p>
     <w:p>
@@ -765,25 +622,7 @@
           <w:iCs/>
           <w:sz w:val="24"/>
         </w:rPr>
-        <w:t>contarHojas():</w:t>
-      </w:r>
-      <w:r>
-        <w:rPr>
-          <w:rFonts w:ascii="Times New Roman" w:eastAsiaTheme="minorEastAsia" w:hAnsi="Times New Roman" w:cs="Times New Roman"/>
-          <w:i/>
-          <w:iCs/>
-          <w:sz w:val="24"/>
-        </w:rPr>
-        <w:t xml:space="preserve"> </w:t>
-      </w:r>
-      <w:r>
-        <w:rPr>
-          <w:rFonts w:ascii="Times New Roman" w:eastAsiaTheme="minorEastAsia" w:hAnsi="Times New Roman" w:cs="Times New Roman"/>
-          <w:i/>
-          <w:iCs/>
-          <w:sz w:val="24"/>
-        </w:rPr>
-        <w:t>int Devuelve la cantidad de árbol/subárbol hojas del árbol receptor.</w:t>
+        <w:t>contarHojas(): int Devuelve la cantidad de árbol/subárbol hojas del árbol receptor.</w:t>
       </w:r>
     </w:p>
     <w:p>
@@ -869,34 +708,7 @@
           <w:iCs/>
           <w:sz w:val="24"/>
         </w:rPr>
-        <w:t>entreNiveles(int n, m) Imprime el recorrido por niveles de los elementos del árbol</w:t>
-      </w:r>
-      <w:r>
-        <w:rPr>
-          <w:rFonts w:ascii="Times New Roman" w:eastAsiaTheme="minorEastAsia" w:hAnsi="Times New Roman" w:cs="Times New Roman"/>
-          <w:i/>
-          <w:iCs/>
-          <w:sz w:val="24"/>
-        </w:rPr>
-        <w:t xml:space="preserve"> </w:t>
-      </w:r>
-      <w:r>
-        <w:rPr>
-          <w:rFonts w:ascii="Times New Roman" w:eastAsiaTheme="minorEastAsia" w:hAnsi="Times New Roman" w:cs="Times New Roman"/>
-          <w:i/>
-          <w:iCs/>
-          <w:sz w:val="24"/>
-        </w:rPr>
-        <w:t>receptor entre los niveles n y m (ambos inclusive). (</w:t>
-      </w:r>
-      <w:r>
-        <w:rPr>
-          <w:rFonts w:ascii="Times New Roman" w:eastAsiaTheme="minorEastAsia" w:hAnsi="Times New Roman" w:cs="Times New Roman"/>
-          <w:i/>
-          <w:iCs/>
-          <w:sz w:val="24"/>
-        </w:rPr>
-        <w:t xml:space="preserve">0 </w:t>
+        <w:t xml:space="preserve">entreNiveles(int n, m) Imprime el recorrido por niveles de los elementos del árbol receptor entre los niveles n y m (ambos inclusive). (0 </w:t>
       </w:r>
       <m:oMath>
         <m:r>
@@ -932,25 +744,7 @@
           <w:iCs/>
           <w:sz w:val="24"/>
         </w:rPr>
-        <w:t xml:space="preserve"> </w:t>
-      </w:r>
-      <w:r>
-        <w:rPr>
-          <w:rFonts w:ascii="Times New Roman" w:eastAsiaTheme="minorEastAsia" w:hAnsi="Times New Roman" w:cs="Times New Roman"/>
-          <w:i/>
-          <w:iCs/>
-          <w:sz w:val="24"/>
-        </w:rPr>
-        <w:t>m</w:t>
-      </w:r>
-      <w:r>
-        <w:rPr>
-          <w:rFonts w:ascii="Times New Roman" w:eastAsiaTheme="minorEastAsia" w:hAnsi="Times New Roman" w:cs="Times New Roman"/>
-          <w:i/>
-          <w:iCs/>
-          <w:sz w:val="24"/>
-        </w:rPr>
-        <w:t xml:space="preserve"> </w:t>
+        <w:t xml:space="preserve"> m </w:t>
       </w:r>
       <m:oMath>
         <m:r>
@@ -968,25 +762,7 @@
           <w:iCs/>
           <w:sz w:val="24"/>
         </w:rPr>
-        <w:t xml:space="preserve"> </w:t>
-      </w:r>
-      <w:r>
-        <w:rPr>
-          <w:rFonts w:ascii="Times New Roman" w:eastAsiaTheme="minorEastAsia" w:hAnsi="Times New Roman" w:cs="Times New Roman"/>
-          <w:i/>
-          <w:iCs/>
-          <w:sz w:val="24"/>
-        </w:rPr>
-        <w:t>altura del árbol)</w:t>
-      </w:r>
-      <w:r>
-        <w:rPr>
-          <w:rFonts w:ascii="Times New Roman" w:eastAsiaTheme="minorEastAsia" w:hAnsi="Times New Roman" w:cs="Times New Roman"/>
-          <w:i/>
-          <w:iCs/>
-          <w:sz w:val="24"/>
-        </w:rPr>
-        <w:t>.</w:t>
+        <w:t xml:space="preserve"> altura del árbol).</w:t>
       </w:r>
     </w:p>
     <w:p>
@@ -1065,43 +841,7 @@
           <w:iCs/>
           <w:sz w:val="24"/>
         </w:rPr>
-        <w:t>Defin</w:t>
-      </w:r>
-      <w:r>
-        <w:rPr>
-          <w:rFonts w:ascii="Times New Roman" w:eastAsiaTheme="minorEastAsia" w:hAnsi="Times New Roman" w:cs="Times New Roman"/>
-          <w:i/>
-          <w:iCs/>
-          <w:sz w:val="24"/>
-        </w:rPr>
-        <w:t>ir</w:t>
-      </w:r>
-      <w:r>
-        <w:rPr>
-          <w:rFonts w:ascii="Times New Roman" w:eastAsiaTheme="minorEastAsia" w:hAnsi="Times New Roman" w:cs="Times New Roman"/>
-          <w:i/>
-          <w:iCs/>
-          <w:sz w:val="24"/>
-        </w:rPr>
-        <w:t xml:space="preserve"> una clase Java denominada ContadorArbol cuya función principal es proveer métodos de</w:t>
-      </w:r>
-      <w:r>
-        <w:rPr>
-          <w:rFonts w:ascii="Times New Roman" w:eastAsiaTheme="minorEastAsia" w:hAnsi="Times New Roman" w:cs="Times New Roman"/>
-          <w:i/>
-          <w:iCs/>
-          <w:sz w:val="24"/>
-        </w:rPr>
-        <w:t xml:space="preserve"> </w:t>
-      </w:r>
-      <w:r>
-        <w:rPr>
-          <w:rFonts w:ascii="Times New Roman" w:eastAsiaTheme="minorEastAsia" w:hAnsi="Times New Roman" w:cs="Times New Roman"/>
-          <w:i/>
-          <w:iCs/>
-          <w:sz w:val="24"/>
-        </w:rPr>
-        <w:t>validación sobre árboles binarios de enteros. Para ello</w:t>
+        <w:t>Definir una clase Java denominada ContadorArbol cuya función principal es proveer métodos de validación sobre árboles binarios de enteros. Para ello, la clase tiene como variable de instancia un BinaryTree&lt;Integer&gt;. Implementar</w:t>
       </w:r>
       <w:r>
         <w:rPr>
@@ -1119,52 +859,7 @@
           <w:iCs/>
           <w:sz w:val="24"/>
         </w:rPr>
-        <w:t xml:space="preserve"> la clase tiene como variable de instancia un</w:t>
-      </w:r>
-      <w:r>
-        <w:rPr>
-          <w:rFonts w:ascii="Times New Roman" w:eastAsiaTheme="minorEastAsia" w:hAnsi="Times New Roman" w:cs="Times New Roman"/>
-          <w:i/>
-          <w:iCs/>
-          <w:sz w:val="24"/>
-        </w:rPr>
-        <w:t xml:space="preserve"> </w:t>
-      </w:r>
-      <w:r>
-        <w:rPr>
-          <w:rFonts w:ascii="Times New Roman" w:eastAsiaTheme="minorEastAsia" w:hAnsi="Times New Roman" w:cs="Times New Roman"/>
-          <w:i/>
-          <w:iCs/>
-          <w:sz w:val="24"/>
-        </w:rPr>
-        <w:t>BinaryTree&lt;Integer</w:t>
-      </w:r>
-      <w:r>
-        <w:rPr>
-          <w:rFonts w:ascii="Times New Roman" w:eastAsiaTheme="minorEastAsia" w:hAnsi="Times New Roman" w:cs="Times New Roman"/>
-          <w:i/>
-          <w:iCs/>
-          <w:sz w:val="24"/>
-        </w:rPr>
-        <w:t>&gt;</w:t>
-      </w:r>
-      <w:r>
-        <w:rPr>
-          <w:rFonts w:ascii="Times New Roman" w:eastAsiaTheme="minorEastAsia" w:hAnsi="Times New Roman" w:cs="Times New Roman"/>
-          <w:i/>
-          <w:iCs/>
-          <w:sz w:val="24"/>
-        </w:rPr>
-        <w:t>. Implement</w:t>
-      </w:r>
-      <w:r>
-        <w:rPr>
-          <w:rFonts w:ascii="Times New Roman" w:eastAsiaTheme="minorEastAsia" w:hAnsi="Times New Roman" w:cs="Times New Roman"/>
-          <w:i/>
-          <w:iCs/>
-          <w:sz w:val="24"/>
-        </w:rPr>
-        <w:t>ar</w:t>
+        <w:t xml:space="preserve"> en dicha clase</w:t>
       </w:r>
       <w:r>
         <w:rPr>
@@ -1182,7 +877,7 @@
           <w:iCs/>
           <w:sz w:val="24"/>
         </w:rPr>
-        <w:t xml:space="preserve"> en dicha clase</w:t>
+        <w:t xml:space="preserve"> un método denominado numerosPares() que devuelve</w:t>
       </w:r>
       <w:r>
         <w:rPr>
@@ -1200,25 +895,7 @@
           <w:iCs/>
           <w:sz w:val="24"/>
         </w:rPr>
-        <w:t xml:space="preserve"> un método denominado numerosPares() que</w:t>
-      </w:r>
-      <w:r>
-        <w:rPr>
-          <w:rFonts w:ascii="Times New Roman" w:eastAsiaTheme="minorEastAsia" w:hAnsi="Times New Roman" w:cs="Times New Roman"/>
-          <w:i/>
-          <w:iCs/>
-          <w:sz w:val="24"/>
-        </w:rPr>
-        <w:t xml:space="preserve"> </w:t>
-      </w:r>
-      <w:r>
-        <w:rPr>
-          <w:rFonts w:ascii="Times New Roman" w:eastAsiaTheme="minorEastAsia" w:hAnsi="Times New Roman" w:cs="Times New Roman"/>
-          <w:i/>
-          <w:iCs/>
-          <w:sz w:val="24"/>
-        </w:rPr>
-        <w:t>devuelve</w:t>
+        <w:t xml:space="preserve"> en una estructura adecuada (sin ningún criterio de orden)</w:t>
       </w:r>
       <w:r>
         <w:rPr>
@@ -1236,43 +913,7 @@
           <w:iCs/>
           <w:sz w:val="24"/>
         </w:rPr>
-        <w:t xml:space="preserve"> en una estructura adecuada (sin ningún criterio de orden)</w:t>
-      </w:r>
-      <w:r>
-        <w:rPr>
-          <w:rFonts w:ascii="Times New Roman" w:eastAsiaTheme="minorEastAsia" w:hAnsi="Times New Roman" w:cs="Times New Roman"/>
-          <w:i/>
-          <w:iCs/>
-          <w:sz w:val="24"/>
-        </w:rPr>
-        <w:t>,</w:t>
-      </w:r>
-      <w:r>
-        <w:rPr>
-          <w:rFonts w:ascii="Times New Roman" w:eastAsiaTheme="minorEastAsia" w:hAnsi="Times New Roman" w:cs="Times New Roman"/>
-          <w:i/>
-          <w:iCs/>
-          <w:sz w:val="24"/>
-        </w:rPr>
-        <w:t xml:space="preserve"> todos los elementos pares del</w:t>
-      </w:r>
-      <w:r>
-        <w:rPr>
-          <w:rFonts w:ascii="Times New Roman" w:eastAsiaTheme="minorEastAsia" w:hAnsi="Times New Roman" w:cs="Times New Roman"/>
-          <w:i/>
-          <w:iCs/>
-          <w:sz w:val="24"/>
-        </w:rPr>
-        <w:t xml:space="preserve"> </w:t>
-      </w:r>
-      <w:r>
-        <w:rPr>
-          <w:rFonts w:ascii="Times New Roman" w:eastAsiaTheme="minorEastAsia" w:hAnsi="Times New Roman" w:cs="Times New Roman"/>
-          <w:i/>
-          <w:iCs/>
-          <w:sz w:val="24"/>
-        </w:rPr>
-        <w:t>árbol (divisibles por 2).</w:t>
+        <w:t xml:space="preserve"> todos los elementos pares del árbol (divisibles por 2).</w:t>
       </w:r>
     </w:p>
     <w:p>
@@ -1299,8 +940,42 @@
           <w:bCs/>
           <w:sz w:val="24"/>
         </w:rPr>
-        <w:t>(</w:t>
-      </w:r>
+        <w:t>(a)</w:t>
+      </w:r>
+      <w:r>
+        <w:rPr>
+          <w:rFonts w:ascii="Times New Roman" w:eastAsiaTheme="minorEastAsia" w:hAnsi="Times New Roman" w:cs="Times New Roman"/>
+          <w:sz w:val="24"/>
+        </w:rPr>
+        <w:t xml:space="preserve"> </w:t>
+      </w:r>
+      <w:r>
+        <w:rPr>
+          <w:rFonts w:ascii="Times New Roman" w:eastAsiaTheme="minorEastAsia" w:hAnsi="Times New Roman" w:cs="Times New Roman"/>
+          <w:i/>
+          <w:iCs/>
+          <w:sz w:val="24"/>
+        </w:rPr>
+        <w:t>Implementar el método realizando un recorrido InOrden.</w:t>
+      </w:r>
+    </w:p>
+    <w:p>
+      <w:pPr>
+        <w:rPr>
+          <w:rFonts w:ascii="Times New Roman" w:eastAsiaTheme="minorEastAsia" w:hAnsi="Times New Roman" w:cs="Times New Roman"/>
+          <w:sz w:val="24"/>
+        </w:rPr>
+      </w:pPr>
+    </w:p>
+    <w:p>
+      <w:pPr>
+        <w:rPr>
+          <w:rFonts w:ascii="Times New Roman" w:eastAsiaTheme="minorEastAsia" w:hAnsi="Times New Roman" w:cs="Times New Roman"/>
+          <w:i/>
+          <w:iCs/>
+          <w:sz w:val="24"/>
+        </w:rPr>
+      </w:pPr>
       <w:r>
         <w:rPr>
           <w:rFonts w:ascii="Times New Roman" w:eastAsiaTheme="minorEastAsia" w:hAnsi="Times New Roman" w:cs="Times New Roman"/>
@@ -1308,7 +983,7 @@
           <w:bCs/>
           <w:sz w:val="24"/>
         </w:rPr>
-        <w:t>a)</w:t>
+        <w:t>(b)</w:t>
       </w:r>
       <w:r>
         <w:rPr>
@@ -1324,95 +999,7 @@
           <w:iCs/>
           <w:sz w:val="24"/>
         </w:rPr>
-        <w:t>Implement</w:t>
-      </w:r>
-      <w:r>
-        <w:rPr>
-          <w:rFonts w:ascii="Times New Roman" w:eastAsiaTheme="minorEastAsia" w:hAnsi="Times New Roman" w:cs="Times New Roman"/>
-          <w:i/>
-          <w:iCs/>
-          <w:sz w:val="24"/>
-        </w:rPr>
-        <w:t>ar</w:t>
-      </w:r>
-      <w:r>
-        <w:rPr>
-          <w:rFonts w:ascii="Times New Roman" w:eastAsiaTheme="minorEastAsia" w:hAnsi="Times New Roman" w:cs="Times New Roman"/>
-          <w:i/>
-          <w:iCs/>
-          <w:sz w:val="24"/>
-        </w:rPr>
-        <w:t xml:space="preserve"> el método realizando un recorrido InOrden.</w:t>
-      </w:r>
-    </w:p>
-    <w:p>
-      <w:pPr>
-        <w:rPr>
-          <w:rFonts w:ascii="Times New Roman" w:eastAsiaTheme="minorEastAsia" w:hAnsi="Times New Roman" w:cs="Times New Roman"/>
-          <w:sz w:val="24"/>
-        </w:rPr>
-      </w:pPr>
-    </w:p>
-    <w:p>
-      <w:pPr>
-        <w:rPr>
-          <w:rFonts w:ascii="Times New Roman" w:eastAsiaTheme="minorEastAsia" w:hAnsi="Times New Roman" w:cs="Times New Roman"/>
-          <w:i/>
-          <w:iCs/>
-          <w:sz w:val="24"/>
-        </w:rPr>
-      </w:pPr>
-      <w:r>
-        <w:rPr>
-          <w:rFonts w:ascii="Times New Roman" w:eastAsiaTheme="minorEastAsia" w:hAnsi="Times New Roman" w:cs="Times New Roman"/>
-          <w:b/>
-          <w:bCs/>
-          <w:sz w:val="24"/>
-        </w:rPr>
-        <w:t>(</w:t>
-      </w:r>
-      <w:r>
-        <w:rPr>
-          <w:rFonts w:ascii="Times New Roman" w:eastAsiaTheme="minorEastAsia" w:hAnsi="Times New Roman" w:cs="Times New Roman"/>
-          <w:b/>
-          <w:bCs/>
-          <w:sz w:val="24"/>
-        </w:rPr>
-        <w:t>b)</w:t>
-      </w:r>
-      <w:r>
-        <w:rPr>
-          <w:rFonts w:ascii="Times New Roman" w:eastAsiaTheme="minorEastAsia" w:hAnsi="Times New Roman" w:cs="Times New Roman"/>
-          <w:sz w:val="24"/>
-        </w:rPr>
-        <w:t xml:space="preserve"> </w:t>
-      </w:r>
-      <w:r>
-        <w:rPr>
-          <w:rFonts w:ascii="Times New Roman" w:eastAsiaTheme="minorEastAsia" w:hAnsi="Times New Roman" w:cs="Times New Roman"/>
-          <w:i/>
-          <w:iCs/>
-          <w:sz w:val="24"/>
-        </w:rPr>
-        <w:t>Implement</w:t>
-      </w:r>
-      <w:r>
-        <w:rPr>
-          <w:rFonts w:ascii="Times New Roman" w:eastAsiaTheme="minorEastAsia" w:hAnsi="Times New Roman" w:cs="Times New Roman"/>
-          <w:i/>
-          <w:iCs/>
-          <w:sz w:val="24"/>
-        </w:rPr>
-        <w:t>ar</w:t>
-      </w:r>
-      <w:r>
-        <w:rPr>
-          <w:rFonts w:ascii="Times New Roman" w:eastAsiaTheme="minorEastAsia" w:hAnsi="Times New Roman" w:cs="Times New Roman"/>
-          <w:i/>
-          <w:iCs/>
-          <w:sz w:val="24"/>
-        </w:rPr>
-        <w:t xml:space="preserve"> el método realizando un recorrido PostOrden.</w:t>
+        <w:t>Implementar el método realizando un recorrido PostOrden.</w:t>
       </w:r>
     </w:p>
     <w:p>
@@ -1513,6 +1100,7 @@
       <w:r>
         <w:rPr>
           <w:rFonts w:ascii="Times New Roman" w:eastAsiaTheme="minorEastAsia" w:hAnsi="Times New Roman" w:cs="Times New Roman"/>
+          <w:noProof/>
           <w:sz w:val="24"/>
         </w:rPr>
         <w:drawing>
@@ -2338,25 +1926,7 @@
           <w:iCs/>
           <w:sz w:val="24"/>
         </w:rPr>
-        <w:t>Implement</w:t>
-      </w:r>
-      <w:r>
-        <w:rPr>
-          <w:rFonts w:ascii="Times New Roman" w:eastAsiaTheme="minorEastAsia" w:hAnsi="Times New Roman" w:cs="Times New Roman"/>
-          <w:i/>
-          <w:iCs/>
-          <w:sz w:val="24"/>
-        </w:rPr>
-        <w:t xml:space="preserve">ar </w:t>
-      </w:r>
-      <w:r>
-        <w:rPr>
-          <w:rFonts w:ascii="Times New Roman" w:eastAsiaTheme="minorEastAsia" w:hAnsi="Times New Roman" w:cs="Times New Roman"/>
-          <w:i/>
-          <w:iCs/>
-          <w:sz w:val="24"/>
-        </w:rPr>
-        <w:t>una clase Java llamada ProfundidadDeArbolBinario que tiene</w:t>
+        <w:t>Implementar una clase Java llamada ProfundidadDeArbolBinario que tiene</w:t>
       </w:r>
       <w:r>
         <w:rPr>
@@ -2374,25 +1944,7 @@
           <w:iCs/>
           <w:sz w:val="24"/>
         </w:rPr>
-        <w:t xml:space="preserve"> como variable de</w:t>
-      </w:r>
-      <w:r>
-        <w:rPr>
-          <w:rFonts w:ascii="Times New Roman" w:eastAsiaTheme="minorEastAsia" w:hAnsi="Times New Roman" w:cs="Times New Roman"/>
-          <w:i/>
-          <w:iCs/>
-          <w:sz w:val="24"/>
-        </w:rPr>
-        <w:t xml:space="preserve"> </w:t>
-      </w:r>
-      <w:r>
-        <w:rPr>
-          <w:rFonts w:ascii="Times New Roman" w:eastAsiaTheme="minorEastAsia" w:hAnsi="Times New Roman" w:cs="Times New Roman"/>
-          <w:i/>
-          <w:iCs/>
-          <w:sz w:val="24"/>
-        </w:rPr>
-        <w:t>instancia</w:t>
+        <w:t xml:space="preserve"> como variable de instancia</w:t>
       </w:r>
       <w:r>
         <w:rPr>
@@ -2410,79 +1962,7 @@
           <w:iCs/>
           <w:sz w:val="24"/>
         </w:rPr>
-        <w:t xml:space="preserve"> un árbol binario de números enteros y un método de instancia</w:t>
-      </w:r>
-      <w:r>
-        <w:rPr>
-          <w:rFonts w:ascii="Times New Roman" w:eastAsiaTheme="minorEastAsia" w:hAnsi="Times New Roman" w:cs="Times New Roman"/>
-          <w:i/>
-          <w:iCs/>
-          <w:sz w:val="24"/>
-        </w:rPr>
-        <w:t xml:space="preserve"> </w:t>
-      </w:r>
-      <w:r>
-        <w:rPr>
-          <w:rFonts w:ascii="Times New Roman" w:eastAsiaTheme="minorEastAsia" w:hAnsi="Times New Roman" w:cs="Times New Roman"/>
-          <w:i/>
-          <w:iCs/>
-          <w:sz w:val="24"/>
-        </w:rPr>
-        <w:t>sumaElementosProfundidad(int p):</w:t>
-      </w:r>
-      <w:r>
-        <w:rPr>
-          <w:rFonts w:ascii="Times New Roman" w:eastAsiaTheme="minorEastAsia" w:hAnsi="Times New Roman" w:cs="Times New Roman"/>
-          <w:i/>
-          <w:iCs/>
-          <w:sz w:val="24"/>
-        </w:rPr>
-        <w:t xml:space="preserve"> </w:t>
-      </w:r>
-      <w:r>
-        <w:rPr>
-          <w:rFonts w:ascii="Times New Roman" w:eastAsiaTheme="minorEastAsia" w:hAnsi="Times New Roman" w:cs="Times New Roman"/>
-          <w:i/>
-          <w:iCs/>
-          <w:sz w:val="24"/>
-        </w:rPr>
-        <w:t>int</w:t>
-      </w:r>
-      <w:r>
-        <w:rPr>
-          <w:rFonts w:ascii="Times New Roman" w:eastAsiaTheme="minorEastAsia" w:hAnsi="Times New Roman" w:cs="Times New Roman"/>
-          <w:i/>
-          <w:iCs/>
-          <w:sz w:val="24"/>
-        </w:rPr>
-        <w:t>,</w:t>
-      </w:r>
-      <w:r>
-        <w:rPr>
-          <w:rFonts w:ascii="Times New Roman" w:eastAsiaTheme="minorEastAsia" w:hAnsi="Times New Roman" w:cs="Times New Roman"/>
-          <w:i/>
-          <w:iCs/>
-          <w:sz w:val="24"/>
-        </w:rPr>
-        <w:t xml:space="preserve"> el cuál devuelve la suma de todos los nodos del árbol</w:t>
-      </w:r>
-      <w:r>
-        <w:rPr>
-          <w:rFonts w:ascii="Times New Roman" w:eastAsiaTheme="minorEastAsia" w:hAnsi="Times New Roman" w:cs="Times New Roman"/>
-          <w:i/>
-          <w:iCs/>
-          <w:sz w:val="24"/>
-        </w:rPr>
-        <w:t xml:space="preserve"> </w:t>
-      </w:r>
-      <w:r>
-        <w:rPr>
-          <w:rFonts w:ascii="Times New Roman" w:eastAsiaTheme="minorEastAsia" w:hAnsi="Times New Roman" w:cs="Times New Roman"/>
-          <w:i/>
-          <w:iCs/>
-          <w:sz w:val="24"/>
-        </w:rPr>
-        <w:t>que se encuentren a la profundidad pasada como argumento.</w:t>
+        <w:t xml:space="preserve"> un árbol binario de números enteros y un método de instancia sumaElementosProfundidad(int p): int, el cuál devuelve la suma de todos los nodos del árbol que se encuentren a la profundidad pasada como argumento.</w:t>
       </w:r>
     </w:p>
     <w:p>
@@ -2561,133 +2041,7 @@
           <w:iCs/>
           <w:sz w:val="24"/>
         </w:rPr>
-        <w:t>Cre</w:t>
-      </w:r>
-      <w:r>
-        <w:rPr>
-          <w:rFonts w:ascii="Times New Roman" w:eastAsiaTheme="minorEastAsia" w:hAnsi="Times New Roman" w:cs="Times New Roman"/>
-          <w:i/>
-          <w:iCs/>
-          <w:sz w:val="24"/>
-        </w:rPr>
-        <w:t>ar</w:t>
-      </w:r>
-      <w:r>
-        <w:rPr>
-          <w:rFonts w:ascii="Times New Roman" w:eastAsiaTheme="minorEastAsia" w:hAnsi="Times New Roman" w:cs="Times New Roman"/>
-          <w:i/>
-          <w:iCs/>
-          <w:sz w:val="24"/>
-        </w:rPr>
-        <w:t xml:space="preserve"> una clase Java llamada Transformacion que tenga como variable de instancia un árbol</w:t>
-      </w:r>
-      <w:r>
-        <w:rPr>
-          <w:rFonts w:ascii="Times New Roman" w:eastAsiaTheme="minorEastAsia" w:hAnsi="Times New Roman" w:cs="Times New Roman"/>
-          <w:i/>
-          <w:iCs/>
-          <w:sz w:val="24"/>
-        </w:rPr>
-        <w:t xml:space="preserve"> </w:t>
-      </w:r>
-      <w:r>
-        <w:rPr>
-          <w:rFonts w:ascii="Times New Roman" w:eastAsiaTheme="minorEastAsia" w:hAnsi="Times New Roman" w:cs="Times New Roman"/>
-          <w:i/>
-          <w:iCs/>
-          <w:sz w:val="24"/>
-        </w:rPr>
-        <w:t>binario de números enteros y un método de instancia suma (): BinaryTree&lt;Integer&gt;</w:t>
-      </w:r>
-      <w:r>
-        <w:rPr>
-          <w:rFonts w:ascii="Times New Roman" w:eastAsiaTheme="minorEastAsia" w:hAnsi="Times New Roman" w:cs="Times New Roman"/>
-          <w:i/>
-          <w:iCs/>
-          <w:sz w:val="24"/>
-        </w:rPr>
-        <w:t xml:space="preserve">, </w:t>
-      </w:r>
-      <w:r>
-        <w:rPr>
-          <w:rFonts w:ascii="Times New Roman" w:eastAsiaTheme="minorEastAsia" w:hAnsi="Times New Roman" w:cs="Times New Roman"/>
-          <w:i/>
-          <w:iCs/>
-          <w:sz w:val="24"/>
-        </w:rPr>
-        <w:t>el cu</w:t>
-      </w:r>
-      <w:r>
-        <w:rPr>
-          <w:rFonts w:ascii="Times New Roman" w:eastAsiaTheme="minorEastAsia" w:hAnsi="Times New Roman" w:cs="Times New Roman"/>
-          <w:i/>
-          <w:iCs/>
-          <w:sz w:val="24"/>
-        </w:rPr>
-        <w:t xml:space="preserve">al </w:t>
-      </w:r>
-      <w:r>
-        <w:rPr>
-          <w:rFonts w:ascii="Times New Roman" w:eastAsiaTheme="minorEastAsia" w:hAnsi="Times New Roman" w:cs="Times New Roman"/>
-          <w:i/>
-          <w:iCs/>
-          <w:sz w:val="24"/>
-        </w:rPr>
-        <w:t>devuelve el árbol en el que se reemplazó el valor de cada nodo por la suma de todos los</w:t>
-      </w:r>
-      <w:r>
-        <w:rPr>
-          <w:rFonts w:ascii="Times New Roman" w:eastAsiaTheme="minorEastAsia" w:hAnsi="Times New Roman" w:cs="Times New Roman"/>
-          <w:i/>
-          <w:iCs/>
-          <w:sz w:val="24"/>
-        </w:rPr>
-        <w:t xml:space="preserve"> </w:t>
-      </w:r>
-      <w:r>
-        <w:rPr>
-          <w:rFonts w:ascii="Times New Roman" w:eastAsiaTheme="minorEastAsia" w:hAnsi="Times New Roman" w:cs="Times New Roman"/>
-          <w:i/>
-          <w:iCs/>
-          <w:sz w:val="24"/>
-        </w:rPr>
-        <w:t>elementos presentes en su subárbol izquierdo y derecho. Asum</w:t>
-      </w:r>
-      <w:r>
-        <w:rPr>
-          <w:rFonts w:ascii="Times New Roman" w:eastAsiaTheme="minorEastAsia" w:hAnsi="Times New Roman" w:cs="Times New Roman"/>
-          <w:i/>
-          <w:iCs/>
-          <w:sz w:val="24"/>
-        </w:rPr>
-        <w:t>ir</w:t>
-      </w:r>
-      <w:r>
-        <w:rPr>
-          <w:rFonts w:ascii="Times New Roman" w:eastAsiaTheme="minorEastAsia" w:hAnsi="Times New Roman" w:cs="Times New Roman"/>
-          <w:i/>
-          <w:iCs/>
-          <w:sz w:val="24"/>
-        </w:rPr>
-        <w:t xml:space="preserve"> que los valores de los subárboles</w:t>
-      </w:r>
-      <w:r>
-        <w:rPr>
-          <w:rFonts w:ascii="Times New Roman" w:eastAsiaTheme="minorEastAsia" w:hAnsi="Times New Roman" w:cs="Times New Roman"/>
-          <w:i/>
-          <w:iCs/>
-          <w:sz w:val="24"/>
-        </w:rPr>
-        <w:t xml:space="preserve"> </w:t>
-      </w:r>
-      <w:r>
-        <w:rPr>
-          <w:rFonts w:ascii="Times New Roman" w:eastAsiaTheme="minorEastAsia" w:hAnsi="Times New Roman" w:cs="Times New Roman"/>
-          <w:i/>
-          <w:iCs/>
-          <w:sz w:val="24"/>
-        </w:rPr>
-        <w:t>vacíos son ceros. Por ejemplo:</w:t>
+        <w:t>Crear una clase Java llamada Transformacion que tenga como variable de instancia un árbol binario de números enteros y un método de instancia suma(): BinaryTree&lt;Integer&gt;, el cual devuelve el árbol en el que se reemplazó el valor de cada nodo por la suma de todos los elementos presentes en su subárbol izquierdo y derecho. Asumir que los valores de los subárboles vacíos son ceros. Por ejemplo:</w:t>
       </w:r>
     </w:p>
     <w:p>
@@ -2709,6 +2063,7 @@
       <w:r>
         <w:rPr>
           <w:rFonts w:ascii="Times New Roman" w:eastAsiaTheme="minorEastAsia" w:hAnsi="Times New Roman" w:cs="Times New Roman"/>
+          <w:noProof/>
           <w:sz w:val="24"/>
         </w:rPr>
         <w:drawing>
@@ -2772,25 +2127,7 @@
           <w:iCs/>
           <w:sz w:val="24"/>
         </w:rPr>
-        <w:t>¿</w:t>
-      </w:r>
-      <w:r>
-        <w:rPr>
-          <w:rFonts w:ascii="Times New Roman" w:eastAsiaTheme="minorEastAsia" w:hAnsi="Times New Roman" w:cs="Times New Roman"/>
-          <w:i/>
-          <w:iCs/>
-          <w:sz w:val="24"/>
-        </w:rPr>
-        <w:t>La</w:t>
-      </w:r>
-      <w:r>
-        <w:rPr>
-          <w:rFonts w:ascii="Times New Roman" w:eastAsiaTheme="minorEastAsia" w:hAnsi="Times New Roman" w:cs="Times New Roman"/>
-          <w:i/>
-          <w:iCs/>
-          <w:sz w:val="24"/>
-        </w:rPr>
-        <w:t xml:space="preserve"> solución recorre una única vez cada subárbol? En el caso que no, ¿</w:t>
+        <w:t>¿La solución recorre una única vez cada subárbol? En el caso que no, ¿</w:t>
       </w:r>
       <w:r>
         <w:rPr>
@@ -2808,7 +2145,86 @@
           <w:iCs/>
           <w:sz w:val="24"/>
         </w:rPr>
-        <w:t>uede mejorar para que</w:t>
+        <w:t>uede mejorar para que sí lo haga?</w:t>
+      </w:r>
+    </w:p>
+    <w:p>
+      <w:pPr>
+        <w:rPr>
+          <w:rFonts w:ascii="Times New Roman" w:eastAsiaTheme="minorEastAsia" w:hAnsi="Times New Roman" w:cs="Times New Roman"/>
+          <w:sz w:val="24"/>
+        </w:rPr>
+      </w:pPr>
+    </w:p>
+    <w:p>
+      <w:pPr>
+        <w:rPr>
+          <w:rFonts w:ascii="Times New Roman" w:eastAsiaTheme="minorEastAsia" w:hAnsi="Times New Roman" w:cs="Times New Roman"/>
+          <w:sz w:val="24"/>
+        </w:rPr>
+      </w:pPr>
+    </w:p>
+    <w:p>
+      <w:pPr>
+        <w:rPr>
+          <w:rFonts w:ascii="Times New Roman" w:eastAsiaTheme="minorEastAsia" w:hAnsi="Times New Roman" w:cs="Times New Roman"/>
+          <w:sz w:val="24"/>
+        </w:rPr>
+      </w:pPr>
+      <w:r>
+        <w:rPr>
+          <w:rFonts w:ascii="Times New Roman" w:eastAsiaTheme="minorEastAsia" w:hAnsi="Times New Roman" w:cs="Times New Roman"/>
+          <w:sz w:val="24"/>
+        </w:rPr>
+        <w:br w:type="page"/>
+      </w:r>
+    </w:p>
+    <w:p>
+      <w:pPr>
+        <w:rPr>
+          <w:rFonts w:ascii="Times New Roman" w:eastAsiaTheme="minorEastAsia" w:hAnsi="Times New Roman" w:cs="Times New Roman"/>
+          <w:sz w:val="28"/>
+          <w:szCs w:val="24"/>
+        </w:rPr>
+      </w:pPr>
+      <w:r>
+        <w:rPr>
+          <w:rFonts w:ascii="Times New Roman" w:eastAsiaTheme="minorEastAsia" w:hAnsi="Times New Roman" w:cs="Times New Roman"/>
+          <w:b/>
+          <w:bCs/>
+          <w:sz w:val="28"/>
+          <w:szCs w:val="24"/>
+          <w:u w:val="single"/>
+        </w:rPr>
+        <w:lastRenderedPageBreak/>
+        <w:t>Ejercicio 7.</w:t>
+      </w:r>
+    </w:p>
+    <w:p>
+      <w:pPr>
+        <w:rPr>
+          <w:rFonts w:ascii="Times New Roman" w:eastAsiaTheme="minorEastAsia" w:hAnsi="Times New Roman" w:cs="Times New Roman"/>
+          <w:sz w:val="24"/>
+        </w:rPr>
+      </w:pPr>
+    </w:p>
+    <w:p>
+      <w:pPr>
+        <w:rPr>
+          <w:rFonts w:ascii="Times New Roman" w:eastAsiaTheme="minorEastAsia" w:hAnsi="Times New Roman" w:cs="Times New Roman"/>
+          <w:i/>
+          <w:iCs/>
+          <w:sz w:val="24"/>
+        </w:rPr>
+      </w:pPr>
+      <w:r>
+        <w:rPr>
+          <w:rFonts w:ascii="Times New Roman" w:eastAsiaTheme="minorEastAsia" w:hAnsi="Times New Roman" w:cs="Times New Roman"/>
+          <w:i/>
+          <w:iCs/>
+          <w:sz w:val="24"/>
+        </w:rPr>
+        <w:t>Escribir una clase ParcialArboles que contenga UNA ÚNICA variable de instancia de tipo</w:t>
       </w:r>
       <w:r>
         <w:rPr>
@@ -2826,16 +2242,460 @@
           <w:iCs/>
           <w:sz w:val="24"/>
         </w:rPr>
-        <w:t>sí lo haga?</w:t>
-      </w:r>
-    </w:p>
-    <w:p>
-      <w:pPr>
-        <w:rPr>
-          <w:rFonts w:ascii="Times New Roman" w:eastAsiaTheme="minorEastAsia" w:hAnsi="Times New Roman" w:cs="Times New Roman"/>
-          <w:sz w:val="24"/>
-        </w:rPr>
-      </w:pPr>
+        <w:t>BinaryTree de valores enteros NO repetidos y el método público con la siguiente firma:</w:t>
+      </w:r>
+      <w:r>
+        <w:rPr>
+          <w:rFonts w:ascii="Times New Roman" w:eastAsiaTheme="minorEastAsia" w:hAnsi="Times New Roman" w:cs="Times New Roman"/>
+          <w:i/>
+          <w:iCs/>
+          <w:sz w:val="24"/>
+        </w:rPr>
+        <w:t xml:space="preserve"> </w:t>
+      </w:r>
+      <w:r>
+        <w:rPr>
+          <w:rFonts w:ascii="Times New Roman" w:eastAsiaTheme="minorEastAsia" w:hAnsi="Times New Roman" w:cs="Times New Roman"/>
+          <w:i/>
+          <w:iCs/>
+          <w:sz w:val="24"/>
+        </w:rPr>
+        <w:t>public boolean isLeftTree (int num)</w:t>
+      </w:r>
+      <w:r>
+        <w:rPr>
+          <w:rFonts w:ascii="Times New Roman" w:eastAsiaTheme="minorEastAsia" w:hAnsi="Times New Roman" w:cs="Times New Roman"/>
+          <w:i/>
+          <w:iCs/>
+          <w:sz w:val="24"/>
+        </w:rPr>
+        <w:t>.</w:t>
+      </w:r>
+    </w:p>
+    <w:p>
+      <w:pPr>
+        <w:rPr>
+          <w:rFonts w:ascii="Times New Roman" w:eastAsiaTheme="minorEastAsia" w:hAnsi="Times New Roman" w:cs="Times New Roman"/>
+          <w:sz w:val="24"/>
+        </w:rPr>
+      </w:pPr>
+    </w:p>
+    <w:p>
+      <w:pPr>
+        <w:rPr>
+          <w:rFonts w:ascii="Times New Roman" w:eastAsiaTheme="minorEastAsia" w:hAnsi="Times New Roman" w:cs="Times New Roman"/>
+          <w:i/>
+          <w:iCs/>
+          <w:sz w:val="24"/>
+        </w:rPr>
+      </w:pPr>
+      <w:r>
+        <w:rPr>
+          <w:rFonts w:ascii="Times New Roman" w:eastAsiaTheme="minorEastAsia" w:hAnsi="Times New Roman" w:cs="Times New Roman"/>
+          <w:i/>
+          <w:iCs/>
+          <w:sz w:val="24"/>
+        </w:rPr>
+        <w:t>El método devuelve true si el subárbol cuya raíz es “num” tiene</w:t>
+      </w:r>
+      <w:r>
+        <w:rPr>
+          <w:rFonts w:ascii="Times New Roman" w:eastAsiaTheme="minorEastAsia" w:hAnsi="Times New Roman" w:cs="Times New Roman"/>
+          <w:i/>
+          <w:iCs/>
+          <w:sz w:val="24"/>
+        </w:rPr>
+        <w:t>,</w:t>
+      </w:r>
+      <w:r>
+        <w:rPr>
+          <w:rFonts w:ascii="Times New Roman" w:eastAsiaTheme="minorEastAsia" w:hAnsi="Times New Roman" w:cs="Times New Roman"/>
+          <w:i/>
+          <w:iCs/>
+          <w:sz w:val="24"/>
+        </w:rPr>
+        <w:t xml:space="preserve"> en su subárbol izquierdo</w:t>
+      </w:r>
+      <w:r>
+        <w:rPr>
+          <w:rFonts w:ascii="Times New Roman" w:eastAsiaTheme="minorEastAsia" w:hAnsi="Times New Roman" w:cs="Times New Roman"/>
+          <w:i/>
+          <w:iCs/>
+          <w:sz w:val="24"/>
+        </w:rPr>
+        <w:t>,</w:t>
+      </w:r>
+      <w:r>
+        <w:rPr>
+          <w:rFonts w:ascii="Times New Roman" w:eastAsiaTheme="minorEastAsia" w:hAnsi="Times New Roman" w:cs="Times New Roman"/>
+          <w:i/>
+          <w:iCs/>
+          <w:sz w:val="24"/>
+        </w:rPr>
+        <w:t xml:space="preserve"> una</w:t>
+      </w:r>
+      <w:r>
+        <w:rPr>
+          <w:rFonts w:ascii="Times New Roman" w:eastAsiaTheme="minorEastAsia" w:hAnsi="Times New Roman" w:cs="Times New Roman"/>
+          <w:i/>
+          <w:iCs/>
+          <w:sz w:val="24"/>
+        </w:rPr>
+        <w:t xml:space="preserve"> </w:t>
+      </w:r>
+      <w:r>
+        <w:rPr>
+          <w:rFonts w:ascii="Times New Roman" w:eastAsiaTheme="minorEastAsia" w:hAnsi="Times New Roman" w:cs="Times New Roman"/>
+          <w:i/>
+          <w:iCs/>
+          <w:sz w:val="24"/>
+        </w:rPr>
+        <w:t>cantidad mayor estricta de árboles con un único hijo que en su subárbol derecho. Y false en caso</w:t>
+      </w:r>
+      <w:r>
+        <w:rPr>
+          <w:rFonts w:ascii="Times New Roman" w:eastAsiaTheme="minorEastAsia" w:hAnsi="Times New Roman" w:cs="Times New Roman"/>
+          <w:i/>
+          <w:iCs/>
+          <w:sz w:val="24"/>
+        </w:rPr>
+        <w:t xml:space="preserve"> </w:t>
+      </w:r>
+      <w:r>
+        <w:rPr>
+          <w:rFonts w:ascii="Times New Roman" w:eastAsiaTheme="minorEastAsia" w:hAnsi="Times New Roman" w:cs="Times New Roman"/>
+          <w:i/>
+          <w:iCs/>
+          <w:sz w:val="24"/>
+        </w:rPr>
+        <w:t>contrario. Consideraciones:</w:t>
+      </w:r>
+    </w:p>
+    <w:p>
+      <w:pPr>
+        <w:rPr>
+          <w:rFonts w:ascii="Times New Roman" w:eastAsiaTheme="minorEastAsia" w:hAnsi="Times New Roman" w:cs="Times New Roman"/>
+          <w:sz w:val="24"/>
+        </w:rPr>
+      </w:pPr>
+    </w:p>
+    <w:p>
+      <w:pPr>
+        <w:pStyle w:val="Prrafodelista"/>
+        <w:numPr>
+          <w:ilvl w:val="0"/>
+          <w:numId w:val="6"/>
+        </w:numPr>
+        <w:rPr>
+          <w:rFonts w:ascii="Times New Roman" w:eastAsiaTheme="minorEastAsia" w:hAnsi="Times New Roman" w:cs="Times New Roman"/>
+          <w:i/>
+          <w:iCs/>
+          <w:sz w:val="24"/>
+        </w:rPr>
+      </w:pPr>
+      <w:r>
+        <w:rPr>
+          <w:rFonts w:ascii="Times New Roman" w:eastAsiaTheme="minorEastAsia" w:hAnsi="Times New Roman" w:cs="Times New Roman"/>
+          <w:i/>
+          <w:iCs/>
+          <w:sz w:val="24"/>
+        </w:rPr>
+        <w:t>Si “num” no se encuentra en el árbol, devuelve false.</w:t>
+      </w:r>
+    </w:p>
+    <w:p>
+      <w:pPr>
+        <w:pStyle w:val="Prrafodelista"/>
+        <w:numPr>
+          <w:ilvl w:val="0"/>
+          <w:numId w:val="6"/>
+        </w:numPr>
+        <w:rPr>
+          <w:rFonts w:ascii="Times New Roman" w:eastAsiaTheme="minorEastAsia" w:hAnsi="Times New Roman" w:cs="Times New Roman"/>
+          <w:i/>
+          <w:iCs/>
+          <w:sz w:val="24"/>
+        </w:rPr>
+      </w:pPr>
+      <w:r>
+        <w:rPr>
+          <w:rFonts w:ascii="Times New Roman" w:eastAsiaTheme="minorEastAsia" w:hAnsi="Times New Roman" w:cs="Times New Roman"/>
+          <w:i/>
+          <w:iCs/>
+          <w:sz w:val="24"/>
+        </w:rPr>
+        <w:t>Si el árbol con raíz “num” no cuenta con una de sus ramas, consider</w:t>
+      </w:r>
+      <w:r>
+        <w:rPr>
+          <w:rFonts w:ascii="Times New Roman" w:eastAsiaTheme="minorEastAsia" w:hAnsi="Times New Roman" w:cs="Times New Roman"/>
+          <w:i/>
+          <w:iCs/>
+          <w:sz w:val="24"/>
+        </w:rPr>
+        <w:t>ar</w:t>
+      </w:r>
+      <w:r>
+        <w:rPr>
+          <w:rFonts w:ascii="Times New Roman" w:eastAsiaTheme="minorEastAsia" w:hAnsi="Times New Roman" w:cs="Times New Roman"/>
+          <w:i/>
+          <w:iCs/>
+          <w:sz w:val="24"/>
+        </w:rPr>
+        <w:t xml:space="preserve"> que</w:t>
+      </w:r>
+      <w:r>
+        <w:rPr>
+          <w:rFonts w:ascii="Times New Roman" w:eastAsiaTheme="minorEastAsia" w:hAnsi="Times New Roman" w:cs="Times New Roman"/>
+          <w:i/>
+          <w:iCs/>
+          <w:sz w:val="24"/>
+        </w:rPr>
+        <w:t>,</w:t>
+      </w:r>
+      <w:r>
+        <w:rPr>
+          <w:rFonts w:ascii="Times New Roman" w:eastAsiaTheme="minorEastAsia" w:hAnsi="Times New Roman" w:cs="Times New Roman"/>
+          <w:i/>
+          <w:iCs/>
+          <w:sz w:val="24"/>
+        </w:rPr>
+        <w:t xml:space="preserve"> en esa rama</w:t>
+      </w:r>
+      <w:r>
+        <w:rPr>
+          <w:rFonts w:ascii="Times New Roman" w:eastAsiaTheme="minorEastAsia" w:hAnsi="Times New Roman" w:cs="Times New Roman"/>
+          <w:i/>
+          <w:iCs/>
+          <w:sz w:val="24"/>
+        </w:rPr>
+        <w:t>,</w:t>
+      </w:r>
+      <w:r>
+        <w:rPr>
+          <w:rFonts w:ascii="Times New Roman" w:eastAsiaTheme="minorEastAsia" w:hAnsi="Times New Roman" w:cs="Times New Roman"/>
+          <w:i/>
+          <w:iCs/>
+          <w:sz w:val="24"/>
+        </w:rPr>
+        <w:t xml:space="preserve"> hay</w:t>
+      </w:r>
+      <w:r>
+        <w:rPr>
+          <w:rFonts w:ascii="Times New Roman" w:eastAsiaTheme="minorEastAsia" w:hAnsi="Times New Roman" w:cs="Times New Roman"/>
+          <w:i/>
+          <w:iCs/>
+          <w:sz w:val="24"/>
+        </w:rPr>
+        <w:t xml:space="preserve"> </w:t>
+      </w:r>
+      <w:r>
+        <w:rPr>
+          <w:rFonts w:ascii="Times New Roman" w:eastAsiaTheme="minorEastAsia" w:hAnsi="Times New Roman" w:cs="Times New Roman"/>
+          <w:i/>
+          <w:iCs/>
+          <w:sz w:val="24"/>
+        </w:rPr>
+        <w:t>-1 árboles con único hijo.</w:t>
+      </w:r>
+    </w:p>
+    <w:p>
+      <w:pPr>
+        <w:rPr>
+          <w:rFonts w:ascii="Times New Roman" w:eastAsiaTheme="minorEastAsia" w:hAnsi="Times New Roman" w:cs="Times New Roman"/>
+          <w:sz w:val="24"/>
+        </w:rPr>
+      </w:pPr>
+    </w:p>
+    <w:p>
+      <w:pPr>
+        <w:jc w:val="center"/>
+        <w:rPr>
+          <w:rFonts w:ascii="Times New Roman" w:eastAsiaTheme="minorEastAsia" w:hAnsi="Times New Roman" w:cs="Times New Roman"/>
+          <w:sz w:val="24"/>
+        </w:rPr>
+      </w:pPr>
+      <w:r>
+        <w:rPr>
+          <w:rFonts w:ascii="Times New Roman" w:eastAsiaTheme="minorEastAsia" w:hAnsi="Times New Roman" w:cs="Times New Roman"/>
+          <w:sz w:val="24"/>
+        </w:rPr>
+        <w:drawing>
+          <wp:inline distT="0" distB="0" distL="0" distR="0" wp14:anchorId="516798A5" wp14:editId="12BB97A3">
+            <wp:extent cx="5400040" cy="3203575"/>
+            <wp:effectExtent l="0" t="0" r="0" b="0"/>
+            <wp:docPr id="1717021987" name="Imagen 1"/>
+            <wp:cNvGraphicFramePr>
+              <a:graphicFrameLocks xmlns:a="http://schemas.openxmlformats.org/drawingml/2006/main" noChangeAspect="1"/>
+            </wp:cNvGraphicFramePr>
+            <a:graphic xmlns:a="http://schemas.openxmlformats.org/drawingml/2006/main">
+              <a:graphicData uri="http://schemas.openxmlformats.org/drawingml/2006/picture">
+                <pic:pic xmlns:pic="http://schemas.openxmlformats.org/drawingml/2006/picture">
+                  <pic:nvPicPr>
+                    <pic:cNvPr id="1717021987" name=""/>
+                    <pic:cNvPicPr/>
+                  </pic:nvPicPr>
+                  <pic:blipFill>
+                    <a:blip r:embed="rId11"/>
+                    <a:stretch>
+                      <a:fillRect/>
+                    </a:stretch>
+                  </pic:blipFill>
+                  <pic:spPr>
+                    <a:xfrm>
+                      <a:off x="0" y="0"/>
+                      <a:ext cx="5400040" cy="3203575"/>
+                    </a:xfrm>
+                    <a:prstGeom prst="rect">
+                      <a:avLst/>
+                    </a:prstGeom>
+                  </pic:spPr>
+                </pic:pic>
+              </a:graphicData>
+            </a:graphic>
+          </wp:inline>
+        </w:drawing>
+      </w:r>
+    </w:p>
+    <w:p>
+      <w:pPr>
+        <w:rPr>
+          <w:rFonts w:ascii="Times New Roman" w:eastAsiaTheme="minorEastAsia" w:hAnsi="Times New Roman" w:cs="Times New Roman"/>
+          <w:sz w:val="24"/>
+        </w:rPr>
+      </w:pPr>
+    </w:p>
+    <w:p>
+      <w:pPr>
+        <w:rPr>
+          <w:rFonts w:ascii="Times New Roman" w:eastAsiaTheme="minorEastAsia" w:hAnsi="Times New Roman" w:cs="Times New Roman"/>
+          <w:sz w:val="24"/>
+        </w:rPr>
+      </w:pPr>
+    </w:p>
+    <w:p>
+      <w:pPr>
+        <w:rPr>
+          <w:rFonts w:ascii="Times New Roman" w:eastAsiaTheme="minorEastAsia" w:hAnsi="Times New Roman" w:cs="Times New Roman"/>
+          <w:sz w:val="24"/>
+        </w:rPr>
+      </w:pPr>
+      <w:r>
+        <w:rPr>
+          <w:rFonts w:ascii="Times New Roman" w:eastAsiaTheme="minorEastAsia" w:hAnsi="Times New Roman" w:cs="Times New Roman"/>
+          <w:sz w:val="24"/>
+        </w:rPr>
+        <w:br w:type="page"/>
+      </w:r>
+    </w:p>
+    <w:p>
+      <w:pPr>
+        <w:rPr>
+          <w:rFonts w:ascii="Times New Roman" w:eastAsiaTheme="minorEastAsia" w:hAnsi="Times New Roman" w:cs="Times New Roman"/>
+          <w:sz w:val="28"/>
+          <w:szCs w:val="24"/>
+        </w:rPr>
+      </w:pPr>
+      <w:r>
+        <w:rPr>
+          <w:rFonts w:ascii="Times New Roman" w:eastAsiaTheme="minorEastAsia" w:hAnsi="Times New Roman" w:cs="Times New Roman"/>
+          <w:b/>
+          <w:bCs/>
+          <w:sz w:val="28"/>
+          <w:szCs w:val="24"/>
+          <w:u w:val="single"/>
+        </w:rPr>
+        <w:lastRenderedPageBreak/>
+        <w:t xml:space="preserve">Ejercicio </w:t>
+      </w:r>
+      <w:r>
+        <w:rPr>
+          <w:rFonts w:ascii="Times New Roman" w:eastAsiaTheme="minorEastAsia" w:hAnsi="Times New Roman" w:cs="Times New Roman"/>
+          <w:b/>
+          <w:bCs/>
+          <w:sz w:val="28"/>
+          <w:szCs w:val="24"/>
+          <w:u w:val="single"/>
+        </w:rPr>
+        <w:t>8</w:t>
+      </w:r>
+      <w:r>
+        <w:rPr>
+          <w:rFonts w:ascii="Times New Roman" w:eastAsiaTheme="minorEastAsia" w:hAnsi="Times New Roman" w:cs="Times New Roman"/>
+          <w:b/>
+          <w:bCs/>
+          <w:sz w:val="28"/>
+          <w:szCs w:val="24"/>
+          <w:u w:val="single"/>
+        </w:rPr>
+        <w:t>.</w:t>
+      </w:r>
+    </w:p>
+    <w:p>
+      <w:pPr>
+        <w:rPr>
+          <w:rFonts w:ascii="Times New Roman" w:eastAsiaTheme="minorEastAsia" w:hAnsi="Times New Roman" w:cs="Times New Roman"/>
+          <w:sz w:val="24"/>
+        </w:rPr>
+      </w:pPr>
+    </w:p>
+    <w:p>
+      <w:pPr>
+        <w:rPr>
+          <w:rFonts w:ascii="Times New Roman" w:eastAsiaTheme="minorEastAsia" w:hAnsi="Times New Roman" w:cs="Times New Roman"/>
+          <w:sz w:val="24"/>
+        </w:rPr>
+      </w:pPr>
+      <w:r>
+        <w:rPr>
+          <w:rFonts w:ascii="Times New Roman" w:eastAsiaTheme="minorEastAsia" w:hAnsi="Times New Roman" w:cs="Times New Roman"/>
+          <w:sz w:val="24"/>
+        </w:rPr>
+        <w:br w:type="page"/>
+      </w:r>
+    </w:p>
+    <w:p>
+      <w:pPr>
+        <w:rPr>
+          <w:rFonts w:ascii="Times New Roman" w:eastAsiaTheme="minorEastAsia" w:hAnsi="Times New Roman" w:cs="Times New Roman"/>
+          <w:sz w:val="28"/>
+          <w:szCs w:val="24"/>
+        </w:rPr>
+      </w:pPr>
+      <w:r>
+        <w:rPr>
+          <w:rFonts w:ascii="Times New Roman" w:eastAsiaTheme="minorEastAsia" w:hAnsi="Times New Roman" w:cs="Times New Roman"/>
+          <w:b/>
+          <w:bCs/>
+          <w:sz w:val="28"/>
+          <w:szCs w:val="24"/>
+          <w:u w:val="single"/>
+        </w:rPr>
+        <w:lastRenderedPageBreak/>
+        <w:t xml:space="preserve">Ejercicio </w:t>
+      </w:r>
+      <w:r>
+        <w:rPr>
+          <w:rFonts w:ascii="Times New Roman" w:eastAsiaTheme="minorEastAsia" w:hAnsi="Times New Roman" w:cs="Times New Roman"/>
+          <w:b/>
+          <w:bCs/>
+          <w:sz w:val="28"/>
+          <w:szCs w:val="24"/>
+          <w:u w:val="single"/>
+        </w:rPr>
+        <w:t>9</w:t>
+      </w:r>
+      <w:r>
+        <w:rPr>
+          <w:rFonts w:ascii="Times New Roman" w:eastAsiaTheme="minorEastAsia" w:hAnsi="Times New Roman" w:cs="Times New Roman"/>
+          <w:b/>
+          <w:bCs/>
+          <w:sz w:val="28"/>
+          <w:szCs w:val="24"/>
+          <w:u w:val="single"/>
+        </w:rPr>
+        <w:t>.</w:t>
+      </w:r>
     </w:p>
     <w:p>
       <w:pPr>
@@ -2854,7 +2714,7 @@
       </w:pPr>
     </w:p>
     <w:sectPr>
-      <w:headerReference w:type="default" r:id="rId11"/>
+      <w:headerReference w:type="default" r:id="rId12"/>
       <w:pgSz w:w="11906" w:h="16838"/>
       <w:pgMar w:top="1417" w:right="1701" w:bottom="1417" w:left="1701" w:header="708" w:footer="708" w:gutter="0"/>
       <w:cols w:space="708"/>
@@ -3609,6 +3469,119 @@
       </w:pPr>
     </w:lvl>
   </w:abstractNum>
+  <w:abstractNum w:abstractNumId="5" w15:restartNumberingAfterBreak="0">
+    <w:nsid w:val="480D5D3E"/>
+    <w:multiLevelType w:val="hybridMultilevel"/>
+    <w:tmpl w:val="D2F6E42A"/>
+    <w:lvl w:ilvl="0" w:tplc="080A0001">
+      <w:start w:val="1"/>
+      <w:numFmt w:val="bullet"/>
+      <w:lvlText w:val=""/>
+      <w:lvlJc w:val="left"/>
+      <w:pPr>
+        <w:ind w:left="720" w:hanging="360"/>
+      </w:pPr>
+      <w:rPr>
+        <w:rFonts w:ascii="Symbol" w:hAnsi="Symbol" w:hint="default"/>
+      </w:rPr>
+    </w:lvl>
+    <w:lvl w:ilvl="1" w:tplc="080A0003" w:tentative="1">
+      <w:start w:val="1"/>
+      <w:numFmt w:val="bullet"/>
+      <w:lvlText w:val="o"/>
+      <w:lvlJc w:val="left"/>
+      <w:pPr>
+        <w:ind w:left="1440" w:hanging="360"/>
+      </w:pPr>
+      <w:rPr>
+        <w:rFonts w:ascii="Courier New" w:hAnsi="Courier New" w:cs="Courier New" w:hint="default"/>
+      </w:rPr>
+    </w:lvl>
+    <w:lvl w:ilvl="2" w:tplc="080A0005" w:tentative="1">
+      <w:start w:val="1"/>
+      <w:numFmt w:val="bullet"/>
+      <w:lvlText w:val=""/>
+      <w:lvlJc w:val="left"/>
+      <w:pPr>
+        <w:ind w:left="2160" w:hanging="360"/>
+      </w:pPr>
+      <w:rPr>
+        <w:rFonts w:ascii="Wingdings" w:hAnsi="Wingdings" w:hint="default"/>
+      </w:rPr>
+    </w:lvl>
+    <w:lvl w:ilvl="3" w:tplc="080A0001" w:tentative="1">
+      <w:start w:val="1"/>
+      <w:numFmt w:val="bullet"/>
+      <w:lvlText w:val=""/>
+      <w:lvlJc w:val="left"/>
+      <w:pPr>
+        <w:ind w:left="2880" w:hanging="360"/>
+      </w:pPr>
+      <w:rPr>
+        <w:rFonts w:ascii="Symbol" w:hAnsi="Symbol" w:hint="default"/>
+      </w:rPr>
+    </w:lvl>
+    <w:lvl w:ilvl="4" w:tplc="080A0003" w:tentative="1">
+      <w:start w:val="1"/>
+      <w:numFmt w:val="bullet"/>
+      <w:lvlText w:val="o"/>
+      <w:lvlJc w:val="left"/>
+      <w:pPr>
+        <w:ind w:left="3600" w:hanging="360"/>
+      </w:pPr>
+      <w:rPr>
+        <w:rFonts w:ascii="Courier New" w:hAnsi="Courier New" w:cs="Courier New" w:hint="default"/>
+      </w:rPr>
+    </w:lvl>
+    <w:lvl w:ilvl="5" w:tplc="080A0005" w:tentative="1">
+      <w:start w:val="1"/>
+      <w:numFmt w:val="bullet"/>
+      <w:lvlText w:val=""/>
+      <w:lvlJc w:val="left"/>
+      <w:pPr>
+        <w:ind w:left="4320" w:hanging="360"/>
+      </w:pPr>
+      <w:rPr>
+        <w:rFonts w:ascii="Wingdings" w:hAnsi="Wingdings" w:hint="default"/>
+      </w:rPr>
+    </w:lvl>
+    <w:lvl w:ilvl="6" w:tplc="080A0001" w:tentative="1">
+      <w:start w:val="1"/>
+      <w:numFmt w:val="bullet"/>
+      <w:lvlText w:val=""/>
+      <w:lvlJc w:val="left"/>
+      <w:pPr>
+        <w:ind w:left="5040" w:hanging="360"/>
+      </w:pPr>
+      <w:rPr>
+        <w:rFonts w:ascii="Symbol" w:hAnsi="Symbol" w:hint="default"/>
+      </w:rPr>
+    </w:lvl>
+    <w:lvl w:ilvl="7" w:tplc="080A0003" w:tentative="1">
+      <w:start w:val="1"/>
+      <w:numFmt w:val="bullet"/>
+      <w:lvlText w:val="o"/>
+      <w:lvlJc w:val="left"/>
+      <w:pPr>
+        <w:ind w:left="5760" w:hanging="360"/>
+      </w:pPr>
+      <w:rPr>
+        <w:rFonts w:ascii="Courier New" w:hAnsi="Courier New" w:cs="Courier New" w:hint="default"/>
+      </w:rPr>
+    </w:lvl>
+    <w:lvl w:ilvl="8" w:tplc="080A0005" w:tentative="1">
+      <w:start w:val="1"/>
+      <w:numFmt w:val="bullet"/>
+      <w:lvlText w:val=""/>
+      <w:lvlJc w:val="left"/>
+      <w:pPr>
+        <w:ind w:left="6480" w:hanging="360"/>
+      </w:pPr>
+      <w:rPr>
+        <w:rFonts w:ascii="Wingdings" w:hAnsi="Wingdings" w:hint="default"/>
+      </w:rPr>
+    </w:lvl>
+  </w:abstractNum>
   <w:num w:numId="1" w16cid:durableId="2046521231">
     <w:abstractNumId w:val="4"/>
   </w:num>
@@ -3623,6 +3596,9 @@
   </w:num>
   <w:num w:numId="5" w16cid:durableId="899172191">
     <w:abstractNumId w:val="3"/>
+  </w:num>
+  <w:num w:numId="6" w16cid:durableId="467361886">
+    <w:abstractNumId w:val="5"/>
   </w:num>
 </w:numbering>
 </file>

--- a/07. Algoritmos y Estructuras de Datos/Trabajo Práctico N° 2 (R).docx
+++ b/07. Algoritmos y Estructuras de Datos/Trabajo Práctico N° 2 (R).docx
@@ -2244,23 +2244,32 @@
         </w:rPr>
         <w:t>BinaryTree de valores enteros NO repetidos y el método público con la siguiente firma:</w:t>
       </w:r>
-      <w:r>
-        <w:rPr>
-          <w:rFonts w:ascii="Times New Roman" w:eastAsiaTheme="minorEastAsia" w:hAnsi="Times New Roman" w:cs="Times New Roman"/>
-          <w:i/>
-          <w:iCs/>
-          <w:sz w:val="24"/>
-        </w:rPr>
-        <w:t xml:space="preserve"> </w:t>
-      </w:r>
-      <w:r>
-        <w:rPr>
-          <w:rFonts w:ascii="Times New Roman" w:eastAsiaTheme="minorEastAsia" w:hAnsi="Times New Roman" w:cs="Times New Roman"/>
-          <w:i/>
-          <w:iCs/>
-          <w:sz w:val="24"/>
-        </w:rPr>
-        <w:t>public boolean isLeftTree (int num)</w:t>
+    </w:p>
+    <w:p>
+      <w:pPr>
+        <w:rPr>
+          <w:rFonts w:ascii="Times New Roman" w:eastAsiaTheme="minorEastAsia" w:hAnsi="Times New Roman" w:cs="Times New Roman"/>
+          <w:sz w:val="24"/>
+        </w:rPr>
+      </w:pPr>
+    </w:p>
+    <w:p>
+      <w:pPr>
+        <w:rPr>
+          <w:rFonts w:ascii="Times New Roman" w:eastAsiaTheme="minorEastAsia" w:hAnsi="Times New Roman" w:cs="Times New Roman"/>
+          <w:i/>
+          <w:iCs/>
+          <w:sz w:val="24"/>
+        </w:rPr>
+      </w:pPr>
+      <w:r>
+        <w:rPr>
+          <w:rFonts w:ascii="Times New Roman" w:eastAsiaTheme="minorEastAsia" w:hAnsi="Times New Roman" w:cs="Times New Roman"/>
+          <w:i/>
+          <w:iCs/>
+          <w:sz w:val="24"/>
+        </w:rPr>
+        <w:t>public boolean isLeftTree(int num)</w:t>
       </w:r>
       <w:r>
         <w:rPr>
@@ -2643,6 +2652,522 @@
       <w:pPr>
         <w:rPr>
           <w:rFonts w:ascii="Times New Roman" w:eastAsiaTheme="minorEastAsia" w:hAnsi="Times New Roman" w:cs="Times New Roman"/>
+          <w:i/>
+          <w:iCs/>
+          <w:sz w:val="24"/>
+        </w:rPr>
+      </w:pPr>
+      <w:r>
+        <w:rPr>
+          <w:rFonts w:ascii="Times New Roman" w:eastAsiaTheme="minorEastAsia" w:hAnsi="Times New Roman" w:cs="Times New Roman"/>
+          <w:i/>
+          <w:iCs/>
+          <w:sz w:val="24"/>
+        </w:rPr>
+        <w:t>Escribir</w:t>
+      </w:r>
+      <w:r>
+        <w:rPr>
+          <w:rFonts w:ascii="Times New Roman" w:eastAsiaTheme="minorEastAsia" w:hAnsi="Times New Roman" w:cs="Times New Roman"/>
+          <w:i/>
+          <w:iCs/>
+          <w:sz w:val="24"/>
+        </w:rPr>
+        <w:t>,</w:t>
+      </w:r>
+      <w:r>
+        <w:rPr>
+          <w:rFonts w:ascii="Times New Roman" w:eastAsiaTheme="minorEastAsia" w:hAnsi="Times New Roman" w:cs="Times New Roman"/>
+          <w:i/>
+          <w:iCs/>
+          <w:sz w:val="24"/>
+        </w:rPr>
+        <w:t xml:space="preserve"> en una clase ParcialArboles</w:t>
+      </w:r>
+      <w:r>
+        <w:rPr>
+          <w:rFonts w:ascii="Times New Roman" w:eastAsiaTheme="minorEastAsia" w:hAnsi="Times New Roman" w:cs="Times New Roman"/>
+          <w:i/>
+          <w:iCs/>
+          <w:sz w:val="24"/>
+        </w:rPr>
+        <w:t>,</w:t>
+      </w:r>
+      <w:r>
+        <w:rPr>
+          <w:rFonts w:ascii="Times New Roman" w:eastAsiaTheme="minorEastAsia" w:hAnsi="Times New Roman" w:cs="Times New Roman"/>
+          <w:i/>
+          <w:iCs/>
+          <w:sz w:val="24"/>
+        </w:rPr>
+        <w:t xml:space="preserve"> el método público con la siguiente firma:</w:t>
+      </w:r>
+    </w:p>
+    <w:p>
+      <w:pPr>
+        <w:rPr>
+          <w:rFonts w:ascii="Times New Roman" w:eastAsiaTheme="minorEastAsia" w:hAnsi="Times New Roman" w:cs="Times New Roman"/>
+          <w:sz w:val="24"/>
+        </w:rPr>
+      </w:pPr>
+    </w:p>
+    <w:p>
+      <w:pPr>
+        <w:rPr>
+          <w:rFonts w:ascii="Times New Roman" w:eastAsiaTheme="minorEastAsia" w:hAnsi="Times New Roman" w:cs="Times New Roman"/>
+          <w:i/>
+          <w:iCs/>
+          <w:sz w:val="24"/>
+        </w:rPr>
+      </w:pPr>
+      <w:r>
+        <w:rPr>
+          <w:rFonts w:ascii="Times New Roman" w:eastAsiaTheme="minorEastAsia" w:hAnsi="Times New Roman" w:cs="Times New Roman"/>
+          <w:i/>
+          <w:iCs/>
+          <w:sz w:val="24"/>
+        </w:rPr>
+        <w:t>public boolean esPrefijo(BinaryTree&lt;Integer&gt; arbol1, BinaryTree&lt;Integer&gt; arbol2)</w:t>
+      </w:r>
+      <w:r>
+        <w:rPr>
+          <w:rFonts w:ascii="Times New Roman" w:eastAsiaTheme="minorEastAsia" w:hAnsi="Times New Roman" w:cs="Times New Roman"/>
+          <w:i/>
+          <w:iCs/>
+          <w:sz w:val="24"/>
+        </w:rPr>
+        <w:t>.</w:t>
+      </w:r>
+    </w:p>
+    <w:p>
+      <w:pPr>
+        <w:rPr>
+          <w:rFonts w:ascii="Times New Roman" w:eastAsiaTheme="minorEastAsia" w:hAnsi="Times New Roman" w:cs="Times New Roman"/>
+          <w:sz w:val="24"/>
+        </w:rPr>
+      </w:pPr>
+    </w:p>
+    <w:p>
+      <w:pPr>
+        <w:rPr>
+          <w:rFonts w:ascii="Times New Roman" w:eastAsiaTheme="minorEastAsia" w:hAnsi="Times New Roman" w:cs="Times New Roman"/>
+          <w:i/>
+          <w:iCs/>
+          <w:sz w:val="24"/>
+        </w:rPr>
+      </w:pPr>
+      <w:r>
+        <w:rPr>
+          <w:rFonts w:ascii="Times New Roman" w:eastAsiaTheme="minorEastAsia" w:hAnsi="Times New Roman" w:cs="Times New Roman"/>
+          <w:i/>
+          <w:iCs/>
+          <w:sz w:val="24"/>
+        </w:rPr>
+        <w:t>El método devuelve true si arbol1 es prefijo de arbol2, false en caso contrario.</w:t>
+      </w:r>
+    </w:p>
+    <w:p>
+      <w:pPr>
+        <w:rPr>
+          <w:rFonts w:ascii="Times New Roman" w:eastAsiaTheme="minorEastAsia" w:hAnsi="Times New Roman" w:cs="Times New Roman"/>
+          <w:sz w:val="24"/>
+        </w:rPr>
+      </w:pPr>
+    </w:p>
+    <w:p>
+      <w:pPr>
+        <w:rPr>
+          <w:rFonts w:ascii="Times New Roman" w:eastAsiaTheme="minorEastAsia" w:hAnsi="Times New Roman" w:cs="Times New Roman"/>
+          <w:i/>
+          <w:iCs/>
+          <w:sz w:val="24"/>
+        </w:rPr>
+      </w:pPr>
+      <w:r>
+        <w:rPr>
+          <w:rFonts w:ascii="Times New Roman" w:eastAsiaTheme="minorEastAsia" w:hAnsi="Times New Roman" w:cs="Times New Roman"/>
+          <w:i/>
+          <w:iCs/>
+          <w:sz w:val="24"/>
+        </w:rPr>
+        <w:t>Se dice que un árbol binario arbol1 es prefijo de otro árbol binario arbol2 cuando arbol1 coincide</w:t>
+      </w:r>
+      <w:r>
+        <w:rPr>
+          <w:rFonts w:ascii="Times New Roman" w:eastAsiaTheme="minorEastAsia" w:hAnsi="Times New Roman" w:cs="Times New Roman"/>
+          <w:i/>
+          <w:iCs/>
+          <w:sz w:val="24"/>
+        </w:rPr>
+        <w:t xml:space="preserve"> </w:t>
+      </w:r>
+      <w:r>
+        <w:rPr>
+          <w:rFonts w:ascii="Times New Roman" w:eastAsiaTheme="minorEastAsia" w:hAnsi="Times New Roman" w:cs="Times New Roman"/>
+          <w:i/>
+          <w:iCs/>
+          <w:sz w:val="24"/>
+        </w:rPr>
+        <w:t>con la parte inicial del árbol arbol2 tanto en el contenido de los elementos como en su</w:t>
+      </w:r>
+      <w:r>
+        <w:rPr>
+          <w:rFonts w:ascii="Times New Roman" w:eastAsiaTheme="minorEastAsia" w:hAnsi="Times New Roman" w:cs="Times New Roman"/>
+          <w:i/>
+          <w:iCs/>
+          <w:sz w:val="24"/>
+        </w:rPr>
+        <w:t xml:space="preserve"> </w:t>
+      </w:r>
+      <w:r>
+        <w:rPr>
+          <w:rFonts w:ascii="Times New Roman" w:eastAsiaTheme="minorEastAsia" w:hAnsi="Times New Roman" w:cs="Times New Roman"/>
+          <w:i/>
+          <w:iCs/>
+          <w:sz w:val="24"/>
+        </w:rPr>
+        <w:t>estructura.</w:t>
+      </w:r>
+    </w:p>
+    <w:p>
+      <w:pPr>
+        <w:rPr>
+          <w:rFonts w:ascii="Times New Roman" w:eastAsiaTheme="minorEastAsia" w:hAnsi="Times New Roman" w:cs="Times New Roman"/>
+          <w:sz w:val="24"/>
+        </w:rPr>
+      </w:pPr>
+    </w:p>
+    <w:p>
+      <w:pPr>
+        <w:rPr>
+          <w:rFonts w:ascii="Times New Roman" w:eastAsiaTheme="minorEastAsia" w:hAnsi="Times New Roman" w:cs="Times New Roman"/>
+          <w:i/>
+          <w:iCs/>
+          <w:sz w:val="24"/>
+        </w:rPr>
+      </w:pPr>
+      <w:r>
+        <w:rPr>
+          <w:rFonts w:ascii="Times New Roman" w:eastAsiaTheme="minorEastAsia" w:hAnsi="Times New Roman" w:cs="Times New Roman"/>
+          <w:i/>
+          <w:iCs/>
+          <w:sz w:val="24"/>
+        </w:rPr>
+        <w:t>Por ejemplo, en la siguiente imagen</w:t>
+      </w:r>
+      <w:r>
+        <w:rPr>
+          <w:rFonts w:ascii="Times New Roman" w:eastAsiaTheme="minorEastAsia" w:hAnsi="Times New Roman" w:cs="Times New Roman"/>
+          <w:i/>
+          <w:iCs/>
+          <w:sz w:val="24"/>
+        </w:rPr>
+        <w:t>,</w:t>
+      </w:r>
+      <w:r>
+        <w:rPr>
+          <w:rFonts w:ascii="Times New Roman" w:eastAsiaTheme="minorEastAsia" w:hAnsi="Times New Roman" w:cs="Times New Roman"/>
+          <w:i/>
+          <w:iCs/>
+          <w:sz w:val="24"/>
+        </w:rPr>
+        <w:t xml:space="preserve"> arbol1 ES prefijo de arbol2.</w:t>
+      </w:r>
+    </w:p>
+    <w:p>
+      <w:pPr>
+        <w:rPr>
+          <w:rFonts w:ascii="Times New Roman" w:eastAsiaTheme="minorEastAsia" w:hAnsi="Times New Roman" w:cs="Times New Roman"/>
+          <w:sz w:val="24"/>
+        </w:rPr>
+      </w:pPr>
+    </w:p>
+    <w:p>
+      <w:pPr>
+        <w:jc w:val="center"/>
+        <w:rPr>
+          <w:rFonts w:ascii="Times New Roman" w:eastAsiaTheme="minorEastAsia" w:hAnsi="Times New Roman" w:cs="Times New Roman"/>
+          <w:sz w:val="24"/>
+        </w:rPr>
+      </w:pPr>
+      <w:r>
+        <w:rPr>
+          <w:rFonts w:ascii="Times New Roman" w:eastAsiaTheme="minorEastAsia" w:hAnsi="Times New Roman" w:cs="Times New Roman"/>
+          <w:sz w:val="24"/>
+        </w:rPr>
+        <w:drawing>
+          <wp:inline distT="0" distB="0" distL="0" distR="0" wp14:anchorId="1EEBFE79" wp14:editId="5E8E1FED">
+            <wp:extent cx="4143953" cy="1743318"/>
+            <wp:effectExtent l="0" t="0" r="9525" b="9525"/>
+            <wp:docPr id="403320013" name="Imagen 1"/>
+            <wp:cNvGraphicFramePr>
+              <a:graphicFrameLocks xmlns:a="http://schemas.openxmlformats.org/drawingml/2006/main" noChangeAspect="1"/>
+            </wp:cNvGraphicFramePr>
+            <a:graphic xmlns:a="http://schemas.openxmlformats.org/drawingml/2006/main">
+              <a:graphicData uri="http://schemas.openxmlformats.org/drawingml/2006/picture">
+                <pic:pic xmlns:pic="http://schemas.openxmlformats.org/drawingml/2006/picture">
+                  <pic:nvPicPr>
+                    <pic:cNvPr id="403320013" name=""/>
+                    <pic:cNvPicPr/>
+                  </pic:nvPicPr>
+                  <pic:blipFill>
+                    <a:blip r:embed="rId12"/>
+                    <a:stretch>
+                      <a:fillRect/>
+                    </a:stretch>
+                  </pic:blipFill>
+                  <pic:spPr>
+                    <a:xfrm>
+                      <a:off x="0" y="0"/>
+                      <a:ext cx="4143953" cy="1743318"/>
+                    </a:xfrm>
+                    <a:prstGeom prst="rect">
+                      <a:avLst/>
+                    </a:prstGeom>
+                  </pic:spPr>
+                </pic:pic>
+              </a:graphicData>
+            </a:graphic>
+          </wp:inline>
+        </w:drawing>
+      </w:r>
+    </w:p>
+    <w:p>
+      <w:pPr>
+        <w:rPr>
+          <w:rFonts w:ascii="Times New Roman" w:eastAsiaTheme="minorEastAsia" w:hAnsi="Times New Roman" w:cs="Times New Roman"/>
+          <w:sz w:val="24"/>
+        </w:rPr>
+      </w:pPr>
+    </w:p>
+    <w:p>
+      <w:pPr>
+        <w:rPr>
+          <w:rFonts w:ascii="Times New Roman" w:eastAsiaTheme="minorEastAsia" w:hAnsi="Times New Roman" w:cs="Times New Roman"/>
+          <w:i/>
+          <w:iCs/>
+          <w:sz w:val="24"/>
+        </w:rPr>
+      </w:pPr>
+      <w:r>
+        <w:rPr>
+          <w:rFonts w:ascii="Times New Roman" w:eastAsiaTheme="minorEastAsia" w:hAnsi="Times New Roman" w:cs="Times New Roman"/>
+          <w:i/>
+          <w:iCs/>
+          <w:sz w:val="24"/>
+        </w:rPr>
+        <w:t>En esta otra, arbol1 NO es prefijo de arbol2 (el subárbol con raíz 93 no está en el árbol2)</w:t>
+      </w:r>
+      <w:r>
+        <w:rPr>
+          <w:rFonts w:ascii="Times New Roman" w:eastAsiaTheme="minorEastAsia" w:hAnsi="Times New Roman" w:cs="Times New Roman"/>
+          <w:i/>
+          <w:iCs/>
+          <w:sz w:val="24"/>
+        </w:rPr>
+        <w:t>.</w:t>
+      </w:r>
+    </w:p>
+    <w:p>
+      <w:pPr>
+        <w:rPr>
+          <w:rFonts w:ascii="Times New Roman" w:eastAsiaTheme="minorEastAsia" w:hAnsi="Times New Roman" w:cs="Times New Roman"/>
+          <w:sz w:val="24"/>
+        </w:rPr>
+      </w:pPr>
+    </w:p>
+    <w:p>
+      <w:pPr>
+        <w:jc w:val="center"/>
+        <w:rPr>
+          <w:rFonts w:ascii="Times New Roman" w:eastAsiaTheme="minorEastAsia" w:hAnsi="Times New Roman" w:cs="Times New Roman"/>
+          <w:sz w:val="24"/>
+        </w:rPr>
+      </w:pPr>
+      <w:r>
+        <w:rPr>
+          <w:rFonts w:ascii="Times New Roman" w:eastAsiaTheme="minorEastAsia" w:hAnsi="Times New Roman" w:cs="Times New Roman"/>
+          <w:sz w:val="24"/>
+        </w:rPr>
+        <w:drawing>
+          <wp:inline distT="0" distB="0" distL="0" distR="0" wp14:anchorId="06CA3AB2" wp14:editId="173A6CE6">
+            <wp:extent cx="3810532" cy="1705213"/>
+            <wp:effectExtent l="0" t="0" r="0" b="9525"/>
+            <wp:docPr id="371635633" name="Imagen 1"/>
+            <wp:cNvGraphicFramePr>
+              <a:graphicFrameLocks xmlns:a="http://schemas.openxmlformats.org/drawingml/2006/main" noChangeAspect="1"/>
+            </wp:cNvGraphicFramePr>
+            <a:graphic xmlns:a="http://schemas.openxmlformats.org/drawingml/2006/main">
+              <a:graphicData uri="http://schemas.openxmlformats.org/drawingml/2006/picture">
+                <pic:pic xmlns:pic="http://schemas.openxmlformats.org/drawingml/2006/picture">
+                  <pic:nvPicPr>
+                    <pic:cNvPr id="371635633" name=""/>
+                    <pic:cNvPicPr/>
+                  </pic:nvPicPr>
+                  <pic:blipFill>
+                    <a:blip r:embed="rId13"/>
+                    <a:stretch>
+                      <a:fillRect/>
+                    </a:stretch>
+                  </pic:blipFill>
+                  <pic:spPr>
+                    <a:xfrm>
+                      <a:off x="0" y="0"/>
+                      <a:ext cx="3810532" cy="1705213"/>
+                    </a:xfrm>
+                    <a:prstGeom prst="rect">
+                      <a:avLst/>
+                    </a:prstGeom>
+                  </pic:spPr>
+                </pic:pic>
+              </a:graphicData>
+            </a:graphic>
+          </wp:inline>
+        </w:drawing>
+      </w:r>
+    </w:p>
+    <w:p>
+      <w:pPr>
+        <w:rPr>
+          <w:rFonts w:ascii="Times New Roman" w:eastAsiaTheme="minorEastAsia" w:hAnsi="Times New Roman" w:cs="Times New Roman"/>
+          <w:sz w:val="24"/>
+        </w:rPr>
+      </w:pPr>
+    </w:p>
+    <w:p>
+      <w:pPr>
+        <w:rPr>
+          <w:rFonts w:ascii="Times New Roman" w:eastAsiaTheme="minorEastAsia" w:hAnsi="Times New Roman" w:cs="Times New Roman"/>
+          <w:i/>
+          <w:iCs/>
+          <w:sz w:val="24"/>
+        </w:rPr>
+      </w:pPr>
+      <w:r>
+        <w:rPr>
+          <w:rFonts w:ascii="Times New Roman" w:eastAsiaTheme="minorEastAsia" w:hAnsi="Times New Roman" w:cs="Times New Roman"/>
+          <w:i/>
+          <w:iCs/>
+          <w:sz w:val="24"/>
+        </w:rPr>
+        <w:t>En la siguiente, no coincide el contenido. El subárbol con raíz 37 figura con raíz 62, entonces</w:t>
+      </w:r>
+      <w:r>
+        <w:rPr>
+          <w:rFonts w:ascii="Times New Roman" w:eastAsiaTheme="minorEastAsia" w:hAnsi="Times New Roman" w:cs="Times New Roman"/>
+          <w:i/>
+          <w:iCs/>
+          <w:sz w:val="24"/>
+        </w:rPr>
+        <w:t>,</w:t>
+      </w:r>
+      <w:r>
+        <w:rPr>
+          <w:rFonts w:ascii="Times New Roman" w:eastAsiaTheme="minorEastAsia" w:hAnsi="Times New Roman" w:cs="Times New Roman"/>
+          <w:i/>
+          <w:iCs/>
+          <w:sz w:val="24"/>
+        </w:rPr>
+        <w:t xml:space="preserve"> arbol</w:t>
+      </w:r>
+      <w:r>
+        <w:rPr>
+          <w:rFonts w:ascii="Times New Roman" w:eastAsiaTheme="minorEastAsia" w:hAnsi="Times New Roman" w:cs="Times New Roman"/>
+          <w:i/>
+          <w:iCs/>
+          <w:sz w:val="24"/>
+        </w:rPr>
+        <w:t xml:space="preserve">1, </w:t>
+      </w:r>
+      <w:r>
+        <w:rPr>
+          <w:rFonts w:ascii="Times New Roman" w:eastAsiaTheme="minorEastAsia" w:hAnsi="Times New Roman" w:cs="Times New Roman"/>
+          <w:i/>
+          <w:iCs/>
+          <w:sz w:val="24"/>
+        </w:rPr>
+        <w:t>NO es prefijo de arbol2.</w:t>
+      </w:r>
+    </w:p>
+    <w:p>
+      <w:pPr>
+        <w:rPr>
+          <w:rFonts w:ascii="Times New Roman" w:eastAsiaTheme="minorEastAsia" w:hAnsi="Times New Roman" w:cs="Times New Roman"/>
+          <w:sz w:val="24"/>
+        </w:rPr>
+      </w:pPr>
+    </w:p>
+    <w:p>
+      <w:pPr>
+        <w:jc w:val="center"/>
+        <w:rPr>
+          <w:rFonts w:ascii="Times New Roman" w:eastAsiaTheme="minorEastAsia" w:hAnsi="Times New Roman" w:cs="Times New Roman"/>
+          <w:sz w:val="24"/>
+        </w:rPr>
+      </w:pPr>
+      <w:r>
+        <w:rPr>
+          <w:rFonts w:ascii="Times New Roman" w:eastAsiaTheme="minorEastAsia" w:hAnsi="Times New Roman" w:cs="Times New Roman"/>
+          <w:sz w:val="24"/>
+        </w:rPr>
+        <w:lastRenderedPageBreak/>
+        <w:drawing>
+          <wp:inline distT="0" distB="0" distL="0" distR="0" wp14:anchorId="702B153C" wp14:editId="3FDA94CF">
+            <wp:extent cx="4382112" cy="1790950"/>
+            <wp:effectExtent l="0" t="0" r="0" b="0"/>
+            <wp:docPr id="1588834863" name="Imagen 1"/>
+            <wp:cNvGraphicFramePr>
+              <a:graphicFrameLocks xmlns:a="http://schemas.openxmlformats.org/drawingml/2006/main" noChangeAspect="1"/>
+            </wp:cNvGraphicFramePr>
+            <a:graphic xmlns:a="http://schemas.openxmlformats.org/drawingml/2006/main">
+              <a:graphicData uri="http://schemas.openxmlformats.org/drawingml/2006/picture">
+                <pic:pic xmlns:pic="http://schemas.openxmlformats.org/drawingml/2006/picture">
+                  <pic:nvPicPr>
+                    <pic:cNvPr id="1588834863" name=""/>
+                    <pic:cNvPicPr/>
+                  </pic:nvPicPr>
+                  <pic:blipFill>
+                    <a:blip r:embed="rId14"/>
+                    <a:stretch>
+                      <a:fillRect/>
+                    </a:stretch>
+                  </pic:blipFill>
+                  <pic:spPr>
+                    <a:xfrm>
+                      <a:off x="0" y="0"/>
+                      <a:ext cx="4382112" cy="1790950"/>
+                    </a:xfrm>
+                    <a:prstGeom prst="rect">
+                      <a:avLst/>
+                    </a:prstGeom>
+                  </pic:spPr>
+                </pic:pic>
+              </a:graphicData>
+            </a:graphic>
+          </wp:inline>
+        </w:drawing>
+      </w:r>
+    </w:p>
+    <w:p>
+      <w:pPr>
+        <w:rPr>
+          <w:rFonts w:ascii="Times New Roman" w:eastAsiaTheme="minorEastAsia" w:hAnsi="Times New Roman" w:cs="Times New Roman"/>
+          <w:sz w:val="24"/>
+        </w:rPr>
+      </w:pPr>
+    </w:p>
+    <w:p>
+      <w:pPr>
+        <w:rPr>
+          <w:rFonts w:ascii="Times New Roman" w:eastAsiaTheme="minorEastAsia" w:hAnsi="Times New Roman" w:cs="Times New Roman"/>
+          <w:sz w:val="24"/>
+        </w:rPr>
+      </w:pPr>
+    </w:p>
+    <w:p>
+      <w:pPr>
+        <w:rPr>
+          <w:rFonts w:ascii="Times New Roman" w:eastAsiaTheme="minorEastAsia" w:hAnsi="Times New Roman" w:cs="Times New Roman"/>
           <w:sz w:val="24"/>
         </w:rPr>
       </w:pPr>
@@ -2709,12 +3234,306 @@
       <w:pPr>
         <w:rPr>
           <w:rFonts w:ascii="Times New Roman" w:eastAsiaTheme="minorEastAsia" w:hAnsi="Times New Roman" w:cs="Times New Roman"/>
+          <w:i/>
+          <w:iCs/>
+          <w:sz w:val="24"/>
+        </w:rPr>
+      </w:pPr>
+      <w:r>
+        <w:rPr>
+          <w:rFonts w:ascii="Times New Roman" w:eastAsiaTheme="minorEastAsia" w:hAnsi="Times New Roman" w:cs="Times New Roman"/>
+          <w:i/>
+          <w:iCs/>
+          <w:sz w:val="24"/>
+        </w:rPr>
+        <w:t>Escribir, en una clase ParcialArboles, el método público con la siguiente firma:</w:t>
+      </w:r>
+    </w:p>
+    <w:p>
+      <w:pPr>
+        <w:rPr>
+          <w:rFonts w:ascii="Times New Roman" w:eastAsiaTheme="minorEastAsia" w:hAnsi="Times New Roman" w:cs="Times New Roman"/>
+          <w:sz w:val="24"/>
+        </w:rPr>
+      </w:pPr>
+    </w:p>
+    <w:p>
+      <w:pPr>
+        <w:rPr>
+          <w:rFonts w:ascii="Times New Roman" w:eastAsiaTheme="minorEastAsia" w:hAnsi="Times New Roman" w:cs="Times New Roman"/>
+          <w:sz w:val="24"/>
+        </w:rPr>
+      </w:pPr>
+      <w:r>
+        <w:rPr>
+          <w:rFonts w:ascii="Times New Roman" w:eastAsiaTheme="minorEastAsia" w:hAnsi="Times New Roman" w:cs="Times New Roman"/>
+          <w:i/>
+          <w:iCs/>
+          <w:sz w:val="24"/>
+        </w:rPr>
+        <w:t>public BinaryTree&lt;?&gt; sumAndDif(</w:t>
+      </w:r>
+      <w:r>
+        <w:rPr>
+          <w:rFonts w:ascii="Times New Roman" w:eastAsiaTheme="minorEastAsia" w:hAnsi="Times New Roman" w:cs="Times New Roman"/>
+          <w:i/>
+          <w:iCs/>
+          <w:sz w:val="24"/>
+        </w:rPr>
+        <w:t>BinaryTree&lt;</w:t>
+      </w:r>
+      <w:r>
+        <w:rPr>
+          <w:rFonts w:ascii="Times New Roman" w:eastAsiaTheme="minorEastAsia" w:hAnsi="Times New Roman" w:cs="Times New Roman"/>
+          <w:i/>
+          <w:iCs/>
+          <w:sz w:val="24"/>
+        </w:rPr>
+        <w:t>Integer</w:t>
+      </w:r>
+      <w:r>
+        <w:rPr>
+          <w:rFonts w:ascii="Times New Roman" w:eastAsiaTheme="minorEastAsia" w:hAnsi="Times New Roman" w:cs="Times New Roman"/>
+          <w:i/>
+          <w:iCs/>
+          <w:sz w:val="24"/>
+        </w:rPr>
+        <w:t>&gt;</w:t>
+      </w:r>
+      <w:r>
+        <w:rPr>
+          <w:rFonts w:ascii="Times New Roman" w:eastAsiaTheme="minorEastAsia" w:hAnsi="Times New Roman" w:cs="Times New Roman"/>
+          <w:i/>
+          <w:iCs/>
+          <w:sz w:val="24"/>
+        </w:rPr>
+        <w:t xml:space="preserve"> arbol).</w:t>
+      </w:r>
+    </w:p>
+    <w:p>
+      <w:pPr>
+        <w:rPr>
+          <w:rFonts w:ascii="Times New Roman" w:eastAsiaTheme="minorEastAsia" w:hAnsi="Times New Roman" w:cs="Times New Roman"/>
+          <w:sz w:val="24"/>
+        </w:rPr>
+      </w:pPr>
+    </w:p>
+    <w:p>
+      <w:pPr>
+        <w:rPr>
+          <w:rFonts w:ascii="Times New Roman" w:eastAsiaTheme="minorEastAsia" w:hAnsi="Times New Roman" w:cs="Times New Roman"/>
+          <w:sz w:val="24"/>
+        </w:rPr>
+      </w:pPr>
+      <w:r>
+        <w:rPr>
+          <w:rFonts w:ascii="Times New Roman" w:eastAsiaTheme="minorEastAsia" w:hAnsi="Times New Roman" w:cs="Times New Roman"/>
+          <w:i/>
+          <w:iCs/>
+          <w:sz w:val="24"/>
+        </w:rPr>
+        <w:t xml:space="preserve">El método recibe </w:t>
+      </w:r>
+      <w:r>
+        <w:rPr>
+          <w:rFonts w:ascii="Times New Roman" w:eastAsiaTheme="minorEastAsia" w:hAnsi="Times New Roman" w:cs="Times New Roman"/>
+          <w:i/>
+          <w:iCs/>
+          <w:sz w:val="24"/>
+        </w:rPr>
+        <w:t>un árbol binario de enteros y devuelve un nuevo árbol que contiene, en cada nodo, dos tipos de información:</w:t>
+      </w:r>
+    </w:p>
+    <w:p>
+      <w:pPr>
+        <w:rPr>
+          <w:rFonts w:ascii="Times New Roman" w:eastAsiaTheme="minorEastAsia" w:hAnsi="Times New Roman" w:cs="Times New Roman"/>
+          <w:sz w:val="24"/>
+        </w:rPr>
+      </w:pPr>
+    </w:p>
+    <w:p>
+      <w:pPr>
+        <w:pStyle w:val="Prrafodelista"/>
+        <w:numPr>
+          <w:ilvl w:val="0"/>
+          <w:numId w:val="7"/>
+        </w:numPr>
+        <w:rPr>
+          <w:rFonts w:ascii="Times New Roman" w:eastAsiaTheme="minorEastAsia" w:hAnsi="Times New Roman" w:cs="Times New Roman"/>
+          <w:sz w:val="24"/>
+        </w:rPr>
+      </w:pPr>
+      <w:r>
+        <w:rPr>
+          <w:rFonts w:ascii="Times New Roman" w:eastAsiaTheme="minorEastAsia" w:hAnsi="Times New Roman" w:cs="Times New Roman"/>
+          <w:i/>
+          <w:iCs/>
+          <w:sz w:val="24"/>
+        </w:rPr>
+        <w:t>La suma de los números a lo largo del camino desde la raíz hasta el nodo actual.</w:t>
+      </w:r>
+    </w:p>
+    <w:p>
+      <w:pPr>
+        <w:pStyle w:val="Prrafodelista"/>
+        <w:numPr>
+          <w:ilvl w:val="0"/>
+          <w:numId w:val="7"/>
+        </w:numPr>
+        <w:rPr>
+          <w:rFonts w:ascii="Times New Roman" w:eastAsiaTheme="minorEastAsia" w:hAnsi="Times New Roman" w:cs="Times New Roman"/>
+          <w:sz w:val="24"/>
+        </w:rPr>
+      </w:pPr>
+      <w:r>
+        <w:rPr>
+          <w:rFonts w:ascii="Times New Roman" w:eastAsiaTheme="minorEastAsia" w:hAnsi="Times New Roman" w:cs="Times New Roman"/>
+          <w:i/>
+          <w:iCs/>
+          <w:sz w:val="24"/>
+        </w:rPr>
+        <w:t>La diferencia entre el número almacenado en el nodo original y el número almacenado en el nodo padre.</w:t>
+      </w:r>
+    </w:p>
+    <w:p>
+      <w:pPr>
+        <w:rPr>
+          <w:rFonts w:ascii="Times New Roman" w:eastAsiaTheme="minorEastAsia" w:hAnsi="Times New Roman" w:cs="Times New Roman"/>
+          <w:sz w:val="24"/>
+        </w:rPr>
+      </w:pPr>
+    </w:p>
+    <w:p>
+      <w:pPr>
+        <w:rPr>
+          <w:rFonts w:ascii="Times New Roman" w:eastAsiaTheme="minorEastAsia" w:hAnsi="Times New Roman" w:cs="Times New Roman"/>
+          <w:i/>
+          <w:iCs/>
+          <w:sz w:val="24"/>
+        </w:rPr>
+      </w:pPr>
+      <w:r>
+        <w:rPr>
+          <w:rFonts w:ascii="Times New Roman" w:eastAsiaTheme="minorEastAsia" w:hAnsi="Times New Roman" w:cs="Times New Roman"/>
+          <w:i/>
+          <w:iCs/>
+          <w:sz w:val="24"/>
+        </w:rPr>
+        <w:t>Ejemplo:</w:t>
+      </w:r>
+    </w:p>
+    <w:p>
+      <w:pPr>
+        <w:rPr>
+          <w:rFonts w:ascii="Times New Roman" w:eastAsiaTheme="minorEastAsia" w:hAnsi="Times New Roman" w:cs="Times New Roman"/>
+          <w:sz w:val="24"/>
+        </w:rPr>
+      </w:pPr>
+    </w:p>
+    <w:p>
+      <w:pPr>
+        <w:jc w:val="center"/>
+        <w:rPr>
+          <w:rFonts w:ascii="Times New Roman" w:eastAsiaTheme="minorEastAsia" w:hAnsi="Times New Roman" w:cs="Times New Roman"/>
+          <w:sz w:val="24"/>
+        </w:rPr>
+      </w:pPr>
+      <w:r>
+        <w:rPr>
+          <w:rFonts w:ascii="Times New Roman" w:eastAsiaTheme="minorEastAsia" w:hAnsi="Times New Roman" w:cs="Times New Roman"/>
+          <w:sz w:val="24"/>
+        </w:rPr>
+        <w:drawing>
+          <wp:inline distT="0" distB="0" distL="0" distR="0" wp14:anchorId="35F9975C" wp14:editId="2A25EE37">
+            <wp:extent cx="5400040" cy="2633980"/>
+            <wp:effectExtent l="0" t="0" r="0" b="0"/>
+            <wp:docPr id="1886369180" name="Imagen 1"/>
+            <wp:cNvGraphicFramePr>
+              <a:graphicFrameLocks xmlns:a="http://schemas.openxmlformats.org/drawingml/2006/main" noChangeAspect="1"/>
+            </wp:cNvGraphicFramePr>
+            <a:graphic xmlns:a="http://schemas.openxmlformats.org/drawingml/2006/main">
+              <a:graphicData uri="http://schemas.openxmlformats.org/drawingml/2006/picture">
+                <pic:pic xmlns:pic="http://schemas.openxmlformats.org/drawingml/2006/picture">
+                  <pic:nvPicPr>
+                    <pic:cNvPr id="1886369180" name=""/>
+                    <pic:cNvPicPr/>
+                  </pic:nvPicPr>
+                  <pic:blipFill>
+                    <a:blip r:embed="rId15"/>
+                    <a:stretch>
+                      <a:fillRect/>
+                    </a:stretch>
+                  </pic:blipFill>
+                  <pic:spPr>
+                    <a:xfrm>
+                      <a:off x="0" y="0"/>
+                      <a:ext cx="5400040" cy="2633980"/>
+                    </a:xfrm>
+                    <a:prstGeom prst="rect">
+                      <a:avLst/>
+                    </a:prstGeom>
+                  </pic:spPr>
+                </pic:pic>
+              </a:graphicData>
+            </a:graphic>
+          </wp:inline>
+        </w:drawing>
+      </w:r>
+    </w:p>
+    <w:p>
+      <w:pPr>
+        <w:rPr>
+          <w:rFonts w:ascii="Times New Roman" w:eastAsiaTheme="minorEastAsia" w:hAnsi="Times New Roman" w:cs="Times New Roman"/>
+          <w:sz w:val="24"/>
+        </w:rPr>
+      </w:pPr>
+    </w:p>
+    <w:p>
+      <w:pPr>
+        <w:rPr>
+          <w:rFonts w:ascii="Times New Roman" w:eastAsiaTheme="minorEastAsia" w:hAnsi="Times New Roman" w:cs="Times New Roman"/>
+          <w:i/>
+          <w:iCs/>
+          <w:sz w:val="24"/>
+        </w:rPr>
+      </w:pPr>
+      <w:r>
+        <w:rPr>
+          <w:rFonts w:ascii="Times New Roman" w:eastAsiaTheme="minorEastAsia" w:hAnsi="Times New Roman" w:cs="Times New Roman"/>
+          <w:i/>
+          <w:iCs/>
+          <w:sz w:val="24"/>
+        </w:rPr>
+        <w:t>Nota: En el nodo raíz, considerar que el valor del nodo padre es 0.</w:t>
+      </w:r>
+    </w:p>
+    <w:p>
+      <w:pPr>
+        <w:rPr>
+          <w:rFonts w:ascii="Times New Roman" w:eastAsiaTheme="minorEastAsia" w:hAnsi="Times New Roman" w:cs="Times New Roman"/>
+          <w:sz w:val="24"/>
+        </w:rPr>
+      </w:pPr>
+    </w:p>
+    <w:p>
+      <w:pPr>
+        <w:rPr>
+          <w:rFonts w:ascii="Times New Roman" w:eastAsiaTheme="minorEastAsia" w:hAnsi="Times New Roman" w:cs="Times New Roman"/>
+          <w:sz w:val="24"/>
+        </w:rPr>
+      </w:pPr>
+    </w:p>
+    <w:p>
+      <w:pPr>
+        <w:rPr>
+          <w:rFonts w:ascii="Times New Roman" w:eastAsiaTheme="minorEastAsia" w:hAnsi="Times New Roman" w:cs="Times New Roman"/>
           <w:sz w:val="24"/>
         </w:rPr>
       </w:pPr>
     </w:p>
     <w:sectPr>
-      <w:headerReference w:type="default" r:id="rId12"/>
+      <w:headerReference w:type="default" r:id="rId16"/>
       <w:pgSz w:w="11906" w:h="16838"/>
       <w:pgMar w:top="1417" w:right="1701" w:bottom="1417" w:left="1701" w:header="708" w:footer="708" w:gutter="0"/>
       <w:cols w:space="708"/>
@@ -2932,6 +3751,119 @@
 <file path=word/numbering.xml><?xml version="1.0" encoding="utf-8"?>
 <w:numbering xmlns:wpc="http://schemas.microsoft.com/office/word/2010/wordprocessingCanvas" xmlns:cx="http://schemas.microsoft.com/office/drawing/2014/chartex" xmlns:cx1="http://schemas.microsoft.com/office/drawing/2015/9/8/chartex" xmlns:cx2="http://schemas.microsoft.com/office/drawing/2015/10/21/chartex" xmlns:cx3="http://schemas.microsoft.com/office/drawing/2016/5/9/chartex" xmlns:cx4="http://schemas.microsoft.com/office/drawing/2016/5/10/chartex" xmlns:cx5="http://schemas.microsoft.com/office/drawing/2016/5/11/chartex" xmlns:cx6="http://schemas.microsoft.com/office/drawing/2016/5/12/chartex" xmlns:cx7="http://schemas.microsoft.com/office/drawing/2016/5/13/chartex" xmlns:cx8="http://schemas.microsoft.com/office/drawing/2016/5/14/chartex" xmlns:mc="http://schemas.openxmlformats.org/markup-compatibility/2006" xmlns:aink="http://schemas.microsoft.com/office/drawing/2016/ink" xmlns:am3d="http://schemas.microsoft.com/office/drawing/2017/model3d" xmlns:o="urn:schemas-microsoft-com:office:office" xmlns:oel="http://schemas.microsoft.com/office/2019/extlst" xmlns:r="http://schemas.openxmlformats.org/officeDocument/2006/relationships" xmlns:m="http://schemas.openxmlformats.org/officeDocument/2006/math" xmlns:v="urn:schemas-microsoft-com:vml" xmlns:wp14="http://schemas.microsoft.com/office/word/2010/wordprocessingDrawing" xmlns:wp="http://schemas.openxmlformats.org/drawingml/2006/wordprocessingDrawing" xmlns:w10="urn:schemas-microsoft-com:office:word" xmlns:w="http://schemas.openxmlformats.org/wordprocessingml/2006/main" xmlns:w14="http://schemas.microsoft.com/office/word/2010/wordml" xmlns:w15="http://schemas.microsoft.com/office/word/2012/wordml" xmlns:w16cex="http://schemas.microsoft.com/office/word/2018/wordml/cex" xmlns:w16cid="http://schemas.microsoft.com/office/word/2016/wordml/cid" xmlns:w16="http://schemas.microsoft.com/office/word/2018/wordml" xmlns:w16du="http://schemas.microsoft.com/office/word/2023/wordml/word16du" xmlns:w16sdtdh="http://schemas.microsoft.com/office/word/2020/wordml/sdtdatahash" xmlns:w16sdtfl="http://schemas.microsoft.com/office/word/2024/wordml/sdtformatlock" xmlns:w16se="http://schemas.microsoft.com/office/word/2015/wordml/symex" xmlns:wpg="http://schemas.microsoft.com/office/word/2010/wordprocessingGroup" xmlns:wpi="http://schemas.microsoft.com/office/word/2010/wordprocessingInk" xmlns:wne="http://schemas.microsoft.com/office/word/2006/wordml" xmlns:wps="http://schemas.microsoft.com/office/word/2010/wordprocessingShape" mc:Ignorable="w14 w15 w16se w16cid w16 w16cex w16sdtdh w16sdtfl w16du wp14">
   <w:abstractNum w:abstractNumId="0" w15:restartNumberingAfterBreak="0">
+    <w:nsid w:val="13376B8E"/>
+    <w:multiLevelType w:val="hybridMultilevel"/>
+    <w:tmpl w:val="D3F64152"/>
+    <w:lvl w:ilvl="0" w:tplc="080A0001">
+      <w:start w:val="1"/>
+      <w:numFmt w:val="bullet"/>
+      <w:lvlText w:val=""/>
+      <w:lvlJc w:val="left"/>
+      <w:pPr>
+        <w:ind w:left="720" w:hanging="360"/>
+      </w:pPr>
+      <w:rPr>
+        <w:rFonts w:ascii="Symbol" w:hAnsi="Symbol" w:hint="default"/>
+      </w:rPr>
+    </w:lvl>
+    <w:lvl w:ilvl="1" w:tplc="080A0003" w:tentative="1">
+      <w:start w:val="1"/>
+      <w:numFmt w:val="bullet"/>
+      <w:lvlText w:val="o"/>
+      <w:lvlJc w:val="left"/>
+      <w:pPr>
+        <w:ind w:left="1440" w:hanging="360"/>
+      </w:pPr>
+      <w:rPr>
+        <w:rFonts w:ascii="Courier New" w:hAnsi="Courier New" w:cs="Courier New" w:hint="default"/>
+      </w:rPr>
+    </w:lvl>
+    <w:lvl w:ilvl="2" w:tplc="080A0005" w:tentative="1">
+      <w:start w:val="1"/>
+      <w:numFmt w:val="bullet"/>
+      <w:lvlText w:val=""/>
+      <w:lvlJc w:val="left"/>
+      <w:pPr>
+        <w:ind w:left="2160" w:hanging="360"/>
+      </w:pPr>
+      <w:rPr>
+        <w:rFonts w:ascii="Wingdings" w:hAnsi="Wingdings" w:hint="default"/>
+      </w:rPr>
+    </w:lvl>
+    <w:lvl w:ilvl="3" w:tplc="080A0001" w:tentative="1">
+      <w:start w:val="1"/>
+      <w:numFmt w:val="bullet"/>
+      <w:lvlText w:val=""/>
+      <w:lvlJc w:val="left"/>
+      <w:pPr>
+        <w:ind w:left="2880" w:hanging="360"/>
+      </w:pPr>
+      <w:rPr>
+        <w:rFonts w:ascii="Symbol" w:hAnsi="Symbol" w:hint="default"/>
+      </w:rPr>
+    </w:lvl>
+    <w:lvl w:ilvl="4" w:tplc="080A0003" w:tentative="1">
+      <w:start w:val="1"/>
+      <w:numFmt w:val="bullet"/>
+      <w:lvlText w:val="o"/>
+      <w:lvlJc w:val="left"/>
+      <w:pPr>
+        <w:ind w:left="3600" w:hanging="360"/>
+      </w:pPr>
+      <w:rPr>
+        <w:rFonts w:ascii="Courier New" w:hAnsi="Courier New" w:cs="Courier New" w:hint="default"/>
+      </w:rPr>
+    </w:lvl>
+    <w:lvl w:ilvl="5" w:tplc="080A0005" w:tentative="1">
+      <w:start w:val="1"/>
+      <w:numFmt w:val="bullet"/>
+      <w:lvlText w:val=""/>
+      <w:lvlJc w:val="left"/>
+      <w:pPr>
+        <w:ind w:left="4320" w:hanging="360"/>
+      </w:pPr>
+      <w:rPr>
+        <w:rFonts w:ascii="Wingdings" w:hAnsi="Wingdings" w:hint="default"/>
+      </w:rPr>
+    </w:lvl>
+    <w:lvl w:ilvl="6" w:tplc="080A0001" w:tentative="1">
+      <w:start w:val="1"/>
+      <w:numFmt w:val="bullet"/>
+      <w:lvlText w:val=""/>
+      <w:lvlJc w:val="left"/>
+      <w:pPr>
+        <w:ind w:left="5040" w:hanging="360"/>
+      </w:pPr>
+      <w:rPr>
+        <w:rFonts w:ascii="Symbol" w:hAnsi="Symbol" w:hint="default"/>
+      </w:rPr>
+    </w:lvl>
+    <w:lvl w:ilvl="7" w:tplc="080A0003" w:tentative="1">
+      <w:start w:val="1"/>
+      <w:numFmt w:val="bullet"/>
+      <w:lvlText w:val="o"/>
+      <w:lvlJc w:val="left"/>
+      <w:pPr>
+        <w:ind w:left="5760" w:hanging="360"/>
+      </w:pPr>
+      <w:rPr>
+        <w:rFonts w:ascii="Courier New" w:hAnsi="Courier New" w:cs="Courier New" w:hint="default"/>
+      </w:rPr>
+    </w:lvl>
+    <w:lvl w:ilvl="8" w:tplc="080A0005" w:tentative="1">
+      <w:start w:val="1"/>
+      <w:numFmt w:val="bullet"/>
+      <w:lvlText w:val=""/>
+      <w:lvlJc w:val="left"/>
+      <w:pPr>
+        <w:ind w:left="6480" w:hanging="360"/>
+      </w:pPr>
+      <w:rPr>
+        <w:rFonts w:ascii="Wingdings" w:hAnsi="Wingdings" w:hint="default"/>
+      </w:rPr>
+    </w:lvl>
+  </w:abstractNum>
+  <w:abstractNum w:abstractNumId="1" w15:restartNumberingAfterBreak="0">
     <w:nsid w:val="20F46957"/>
     <w:multiLevelType w:val="hybridMultilevel"/>
     <w:tmpl w:val="BC9E998E"/>
@@ -3044,7 +3976,7 @@
       </w:rPr>
     </w:lvl>
   </w:abstractNum>
-  <w:abstractNum w:abstractNumId="1" w15:restartNumberingAfterBreak="0">
+  <w:abstractNum w:abstractNumId="2" w15:restartNumberingAfterBreak="0">
     <w:nsid w:val="27FB094B"/>
     <w:multiLevelType w:val="hybridMultilevel"/>
     <w:tmpl w:val="6EAC57C4"/>
@@ -3157,7 +4089,7 @@
       </w:rPr>
     </w:lvl>
   </w:abstractNum>
-  <w:abstractNum w:abstractNumId="2" w15:restartNumberingAfterBreak="0">
+  <w:abstractNum w:abstractNumId="3" w15:restartNumberingAfterBreak="0">
     <w:nsid w:val="2E180B42"/>
     <w:multiLevelType w:val="hybridMultilevel"/>
     <w:tmpl w:val="4F06155E"/>
@@ -3270,7 +4202,7 @@
       </w:rPr>
     </w:lvl>
   </w:abstractNum>
-  <w:abstractNum w:abstractNumId="3" w15:restartNumberingAfterBreak="0">
+  <w:abstractNum w:abstractNumId="4" w15:restartNumberingAfterBreak="0">
     <w:nsid w:val="427013A1"/>
     <w:multiLevelType w:val="hybridMultilevel"/>
     <w:tmpl w:val="96E20A5A"/>
@@ -3383,7 +4315,7 @@
       </w:rPr>
     </w:lvl>
   </w:abstractNum>
-  <w:abstractNum w:abstractNumId="4" w15:restartNumberingAfterBreak="0">
+  <w:abstractNum w:abstractNumId="5" w15:restartNumberingAfterBreak="0">
     <w:nsid w:val="436D6731"/>
     <w:multiLevelType w:val="hybridMultilevel"/>
     <w:tmpl w:val="3F563EAA"/>
@@ -3469,7 +4401,7 @@
       </w:pPr>
     </w:lvl>
   </w:abstractNum>
-  <w:abstractNum w:abstractNumId="5" w15:restartNumberingAfterBreak="0">
+  <w:abstractNum w:abstractNumId="6" w15:restartNumberingAfterBreak="0">
     <w:nsid w:val="480D5D3E"/>
     <w:multiLevelType w:val="hybridMultilevel"/>
     <w:tmpl w:val="D2F6E42A"/>
@@ -3583,22 +4515,25 @@
     </w:lvl>
   </w:abstractNum>
   <w:num w:numId="1" w16cid:durableId="2046521231">
+    <w:abstractNumId w:val="5"/>
+  </w:num>
+  <w:num w:numId="2" w16cid:durableId="1033728626">
+    <w:abstractNumId w:val="1"/>
+  </w:num>
+  <w:num w:numId="3" w16cid:durableId="1385451422">
+    <w:abstractNumId w:val="2"/>
+  </w:num>
+  <w:num w:numId="4" w16cid:durableId="1449085590">
+    <w:abstractNumId w:val="3"/>
+  </w:num>
+  <w:num w:numId="5" w16cid:durableId="899172191">
     <w:abstractNumId w:val="4"/>
   </w:num>
-  <w:num w:numId="2" w16cid:durableId="1033728626">
+  <w:num w:numId="6" w16cid:durableId="467361886">
+    <w:abstractNumId w:val="6"/>
+  </w:num>
+  <w:num w:numId="7" w16cid:durableId="1301575538">
     <w:abstractNumId w:val="0"/>
-  </w:num>
-  <w:num w:numId="3" w16cid:durableId="1385451422">
-    <w:abstractNumId w:val="1"/>
-  </w:num>
-  <w:num w:numId="4" w16cid:durableId="1449085590">
-    <w:abstractNumId w:val="2"/>
-  </w:num>
-  <w:num w:numId="5" w16cid:durableId="899172191">
-    <w:abstractNumId w:val="3"/>
-  </w:num>
-  <w:num w:numId="6" w16cid:durableId="467361886">
-    <w:abstractNumId w:val="5"/>
   </w:num>
 </w:numbering>
 </file>
